--- a/KURIC_SRS_v1.docx
+++ b/KURIC_SRS_v1.docx
@@ -115,12 +115,21 @@
         <w:spacing w:after="30"/>
         <w:jc w:val="center"/>
       </w:pPr>
+      <w:proofErr w:type="spellStart"/>
       <w:r>
         <w:rPr>
           <w:sz w:val="22"/>
           <w:szCs w:val="22"/>
         </w:rPr>
-        <w:t>Hadidur Rahman Jion — Student ID: 220215</w:t>
+        <w:t>Hadidur</w:t>
+      </w:r>
+      <w:proofErr w:type="spellEnd"/>
+      <w:r>
+        <w:rPr>
+          <w:sz w:val="22"/>
+          <w:szCs w:val="22"/>
+        </w:rPr>
+        <w:t xml:space="preserve"> Rahman Jion — Student ID: 220215</w:t>
       </w:r>
     </w:p>
     <w:p>
@@ -286,12 +295,6 @@
         <w:gridCol w:w="4150"/>
       </w:tblGrid>
       <w:tr>
-        <w:tblPrEx>
-          <w:tblCellMar>
-            <w:top w:w="0" w:type="dxa"/>
-            <w:bottom w:w="0" w:type="dxa"/>
-          </w:tblCellMar>
-        </w:tblPrEx>
         <w:trPr>
           <w:tblHeader/>
         </w:trPr>
@@ -372,12 +375,6 @@
         </w:tc>
       </w:tr>
       <w:tr>
-        <w:tblPrEx>
-          <w:tblCellMar>
-            <w:top w:w="0" w:type="dxa"/>
-            <w:bottom w:w="0" w:type="dxa"/>
-          </w:tblCellMar>
-        </w:tblPrEx>
         <w:tc>
           <w:tcPr>
             <w:tcW w:w="3200" w:type="dxa"/>
@@ -390,41 +387,29 @@
             <w:vAlign w:val="center"/>
           </w:tcPr>
           <w:p>
+            <w:proofErr w:type="spellStart"/>
             <w:r>
               <w:rPr>
                 <w:color w:val="000000"/>
                 <w:sz w:val="20"/>
                 <w:szCs w:val="20"/>
               </w:rPr>
-              <w:t>Hadidur Rahman Jion</w:t>
-            </w:r>
-          </w:p>
-        </w:tc>
-        <w:tc>
-          <w:tcPr>
-            <w:tcW w:w="2000" w:type="dxa"/>
-            <w:tcMar>
-              <w:top w:w="60" w:type="dxa"/>
-              <w:left w:w="100" w:type="dxa"/>
-              <w:bottom w:w="60" w:type="dxa"/>
-              <w:right w:w="100" w:type="dxa"/>
-            </w:tcMar>
-            <w:vAlign w:val="center"/>
-          </w:tcPr>
-          <w:p>
+              <w:t>Hadidur</w:t>
+            </w:r>
+            <w:proofErr w:type="spellEnd"/>
             <w:r>
               <w:rPr>
                 <w:color w:val="000000"/>
                 <w:sz w:val="20"/>
                 <w:szCs w:val="20"/>
               </w:rPr>
-              <w:t>220215</w:t>
-            </w:r>
-          </w:p>
-        </w:tc>
-        <w:tc>
-          <w:tcPr>
-            <w:tcW w:w="4150" w:type="dxa"/>
+              <w:t xml:space="preserve"> Rahman Jion</w:t>
+            </w:r>
+          </w:p>
+        </w:tc>
+        <w:tc>
+          <w:tcPr>
+            <w:tcW w:w="2000" w:type="dxa"/>
             <w:tcMar>
               <w:top w:w="60" w:type="dxa"/>
               <w:left w:w="100" w:type="dxa"/>
@@ -440,18 +425,34 @@
                 <w:sz w:val="20"/>
                 <w:szCs w:val="20"/>
               </w:rPr>
+              <w:t>220215</w:t>
+            </w:r>
+          </w:p>
+        </w:tc>
+        <w:tc>
+          <w:tcPr>
+            <w:tcW w:w="4150" w:type="dxa"/>
+            <w:tcMar>
+              <w:top w:w="60" w:type="dxa"/>
+              <w:left w:w="100" w:type="dxa"/>
+              <w:bottom w:w="60" w:type="dxa"/>
+              <w:right w:w="100" w:type="dxa"/>
+            </w:tcMar>
+            <w:vAlign w:val="center"/>
+          </w:tcPr>
+          <w:p>
+            <w:r>
+              <w:rPr>
+                <w:color w:val="000000"/>
+                <w:sz w:val="20"/>
+                <w:szCs w:val="20"/>
+              </w:rPr>
               <w:t>Full-stack development, backend &amp; database design</w:t>
             </w:r>
           </w:p>
         </w:tc>
       </w:tr>
       <w:tr>
-        <w:tblPrEx>
-          <w:tblCellMar>
-            <w:top w:w="0" w:type="dxa"/>
-            <w:bottom w:w="0" w:type="dxa"/>
-          </w:tblCellMar>
-        </w:tblPrEx>
         <w:tc>
           <w:tcPr>
             <w:tcW w:w="3200" w:type="dxa"/>
@@ -573,12 +574,6 @@
         <w:gridCol w:w="4550"/>
       </w:tblGrid>
       <w:tr>
-        <w:tblPrEx>
-          <w:tblCellMar>
-            <w:top w:w="0" w:type="dxa"/>
-            <w:bottom w:w="0" w:type="dxa"/>
-          </w:tblCellMar>
-        </w:tblPrEx>
         <w:trPr>
           <w:tblHeader/>
         </w:trPr>
@@ -659,12 +654,6 @@
         </w:tc>
       </w:tr>
       <w:tr>
-        <w:tblPrEx>
-          <w:tblCellMar>
-            <w:top w:w="0" w:type="dxa"/>
-            <w:bottom w:w="0" w:type="dxa"/>
-          </w:tblCellMar>
-        </w:tblPrEx>
         <w:tc>
           <w:tcPr>
             <w:tcW w:w="2700" w:type="dxa"/>
@@ -733,12 +722,6 @@
         </w:tc>
       </w:tr>
       <w:tr>
-        <w:tblPrEx>
-          <w:tblCellMar>
-            <w:top w:w="0" w:type="dxa"/>
-            <w:bottom w:w="0" w:type="dxa"/>
-          </w:tblCellMar>
-        </w:tblPrEx>
         <w:tc>
           <w:tcPr>
             <w:tcW w:w="2700" w:type="dxa"/>
@@ -807,12 +790,6 @@
         </w:tc>
       </w:tr>
       <w:tr>
-        <w:tblPrEx>
-          <w:tblCellMar>
-            <w:top w:w="0" w:type="dxa"/>
-            <w:bottom w:w="0" w:type="dxa"/>
-          </w:tblCellMar>
-        </w:tblPrEx>
         <w:tc>
           <w:tcPr>
             <w:tcW w:w="2700" w:type="dxa"/>
@@ -881,12 +858,6 @@
         </w:tc>
       </w:tr>
       <w:tr>
-        <w:tblPrEx>
-          <w:tblCellMar>
-            <w:top w:w="0" w:type="dxa"/>
-            <w:bottom w:w="0" w:type="dxa"/>
-          </w:tblCellMar>
-        </w:tblPrEx>
         <w:tc>
           <w:tcPr>
             <w:tcW w:w="2700" w:type="dxa"/>
@@ -965,36 +936,53 @@
     </w:p>
     <w:p>
       <w:pPr>
+        <w:spacing w:after="140"/>
+      </w:pPr>
+      <w:r>
+        <w:t xml:space="preserve">This table breaks down each functional requirement (FR) from the SRS into its individual sub-functionalities, with a Priority level (High / Medium / Low) assigned to each. </w:t>
+      </w:r>
+      <w:proofErr w:type="gramStart"/>
+      <w:r>
+        <w:t>High priority</w:t>
+      </w:r>
+      <w:proofErr w:type="gramEnd"/>
+      <w:r>
+        <w:t xml:space="preserve"> items form the Minimum Viable Product (MVP) that must be completed within the 6-week timeline; Medium and </w:t>
+      </w:r>
+      <w:proofErr w:type="gramStart"/>
+      <w:r>
+        <w:t>Low priority</w:t>
+      </w:r>
+      <w:proofErr w:type="gramEnd"/>
+      <w:r>
+        <w:t xml:space="preserve"> items can be treated as enhancements if time permits.</w:t>
+      </w:r>
+    </w:p>
+    <w:p>
+      <w:pPr>
+        <w:spacing w:after="140"/>
+      </w:pPr>
+      <w:r>
+        <w:rPr>
+          <w:i/>
+          <w:iCs/>
+          <w:sz w:val="20"/>
+          <w:szCs w:val="20"/>
+        </w:rPr>
+        <w:t>Four Agentic AI-powered features have been added to this version, integrated directly into the roles they support: an AI virtual assistant/chatbot for the public site (FR-02.3), an AI proposal summarizer for reviewers (FR-08.3), an AI reviewer-matching agent for officers (FR-11.3), and an AI automated report generator for officers (FR-12.4). These are marked “AI-powered (agentic)” in their description.</w:t>
+      </w:r>
+    </w:p>
+    <w:p>
+      <w:pPr>
         <w:pStyle w:val="Heading2"/>
       </w:pPr>
-      <w:r>
-        <w:t>3.1 Public Website (Visitor)</w:t>
-      </w:r>
-    </w:p>
-    <w:p>
-      <w:pPr>
-        <w:pStyle w:val="ListParagraph"/>
-        <w:numPr>
-          <w:ilvl w:val="0"/>
-          <w:numId w:val="1"/>
-        </w:numPr>
-        <w:spacing w:after="60"/>
-      </w:pPr>
-      <w:r>
-        <w:t>FR-01: Display Home, About, Research Areas, Publications, Events/News, and Contact pages.</w:t>
-      </w:r>
-    </w:p>
-    <w:p>
-      <w:pPr>
-        <w:pStyle w:val="ListParagraph"/>
-        <w:numPr>
-          <w:ilvl w:val="0"/>
-          <w:numId w:val="1"/>
-        </w:numPr>
-        <w:spacing w:after="60"/>
-      </w:pPr>
-      <w:r>
-        <w:t>FR-02: Provide a search feature across research and publication content.</w:t>
+      <w:proofErr w:type="gramStart"/>
+      <w:r>
+        <w:t>3.1  Public</w:t>
+      </w:r>
+      <w:proofErr w:type="gramEnd"/>
+      <w:r>
+        <w:t xml:space="preserve"> Website (Visitor — No Login Required)</w:t>
       </w:r>
     </w:p>
     <w:p>
@@ -1002,193 +990,7595 @@
         <w:pStyle w:val="Heading2"/>
       </w:pPr>
       <w:r>
-        <w:t>3.2 Researcher Portal</w:t>
-      </w:r>
-    </w:p>
-    <w:p>
-      <w:pPr>
-        <w:pStyle w:val="ListParagraph"/>
-        <w:numPr>
-          <w:ilvl w:val="0"/>
-          <w:numId w:val="1"/>
-        </w:numPr>
-        <w:spacing w:after="60"/>
-      </w:pPr>
-      <w:r>
-        <w:t>FR-03: Allow researchers to register/login securely.</w:t>
-      </w:r>
-    </w:p>
-    <w:p>
-      <w:pPr>
-        <w:pStyle w:val="ListParagraph"/>
-        <w:numPr>
-          <w:ilvl w:val="0"/>
-          <w:numId w:val="1"/>
-        </w:numPr>
-        <w:spacing w:after="60"/>
-      </w:pPr>
-      <w:r>
-        <w:t>FR-04: Provide a proposal submission form (title, abstract, budget, co-researchers, file attachment).</w:t>
-      </w:r>
-    </w:p>
-    <w:p>
-      <w:pPr>
-        <w:pStyle w:val="ListParagraph"/>
-        <w:numPr>
-          <w:ilvl w:val="0"/>
-          <w:numId w:val="1"/>
-        </w:numPr>
-        <w:spacing w:after="60"/>
-      </w:pPr>
-      <w:r>
-        <w:t>FR-05: Allow researchers to track proposal status (Pending / Under Review / Accepted / Revision Needed / Rejected).</w:t>
-      </w:r>
-    </w:p>
-    <w:p>
-      <w:pPr>
-        <w:pStyle w:val="ListParagraph"/>
-        <w:numPr>
-          <w:ilvl w:val="0"/>
-          <w:numId w:val="1"/>
-        </w:numPr>
-        <w:spacing w:after="60"/>
-      </w:pPr>
-      <w:r>
-        <w:t>FR-06: Allow researchers to view reviewer comments and resubmit revised proposals.</w:t>
-      </w:r>
-    </w:p>
-    <w:p>
-      <w:pPr>
-        <w:pStyle w:val="ListParagraph"/>
-        <w:numPr>
-          <w:ilvl w:val="0"/>
-          <w:numId w:val="1"/>
-        </w:numPr>
-        <w:spacing w:after="60"/>
-      </w:pPr>
-      <w:r>
-        <w:t>FR-07: Allow researchers to appeal a rejected proposal.</w:t>
-      </w:r>
-    </w:p>
+        <w:t>FR-01: Core Informational Pages</w:t>
+      </w:r>
+    </w:p>
+    <w:tbl>
+      <w:tblPr>
+        <w:tblW w:w="9350" w:type="dxa"/>
+        <w:tblBorders>
+          <w:top w:val="single" w:sz="4" w:space="0" w:color="auto"/>
+          <w:left w:val="single" w:sz="4" w:space="0" w:color="auto"/>
+          <w:bottom w:val="single" w:sz="4" w:space="0" w:color="auto"/>
+          <w:right w:val="single" w:sz="4" w:space="0" w:color="auto"/>
+          <w:insideH w:val="single" w:sz="4" w:space="0" w:color="auto"/>
+          <w:insideV w:val="single" w:sz="4" w:space="0" w:color="auto"/>
+        </w:tblBorders>
+        <w:tblCellMar>
+          <w:left w:w="10" w:type="dxa"/>
+          <w:right w:w="10" w:type="dxa"/>
+        </w:tblCellMar>
+        <w:tblLook w:val="04A0" w:firstRow="1" w:lastRow="0" w:firstColumn="1" w:lastColumn="0" w:noHBand="0" w:noVBand="1"/>
+      </w:tblPr>
+      <w:tblGrid>
+        <w:gridCol w:w="900"/>
+        <w:gridCol w:w="2000"/>
+        <w:gridCol w:w="4750"/>
+        <w:gridCol w:w="1700"/>
+      </w:tblGrid>
+      <w:tr>
+        <w:trPr>
+          <w:tblHeader/>
+        </w:trPr>
+        <w:tc>
+          <w:tcPr>
+            <w:tcW w:w="900" w:type="dxa"/>
+            <w:shd w:val="clear" w:color="auto" w:fill="1F3864"/>
+            <w:tcMar>
+              <w:top w:w="70" w:type="dxa"/>
+              <w:left w:w="100" w:type="dxa"/>
+              <w:bottom w:w="70" w:type="dxa"/>
+              <w:right w:w="100" w:type="dxa"/>
+            </w:tcMar>
+            <w:vAlign w:val="center"/>
+          </w:tcPr>
+          <w:p>
+            <w:r>
+              <w:rPr>
+                <w:b/>
+                <w:bCs/>
+                <w:color w:val="FFFFFF"/>
+                <w:sz w:val="19"/>
+                <w:szCs w:val="19"/>
+              </w:rPr>
+              <w:t>ID</w:t>
+            </w:r>
+          </w:p>
+        </w:tc>
+        <w:tc>
+          <w:tcPr>
+            <w:tcW w:w="2000" w:type="dxa"/>
+            <w:shd w:val="clear" w:color="auto" w:fill="1F3864"/>
+            <w:tcMar>
+              <w:top w:w="70" w:type="dxa"/>
+              <w:left w:w="100" w:type="dxa"/>
+              <w:bottom w:w="70" w:type="dxa"/>
+              <w:right w:w="100" w:type="dxa"/>
+            </w:tcMar>
+            <w:vAlign w:val="center"/>
+          </w:tcPr>
+          <w:p>
+            <w:r>
+              <w:rPr>
+                <w:b/>
+                <w:bCs/>
+                <w:color w:val="FFFFFF"/>
+                <w:sz w:val="19"/>
+                <w:szCs w:val="19"/>
+              </w:rPr>
+              <w:t>Requirement</w:t>
+            </w:r>
+          </w:p>
+        </w:tc>
+        <w:tc>
+          <w:tcPr>
+            <w:tcW w:w="4750" w:type="dxa"/>
+            <w:shd w:val="clear" w:color="auto" w:fill="1F3864"/>
+            <w:tcMar>
+              <w:top w:w="70" w:type="dxa"/>
+              <w:left w:w="100" w:type="dxa"/>
+              <w:bottom w:w="70" w:type="dxa"/>
+              <w:right w:w="100" w:type="dxa"/>
+            </w:tcMar>
+            <w:vAlign w:val="center"/>
+          </w:tcPr>
+          <w:p>
+            <w:r>
+              <w:rPr>
+                <w:b/>
+                <w:bCs/>
+                <w:color w:val="FFFFFF"/>
+                <w:sz w:val="19"/>
+                <w:szCs w:val="19"/>
+              </w:rPr>
+              <w:t>Description / Sub-functionality</w:t>
+            </w:r>
+          </w:p>
+        </w:tc>
+        <w:tc>
+          <w:tcPr>
+            <w:tcW w:w="1700" w:type="dxa"/>
+            <w:shd w:val="clear" w:color="auto" w:fill="1F3864"/>
+            <w:tcMar>
+              <w:top w:w="70" w:type="dxa"/>
+              <w:left w:w="100" w:type="dxa"/>
+              <w:bottom w:w="70" w:type="dxa"/>
+              <w:right w:w="100" w:type="dxa"/>
+            </w:tcMar>
+            <w:vAlign w:val="center"/>
+          </w:tcPr>
+          <w:p>
+            <w:r>
+              <w:rPr>
+                <w:b/>
+                <w:bCs/>
+                <w:color w:val="FFFFFF"/>
+                <w:sz w:val="19"/>
+                <w:szCs w:val="19"/>
+              </w:rPr>
+              <w:t>Priority</w:t>
+            </w:r>
+          </w:p>
+        </w:tc>
+      </w:tr>
+      <w:tr>
+        <w:trPr>
+          <w:cantSplit/>
+        </w:trPr>
+        <w:tc>
+          <w:tcPr>
+            <w:tcW w:w="900" w:type="dxa"/>
+            <w:tcMar>
+              <w:top w:w="70" w:type="dxa"/>
+              <w:left w:w="100" w:type="dxa"/>
+              <w:bottom w:w="70" w:type="dxa"/>
+              <w:right w:w="100" w:type="dxa"/>
+            </w:tcMar>
+            <w:vAlign w:val="center"/>
+          </w:tcPr>
+          <w:p>
+            <w:r>
+              <w:rPr>
+                <w:b/>
+                <w:bCs/>
+                <w:sz w:val="19"/>
+                <w:szCs w:val="19"/>
+              </w:rPr>
+              <w:t>FR-01.1</w:t>
+            </w:r>
+          </w:p>
+        </w:tc>
+        <w:tc>
+          <w:tcPr>
+            <w:tcW w:w="2000" w:type="dxa"/>
+            <w:tcMar>
+              <w:top w:w="70" w:type="dxa"/>
+              <w:left w:w="100" w:type="dxa"/>
+              <w:bottom w:w="70" w:type="dxa"/>
+              <w:right w:w="100" w:type="dxa"/>
+            </w:tcMar>
+            <w:vAlign w:val="center"/>
+          </w:tcPr>
+          <w:p>
+            <w:r>
+              <w:rPr>
+                <w:sz w:val="19"/>
+                <w:szCs w:val="19"/>
+              </w:rPr>
+              <w:t>Home page</w:t>
+            </w:r>
+          </w:p>
+        </w:tc>
+        <w:tc>
+          <w:tcPr>
+            <w:tcW w:w="4750" w:type="dxa"/>
+            <w:tcMar>
+              <w:top w:w="70" w:type="dxa"/>
+              <w:left w:w="100" w:type="dxa"/>
+              <w:bottom w:w="70" w:type="dxa"/>
+              <w:right w:w="100" w:type="dxa"/>
+            </w:tcMar>
+            <w:vAlign w:val="center"/>
+          </w:tcPr>
+          <w:p>
+            <w:r>
+              <w:rPr>
+                <w:sz w:val="19"/>
+                <w:szCs w:val="19"/>
+              </w:rPr>
+              <w:t>Hero banner with center name &amp; tagline; statistics counter (projects, publications, funded projects); latest 3-4 news/event preview cards; quick links to key pages</w:t>
+            </w:r>
+          </w:p>
+        </w:tc>
+        <w:tc>
+          <w:tcPr>
+            <w:tcW w:w="1700" w:type="dxa"/>
+            <w:shd w:val="clear" w:color="auto" w:fill="FBE4E1"/>
+            <w:tcMar>
+              <w:top w:w="70" w:type="dxa"/>
+              <w:left w:w="100" w:type="dxa"/>
+              <w:bottom w:w="70" w:type="dxa"/>
+              <w:right w:w="100" w:type="dxa"/>
+            </w:tcMar>
+            <w:vAlign w:val="center"/>
+          </w:tcPr>
+          <w:p>
+            <w:pPr>
+              <w:jc w:val="center"/>
+            </w:pPr>
+            <w:r>
+              <w:rPr>
+                <w:b/>
+                <w:bCs/>
+                <w:color w:val="C0392B"/>
+                <w:sz w:val="19"/>
+                <w:szCs w:val="19"/>
+              </w:rPr>
+              <w:t>High</w:t>
+            </w:r>
+          </w:p>
+        </w:tc>
+      </w:tr>
+      <w:tr>
+        <w:trPr>
+          <w:cantSplit/>
+        </w:trPr>
+        <w:tc>
+          <w:tcPr>
+            <w:tcW w:w="900" w:type="dxa"/>
+            <w:tcMar>
+              <w:top w:w="70" w:type="dxa"/>
+              <w:left w:w="100" w:type="dxa"/>
+              <w:bottom w:w="70" w:type="dxa"/>
+              <w:right w:w="100" w:type="dxa"/>
+            </w:tcMar>
+            <w:vAlign w:val="center"/>
+          </w:tcPr>
+          <w:p>
+            <w:r>
+              <w:rPr>
+                <w:b/>
+                <w:bCs/>
+                <w:sz w:val="19"/>
+                <w:szCs w:val="19"/>
+              </w:rPr>
+              <w:lastRenderedPageBreak/>
+              <w:t>FR-01.2</w:t>
+            </w:r>
+          </w:p>
+        </w:tc>
+        <w:tc>
+          <w:tcPr>
+            <w:tcW w:w="2000" w:type="dxa"/>
+            <w:tcMar>
+              <w:top w:w="70" w:type="dxa"/>
+              <w:left w:w="100" w:type="dxa"/>
+              <w:bottom w:w="70" w:type="dxa"/>
+              <w:right w:w="100" w:type="dxa"/>
+            </w:tcMar>
+            <w:vAlign w:val="center"/>
+          </w:tcPr>
+          <w:p>
+            <w:r>
+              <w:rPr>
+                <w:sz w:val="19"/>
+                <w:szCs w:val="19"/>
+              </w:rPr>
+              <w:t>About page</w:t>
+            </w:r>
+          </w:p>
+        </w:tc>
+        <w:tc>
+          <w:tcPr>
+            <w:tcW w:w="4750" w:type="dxa"/>
+            <w:tcMar>
+              <w:top w:w="70" w:type="dxa"/>
+              <w:left w:w="100" w:type="dxa"/>
+              <w:bottom w:w="70" w:type="dxa"/>
+              <w:right w:w="100" w:type="dxa"/>
+            </w:tcMar>
+            <w:vAlign w:val="center"/>
+          </w:tcPr>
+          <w:p>
+            <w:r>
+              <w:rPr>
+                <w:sz w:val="19"/>
+                <w:szCs w:val="19"/>
+              </w:rPr>
+              <w:t>Mission, vision, objectives; KURIC history/background; leadership profile (photo, name, bio); organogram if available</w:t>
+            </w:r>
+          </w:p>
+        </w:tc>
+        <w:tc>
+          <w:tcPr>
+            <w:tcW w:w="1700" w:type="dxa"/>
+            <w:shd w:val="clear" w:color="auto" w:fill="FBE4E1"/>
+            <w:tcMar>
+              <w:top w:w="70" w:type="dxa"/>
+              <w:left w:w="100" w:type="dxa"/>
+              <w:bottom w:w="70" w:type="dxa"/>
+              <w:right w:w="100" w:type="dxa"/>
+            </w:tcMar>
+            <w:vAlign w:val="center"/>
+          </w:tcPr>
+          <w:p>
+            <w:pPr>
+              <w:jc w:val="center"/>
+            </w:pPr>
+            <w:r>
+              <w:rPr>
+                <w:b/>
+                <w:bCs/>
+                <w:color w:val="C0392B"/>
+                <w:sz w:val="19"/>
+                <w:szCs w:val="19"/>
+              </w:rPr>
+              <w:t>High</w:t>
+            </w:r>
+          </w:p>
+        </w:tc>
+      </w:tr>
+      <w:tr>
+        <w:trPr>
+          <w:cantSplit/>
+        </w:trPr>
+        <w:tc>
+          <w:tcPr>
+            <w:tcW w:w="900" w:type="dxa"/>
+            <w:tcMar>
+              <w:top w:w="70" w:type="dxa"/>
+              <w:left w:w="100" w:type="dxa"/>
+              <w:bottom w:w="70" w:type="dxa"/>
+              <w:right w:w="100" w:type="dxa"/>
+            </w:tcMar>
+            <w:vAlign w:val="center"/>
+          </w:tcPr>
+          <w:p>
+            <w:r>
+              <w:rPr>
+                <w:b/>
+                <w:bCs/>
+                <w:sz w:val="19"/>
+                <w:szCs w:val="19"/>
+              </w:rPr>
+              <w:t>FR-01.3</w:t>
+            </w:r>
+          </w:p>
+        </w:tc>
+        <w:tc>
+          <w:tcPr>
+            <w:tcW w:w="2000" w:type="dxa"/>
+            <w:tcMar>
+              <w:top w:w="70" w:type="dxa"/>
+              <w:left w:w="100" w:type="dxa"/>
+              <w:bottom w:w="70" w:type="dxa"/>
+              <w:right w:w="100" w:type="dxa"/>
+            </w:tcMar>
+            <w:vAlign w:val="center"/>
+          </w:tcPr>
+          <w:p>
+            <w:r>
+              <w:rPr>
+                <w:sz w:val="19"/>
+                <w:szCs w:val="19"/>
+              </w:rPr>
+              <w:t>Research Areas page</w:t>
+            </w:r>
+          </w:p>
+        </w:tc>
+        <w:tc>
+          <w:tcPr>
+            <w:tcW w:w="4750" w:type="dxa"/>
+            <w:tcMar>
+              <w:top w:w="70" w:type="dxa"/>
+              <w:left w:w="100" w:type="dxa"/>
+              <w:bottom w:w="70" w:type="dxa"/>
+              <w:right w:w="100" w:type="dxa"/>
+            </w:tcMar>
+            <w:vAlign w:val="center"/>
+          </w:tcPr>
+          <w:p>
+            <w:r>
+              <w:rPr>
+                <w:sz w:val="19"/>
+                <w:szCs w:val="19"/>
+              </w:rPr>
+              <w:t>List of research projects in card/grid view; category-based filter; detail page per project (objective, team, status, funding)</w:t>
+            </w:r>
+          </w:p>
+        </w:tc>
+        <w:tc>
+          <w:tcPr>
+            <w:tcW w:w="1700" w:type="dxa"/>
+            <w:shd w:val="clear" w:color="auto" w:fill="FBE4E1"/>
+            <w:tcMar>
+              <w:top w:w="70" w:type="dxa"/>
+              <w:left w:w="100" w:type="dxa"/>
+              <w:bottom w:w="70" w:type="dxa"/>
+              <w:right w:w="100" w:type="dxa"/>
+            </w:tcMar>
+            <w:vAlign w:val="center"/>
+          </w:tcPr>
+          <w:p>
+            <w:pPr>
+              <w:jc w:val="center"/>
+            </w:pPr>
+            <w:r>
+              <w:rPr>
+                <w:b/>
+                <w:bCs/>
+                <w:color w:val="C0392B"/>
+                <w:sz w:val="19"/>
+                <w:szCs w:val="19"/>
+              </w:rPr>
+              <w:t>High</w:t>
+            </w:r>
+          </w:p>
+        </w:tc>
+      </w:tr>
+      <w:tr>
+        <w:trPr>
+          <w:cantSplit/>
+        </w:trPr>
+        <w:tc>
+          <w:tcPr>
+            <w:tcW w:w="900" w:type="dxa"/>
+            <w:tcMar>
+              <w:top w:w="70" w:type="dxa"/>
+              <w:left w:w="100" w:type="dxa"/>
+              <w:bottom w:w="70" w:type="dxa"/>
+              <w:right w:w="100" w:type="dxa"/>
+            </w:tcMar>
+            <w:vAlign w:val="center"/>
+          </w:tcPr>
+          <w:p>
+            <w:r>
+              <w:rPr>
+                <w:b/>
+                <w:bCs/>
+                <w:sz w:val="19"/>
+                <w:szCs w:val="19"/>
+              </w:rPr>
+              <w:t>FR-01.4</w:t>
+            </w:r>
+          </w:p>
+        </w:tc>
+        <w:tc>
+          <w:tcPr>
+            <w:tcW w:w="2000" w:type="dxa"/>
+            <w:tcMar>
+              <w:top w:w="70" w:type="dxa"/>
+              <w:left w:w="100" w:type="dxa"/>
+              <w:bottom w:w="70" w:type="dxa"/>
+              <w:right w:w="100" w:type="dxa"/>
+            </w:tcMar>
+            <w:vAlign w:val="center"/>
+          </w:tcPr>
+          <w:p>
+            <w:r>
+              <w:rPr>
+                <w:sz w:val="19"/>
+                <w:szCs w:val="19"/>
+              </w:rPr>
+              <w:t>Publications page</w:t>
+            </w:r>
+          </w:p>
+        </w:tc>
+        <w:tc>
+          <w:tcPr>
+            <w:tcW w:w="4750" w:type="dxa"/>
+            <w:tcMar>
+              <w:top w:w="70" w:type="dxa"/>
+              <w:left w:w="100" w:type="dxa"/>
+              <w:bottom w:w="70" w:type="dxa"/>
+              <w:right w:w="100" w:type="dxa"/>
+            </w:tcMar>
+            <w:vAlign w:val="center"/>
+          </w:tcPr>
+          <w:p>
+            <w:r>
+              <w:rPr>
+                <w:sz w:val="19"/>
+                <w:szCs w:val="19"/>
+              </w:rPr>
+              <w:t>List of publications (title, author, year); filter/sort by year or author; downloadable PDF link where available</w:t>
+            </w:r>
+          </w:p>
+        </w:tc>
+        <w:tc>
+          <w:tcPr>
+            <w:tcW w:w="1700" w:type="dxa"/>
+            <w:shd w:val="clear" w:color="auto" w:fill="FBE4E1"/>
+            <w:tcMar>
+              <w:top w:w="70" w:type="dxa"/>
+              <w:left w:w="100" w:type="dxa"/>
+              <w:bottom w:w="70" w:type="dxa"/>
+              <w:right w:w="100" w:type="dxa"/>
+            </w:tcMar>
+            <w:vAlign w:val="center"/>
+          </w:tcPr>
+          <w:p>
+            <w:pPr>
+              <w:jc w:val="center"/>
+            </w:pPr>
+            <w:r>
+              <w:rPr>
+                <w:b/>
+                <w:bCs/>
+                <w:color w:val="C0392B"/>
+                <w:sz w:val="19"/>
+                <w:szCs w:val="19"/>
+              </w:rPr>
+              <w:t>High</w:t>
+            </w:r>
+          </w:p>
+        </w:tc>
+      </w:tr>
+      <w:tr>
+        <w:trPr>
+          <w:cantSplit/>
+        </w:trPr>
+        <w:tc>
+          <w:tcPr>
+            <w:tcW w:w="900" w:type="dxa"/>
+            <w:tcMar>
+              <w:top w:w="70" w:type="dxa"/>
+              <w:left w:w="100" w:type="dxa"/>
+              <w:bottom w:w="70" w:type="dxa"/>
+              <w:right w:w="100" w:type="dxa"/>
+            </w:tcMar>
+            <w:vAlign w:val="center"/>
+          </w:tcPr>
+          <w:p>
+            <w:r>
+              <w:rPr>
+                <w:b/>
+                <w:bCs/>
+                <w:sz w:val="19"/>
+                <w:szCs w:val="19"/>
+              </w:rPr>
+              <w:t>FR-01.5</w:t>
+            </w:r>
+          </w:p>
+        </w:tc>
+        <w:tc>
+          <w:tcPr>
+            <w:tcW w:w="2000" w:type="dxa"/>
+            <w:tcMar>
+              <w:top w:w="70" w:type="dxa"/>
+              <w:left w:w="100" w:type="dxa"/>
+              <w:bottom w:w="70" w:type="dxa"/>
+              <w:right w:w="100" w:type="dxa"/>
+            </w:tcMar>
+            <w:vAlign w:val="center"/>
+          </w:tcPr>
+          <w:p>
+            <w:r>
+              <w:rPr>
+                <w:sz w:val="19"/>
+                <w:szCs w:val="19"/>
+              </w:rPr>
+              <w:t>Events/News page</w:t>
+            </w:r>
+          </w:p>
+        </w:tc>
+        <w:tc>
+          <w:tcPr>
+            <w:tcW w:w="4750" w:type="dxa"/>
+            <w:tcMar>
+              <w:top w:w="70" w:type="dxa"/>
+              <w:left w:w="100" w:type="dxa"/>
+              <w:bottom w:w="70" w:type="dxa"/>
+              <w:right w:w="100" w:type="dxa"/>
+            </w:tcMar>
+            <w:vAlign w:val="center"/>
+          </w:tcPr>
+          <w:p>
+            <w:r>
+              <w:rPr>
+                <w:sz w:val="19"/>
+                <w:szCs w:val="19"/>
+              </w:rPr>
+              <w:t>Upcoming events list (date, venue, description); past events archive; news articles with thumbnail, summary, and read-more link</w:t>
+            </w:r>
+          </w:p>
+        </w:tc>
+        <w:tc>
+          <w:tcPr>
+            <w:tcW w:w="1700" w:type="dxa"/>
+            <w:shd w:val="clear" w:color="auto" w:fill="FBE4E1"/>
+            <w:tcMar>
+              <w:top w:w="70" w:type="dxa"/>
+              <w:left w:w="100" w:type="dxa"/>
+              <w:bottom w:w="70" w:type="dxa"/>
+              <w:right w:w="100" w:type="dxa"/>
+            </w:tcMar>
+            <w:vAlign w:val="center"/>
+          </w:tcPr>
+          <w:p>
+            <w:pPr>
+              <w:jc w:val="center"/>
+            </w:pPr>
+            <w:r>
+              <w:rPr>
+                <w:b/>
+                <w:bCs/>
+                <w:color w:val="C0392B"/>
+                <w:sz w:val="19"/>
+                <w:szCs w:val="19"/>
+              </w:rPr>
+              <w:t>High</w:t>
+            </w:r>
+          </w:p>
+        </w:tc>
+      </w:tr>
+      <w:tr>
+        <w:trPr>
+          <w:cantSplit/>
+        </w:trPr>
+        <w:tc>
+          <w:tcPr>
+            <w:tcW w:w="900" w:type="dxa"/>
+            <w:tcMar>
+              <w:top w:w="70" w:type="dxa"/>
+              <w:left w:w="100" w:type="dxa"/>
+              <w:bottom w:w="70" w:type="dxa"/>
+              <w:right w:w="100" w:type="dxa"/>
+            </w:tcMar>
+            <w:vAlign w:val="center"/>
+          </w:tcPr>
+          <w:p>
+            <w:r>
+              <w:rPr>
+                <w:b/>
+                <w:bCs/>
+                <w:sz w:val="19"/>
+                <w:szCs w:val="19"/>
+              </w:rPr>
+              <w:t>FR-01.6</w:t>
+            </w:r>
+          </w:p>
+        </w:tc>
+        <w:tc>
+          <w:tcPr>
+            <w:tcW w:w="2000" w:type="dxa"/>
+            <w:tcMar>
+              <w:top w:w="70" w:type="dxa"/>
+              <w:left w:w="100" w:type="dxa"/>
+              <w:bottom w:w="70" w:type="dxa"/>
+              <w:right w:w="100" w:type="dxa"/>
+            </w:tcMar>
+            <w:vAlign w:val="center"/>
+          </w:tcPr>
+          <w:p>
+            <w:r>
+              <w:rPr>
+                <w:sz w:val="19"/>
+                <w:szCs w:val="19"/>
+              </w:rPr>
+              <w:t>Contact page</w:t>
+            </w:r>
+          </w:p>
+        </w:tc>
+        <w:tc>
+          <w:tcPr>
+            <w:tcW w:w="4750" w:type="dxa"/>
+            <w:tcMar>
+              <w:top w:w="70" w:type="dxa"/>
+              <w:left w:w="100" w:type="dxa"/>
+              <w:bottom w:w="70" w:type="dxa"/>
+              <w:right w:w="100" w:type="dxa"/>
+            </w:tcMar>
+            <w:vAlign w:val="center"/>
+          </w:tcPr>
+          <w:p>
+            <w:r>
+              <w:rPr>
+                <w:sz w:val="19"/>
+                <w:szCs w:val="19"/>
+              </w:rPr>
+              <w:t>Inquiry/contact form (name, email, message); address with embedded map; phone/email details</w:t>
+            </w:r>
+          </w:p>
+        </w:tc>
+        <w:tc>
+          <w:tcPr>
+            <w:tcW w:w="1700" w:type="dxa"/>
+            <w:shd w:val="clear" w:color="auto" w:fill="FBE4E1"/>
+            <w:tcMar>
+              <w:top w:w="70" w:type="dxa"/>
+              <w:left w:w="100" w:type="dxa"/>
+              <w:bottom w:w="70" w:type="dxa"/>
+              <w:right w:w="100" w:type="dxa"/>
+            </w:tcMar>
+            <w:vAlign w:val="center"/>
+          </w:tcPr>
+          <w:p>
+            <w:pPr>
+              <w:jc w:val="center"/>
+            </w:pPr>
+            <w:r>
+              <w:rPr>
+                <w:b/>
+                <w:bCs/>
+                <w:color w:val="C0392B"/>
+                <w:sz w:val="19"/>
+                <w:szCs w:val="19"/>
+              </w:rPr>
+              <w:t>High</w:t>
+            </w:r>
+          </w:p>
+        </w:tc>
+      </w:tr>
+    </w:tbl>
     <w:p>
       <w:pPr>
         <w:pStyle w:val="Heading2"/>
       </w:pPr>
       <w:r>
-        <w:t>3.3 Reviewer Portal</w:t>
-      </w:r>
-    </w:p>
-    <w:p>
-      <w:pPr>
-        <w:pStyle w:val="ListParagraph"/>
-        <w:numPr>
-          <w:ilvl w:val="0"/>
-          <w:numId w:val="1"/>
-        </w:numPr>
-        <w:spacing w:after="60"/>
-      </w:pPr>
-      <w:r>
-        <w:t>FR-08: Allow reviewers to log in and view only the proposals assigned to them.</w:t>
-      </w:r>
-    </w:p>
-    <w:p>
-      <w:pPr>
-        <w:pStyle w:val="ListParagraph"/>
-        <w:numPr>
-          <w:ilvl w:val="0"/>
-          <w:numId w:val="1"/>
-        </w:numPr>
-        <w:spacing w:after="60"/>
-      </w:pPr>
-      <w:r>
-        <w:t>FR-09: Allow reviewers to Accept, Deny, or request Revision on a proposal, with written comments.</w:t>
-      </w:r>
-    </w:p>
-    <w:p>
-      <w:pPr>
-        <w:pStyle w:val="ListParagraph"/>
-        <w:numPr>
-          <w:ilvl w:val="0"/>
-          <w:numId w:val="1"/>
-        </w:numPr>
-        <w:spacing w:after="60"/>
-      </w:pPr>
-      <w:r>
-        <w:t>FR-10: Notify the researcher automatically once a review decision is submitted.</w:t>
-      </w:r>
-    </w:p>
+        <w:t>FR-02: Search &amp; AI Assistant</w:t>
+      </w:r>
+    </w:p>
+    <w:tbl>
+      <w:tblPr>
+        <w:tblW w:w="9350" w:type="dxa"/>
+        <w:tblBorders>
+          <w:top w:val="single" w:sz="4" w:space="0" w:color="auto"/>
+          <w:left w:val="single" w:sz="4" w:space="0" w:color="auto"/>
+          <w:bottom w:val="single" w:sz="4" w:space="0" w:color="auto"/>
+          <w:right w:val="single" w:sz="4" w:space="0" w:color="auto"/>
+          <w:insideH w:val="single" w:sz="4" w:space="0" w:color="auto"/>
+          <w:insideV w:val="single" w:sz="4" w:space="0" w:color="auto"/>
+        </w:tblBorders>
+        <w:tblCellMar>
+          <w:left w:w="10" w:type="dxa"/>
+          <w:right w:w="10" w:type="dxa"/>
+        </w:tblCellMar>
+        <w:tblLook w:val="04A0" w:firstRow="1" w:lastRow="0" w:firstColumn="1" w:lastColumn="0" w:noHBand="0" w:noVBand="1"/>
+      </w:tblPr>
+      <w:tblGrid>
+        <w:gridCol w:w="900"/>
+        <w:gridCol w:w="2000"/>
+        <w:gridCol w:w="4750"/>
+        <w:gridCol w:w="1700"/>
+      </w:tblGrid>
+      <w:tr>
+        <w:trPr>
+          <w:tblHeader/>
+        </w:trPr>
+        <w:tc>
+          <w:tcPr>
+            <w:tcW w:w="900" w:type="dxa"/>
+            <w:shd w:val="clear" w:color="auto" w:fill="1F3864"/>
+            <w:tcMar>
+              <w:top w:w="70" w:type="dxa"/>
+              <w:left w:w="100" w:type="dxa"/>
+              <w:bottom w:w="70" w:type="dxa"/>
+              <w:right w:w="100" w:type="dxa"/>
+            </w:tcMar>
+            <w:vAlign w:val="center"/>
+          </w:tcPr>
+          <w:p>
+            <w:r>
+              <w:rPr>
+                <w:b/>
+                <w:bCs/>
+                <w:color w:val="FFFFFF"/>
+                <w:sz w:val="19"/>
+                <w:szCs w:val="19"/>
+              </w:rPr>
+              <w:t>ID</w:t>
+            </w:r>
+          </w:p>
+        </w:tc>
+        <w:tc>
+          <w:tcPr>
+            <w:tcW w:w="2000" w:type="dxa"/>
+            <w:shd w:val="clear" w:color="auto" w:fill="1F3864"/>
+            <w:tcMar>
+              <w:top w:w="70" w:type="dxa"/>
+              <w:left w:w="100" w:type="dxa"/>
+              <w:bottom w:w="70" w:type="dxa"/>
+              <w:right w:w="100" w:type="dxa"/>
+            </w:tcMar>
+            <w:vAlign w:val="center"/>
+          </w:tcPr>
+          <w:p>
+            <w:r>
+              <w:rPr>
+                <w:b/>
+                <w:bCs/>
+                <w:color w:val="FFFFFF"/>
+                <w:sz w:val="19"/>
+                <w:szCs w:val="19"/>
+              </w:rPr>
+              <w:t>Requirement</w:t>
+            </w:r>
+          </w:p>
+        </w:tc>
+        <w:tc>
+          <w:tcPr>
+            <w:tcW w:w="4750" w:type="dxa"/>
+            <w:shd w:val="clear" w:color="auto" w:fill="1F3864"/>
+            <w:tcMar>
+              <w:top w:w="70" w:type="dxa"/>
+              <w:left w:w="100" w:type="dxa"/>
+              <w:bottom w:w="70" w:type="dxa"/>
+              <w:right w:w="100" w:type="dxa"/>
+            </w:tcMar>
+            <w:vAlign w:val="center"/>
+          </w:tcPr>
+          <w:p>
+            <w:r>
+              <w:rPr>
+                <w:b/>
+                <w:bCs/>
+                <w:color w:val="FFFFFF"/>
+                <w:sz w:val="19"/>
+                <w:szCs w:val="19"/>
+              </w:rPr>
+              <w:t>Description / Sub-functionality</w:t>
+            </w:r>
+          </w:p>
+        </w:tc>
+        <w:tc>
+          <w:tcPr>
+            <w:tcW w:w="1700" w:type="dxa"/>
+            <w:shd w:val="clear" w:color="auto" w:fill="1F3864"/>
+            <w:tcMar>
+              <w:top w:w="70" w:type="dxa"/>
+              <w:left w:w="100" w:type="dxa"/>
+              <w:bottom w:w="70" w:type="dxa"/>
+              <w:right w:w="100" w:type="dxa"/>
+            </w:tcMar>
+            <w:vAlign w:val="center"/>
+          </w:tcPr>
+          <w:p>
+            <w:r>
+              <w:rPr>
+                <w:b/>
+                <w:bCs/>
+                <w:color w:val="FFFFFF"/>
+                <w:sz w:val="19"/>
+                <w:szCs w:val="19"/>
+              </w:rPr>
+              <w:t>Priority</w:t>
+            </w:r>
+          </w:p>
+        </w:tc>
+      </w:tr>
+      <w:tr>
+        <w:trPr>
+          <w:cantSplit/>
+        </w:trPr>
+        <w:tc>
+          <w:tcPr>
+            <w:tcW w:w="900" w:type="dxa"/>
+            <w:tcMar>
+              <w:top w:w="70" w:type="dxa"/>
+              <w:left w:w="100" w:type="dxa"/>
+              <w:bottom w:w="70" w:type="dxa"/>
+              <w:right w:w="100" w:type="dxa"/>
+            </w:tcMar>
+            <w:vAlign w:val="center"/>
+          </w:tcPr>
+          <w:p>
+            <w:r>
+              <w:rPr>
+                <w:b/>
+                <w:bCs/>
+                <w:sz w:val="19"/>
+                <w:szCs w:val="19"/>
+              </w:rPr>
+              <w:t>FR-02.1</w:t>
+            </w:r>
+          </w:p>
+        </w:tc>
+        <w:tc>
+          <w:tcPr>
+            <w:tcW w:w="2000" w:type="dxa"/>
+            <w:tcMar>
+              <w:top w:w="70" w:type="dxa"/>
+              <w:left w:w="100" w:type="dxa"/>
+              <w:bottom w:w="70" w:type="dxa"/>
+              <w:right w:w="100" w:type="dxa"/>
+            </w:tcMar>
+            <w:vAlign w:val="center"/>
+          </w:tcPr>
+          <w:p>
+            <w:r>
+              <w:rPr>
+                <w:sz w:val="19"/>
+                <w:szCs w:val="19"/>
+              </w:rPr>
+              <w:t>Global search bar</w:t>
+            </w:r>
+          </w:p>
+        </w:tc>
+        <w:tc>
+          <w:tcPr>
+            <w:tcW w:w="4750" w:type="dxa"/>
+            <w:tcMar>
+              <w:top w:w="70" w:type="dxa"/>
+              <w:left w:w="100" w:type="dxa"/>
+              <w:bottom w:w="70" w:type="dxa"/>
+              <w:right w:w="100" w:type="dxa"/>
+            </w:tcMar>
+            <w:vAlign w:val="center"/>
+          </w:tcPr>
+          <w:p>
+            <w:r>
+              <w:rPr>
+                <w:sz w:val="19"/>
+                <w:szCs w:val="19"/>
+              </w:rPr>
+              <w:t>Site-wide search bar accessible from all pages</w:t>
+            </w:r>
+          </w:p>
+        </w:tc>
+        <w:tc>
+          <w:tcPr>
+            <w:tcW w:w="1700" w:type="dxa"/>
+            <w:shd w:val="clear" w:color="auto" w:fill="FBEBD0"/>
+            <w:tcMar>
+              <w:top w:w="70" w:type="dxa"/>
+              <w:left w:w="100" w:type="dxa"/>
+              <w:bottom w:w="70" w:type="dxa"/>
+              <w:right w:w="100" w:type="dxa"/>
+            </w:tcMar>
+            <w:vAlign w:val="center"/>
+          </w:tcPr>
+          <w:p>
+            <w:pPr>
+              <w:jc w:val="center"/>
+            </w:pPr>
+            <w:r>
+              <w:rPr>
+                <w:b/>
+                <w:bCs/>
+                <w:color w:val="B7791F"/>
+                <w:sz w:val="19"/>
+                <w:szCs w:val="19"/>
+              </w:rPr>
+              <w:t>Medium</w:t>
+            </w:r>
+          </w:p>
+        </w:tc>
+      </w:tr>
+      <w:tr>
+        <w:trPr>
+          <w:cantSplit/>
+        </w:trPr>
+        <w:tc>
+          <w:tcPr>
+            <w:tcW w:w="900" w:type="dxa"/>
+            <w:tcMar>
+              <w:top w:w="70" w:type="dxa"/>
+              <w:left w:w="100" w:type="dxa"/>
+              <w:bottom w:w="70" w:type="dxa"/>
+              <w:right w:w="100" w:type="dxa"/>
+            </w:tcMar>
+            <w:vAlign w:val="center"/>
+          </w:tcPr>
+          <w:p>
+            <w:r>
+              <w:rPr>
+                <w:b/>
+                <w:bCs/>
+                <w:sz w:val="19"/>
+                <w:szCs w:val="19"/>
+              </w:rPr>
+              <w:t>FR-02.2</w:t>
+            </w:r>
+          </w:p>
+        </w:tc>
+        <w:tc>
+          <w:tcPr>
+            <w:tcW w:w="2000" w:type="dxa"/>
+            <w:tcMar>
+              <w:top w:w="70" w:type="dxa"/>
+              <w:left w:w="100" w:type="dxa"/>
+              <w:bottom w:w="70" w:type="dxa"/>
+              <w:right w:w="100" w:type="dxa"/>
+            </w:tcMar>
+            <w:vAlign w:val="center"/>
+          </w:tcPr>
+          <w:p>
+            <w:r>
+              <w:rPr>
+                <w:sz w:val="19"/>
+                <w:szCs w:val="19"/>
+              </w:rPr>
+              <w:t>Cross-content search</w:t>
+            </w:r>
+          </w:p>
+        </w:tc>
+        <w:tc>
+          <w:tcPr>
+            <w:tcW w:w="4750" w:type="dxa"/>
+            <w:tcMar>
+              <w:top w:w="70" w:type="dxa"/>
+              <w:left w:w="100" w:type="dxa"/>
+              <w:bottom w:w="70" w:type="dxa"/>
+              <w:right w:w="100" w:type="dxa"/>
+            </w:tcMar>
+            <w:vAlign w:val="center"/>
+          </w:tcPr>
+          <w:p>
+            <w:r>
+              <w:rPr>
+                <w:sz w:val="19"/>
+                <w:szCs w:val="19"/>
+              </w:rPr>
+              <w:t xml:space="preserve">Searches across Research, Publications, and News simultaneously; groups </w:t>
+            </w:r>
+            <w:proofErr w:type="gramStart"/>
+            <w:r>
+              <w:rPr>
+                <w:sz w:val="19"/>
+                <w:szCs w:val="19"/>
+              </w:rPr>
+              <w:t>results</w:t>
+            </w:r>
+            <w:proofErr w:type="gramEnd"/>
+            <w:r>
+              <w:rPr>
+                <w:sz w:val="19"/>
+                <w:szCs w:val="19"/>
+              </w:rPr>
+              <w:t xml:space="preserve"> by content type</w:t>
+            </w:r>
+          </w:p>
+        </w:tc>
+        <w:tc>
+          <w:tcPr>
+            <w:tcW w:w="1700" w:type="dxa"/>
+            <w:shd w:val="clear" w:color="auto" w:fill="FBEBD0"/>
+            <w:tcMar>
+              <w:top w:w="70" w:type="dxa"/>
+              <w:left w:w="100" w:type="dxa"/>
+              <w:bottom w:w="70" w:type="dxa"/>
+              <w:right w:w="100" w:type="dxa"/>
+            </w:tcMar>
+            <w:vAlign w:val="center"/>
+          </w:tcPr>
+          <w:p>
+            <w:pPr>
+              <w:jc w:val="center"/>
+            </w:pPr>
+            <w:r>
+              <w:rPr>
+                <w:b/>
+                <w:bCs/>
+                <w:color w:val="B7791F"/>
+                <w:sz w:val="19"/>
+                <w:szCs w:val="19"/>
+              </w:rPr>
+              <w:t>Medium</w:t>
+            </w:r>
+          </w:p>
+        </w:tc>
+      </w:tr>
+      <w:tr>
+        <w:trPr>
+          <w:cantSplit/>
+        </w:trPr>
+        <w:tc>
+          <w:tcPr>
+            <w:tcW w:w="900" w:type="dxa"/>
+            <w:tcMar>
+              <w:top w:w="70" w:type="dxa"/>
+              <w:left w:w="100" w:type="dxa"/>
+              <w:bottom w:w="70" w:type="dxa"/>
+              <w:right w:w="100" w:type="dxa"/>
+            </w:tcMar>
+            <w:vAlign w:val="center"/>
+          </w:tcPr>
+          <w:p>
+            <w:r>
+              <w:rPr>
+                <w:b/>
+                <w:bCs/>
+                <w:sz w:val="19"/>
+                <w:szCs w:val="19"/>
+              </w:rPr>
+              <w:t>FR-02.3</w:t>
+            </w:r>
+          </w:p>
+        </w:tc>
+        <w:tc>
+          <w:tcPr>
+            <w:tcW w:w="2000" w:type="dxa"/>
+            <w:tcMar>
+              <w:top w:w="70" w:type="dxa"/>
+              <w:left w:w="100" w:type="dxa"/>
+              <w:bottom w:w="70" w:type="dxa"/>
+              <w:right w:w="100" w:type="dxa"/>
+            </w:tcMar>
+            <w:vAlign w:val="center"/>
+          </w:tcPr>
+          <w:p>
+            <w:r>
+              <w:rPr>
+                <w:sz w:val="19"/>
+                <w:szCs w:val="19"/>
+              </w:rPr>
+              <w:t>AI virtual assistant (chatbot)</w:t>
+            </w:r>
+          </w:p>
+        </w:tc>
+        <w:tc>
+          <w:tcPr>
+            <w:tcW w:w="4750" w:type="dxa"/>
+            <w:tcMar>
+              <w:top w:w="70" w:type="dxa"/>
+              <w:left w:w="100" w:type="dxa"/>
+              <w:bottom w:w="70" w:type="dxa"/>
+              <w:right w:w="100" w:type="dxa"/>
+            </w:tcMar>
+            <w:vAlign w:val="center"/>
+          </w:tcPr>
+          <w:p>
+            <w:r>
+              <w:rPr>
+                <w:sz w:val="19"/>
+                <w:szCs w:val="19"/>
+              </w:rPr>
+              <w:t>AI-powered (agentic) chatbot widget available site-wide for visitors; answers common questions such as “How do I submit a proposal?” or “What research areas does KURIC cover?” by referencing site content; reduces need to manually browse pages</w:t>
+            </w:r>
+          </w:p>
+        </w:tc>
+        <w:tc>
+          <w:tcPr>
+            <w:tcW w:w="1700" w:type="dxa"/>
+            <w:shd w:val="clear" w:color="auto" w:fill="FBEBD0"/>
+            <w:tcMar>
+              <w:top w:w="70" w:type="dxa"/>
+              <w:left w:w="100" w:type="dxa"/>
+              <w:bottom w:w="70" w:type="dxa"/>
+              <w:right w:w="100" w:type="dxa"/>
+            </w:tcMar>
+            <w:vAlign w:val="center"/>
+          </w:tcPr>
+          <w:p>
+            <w:pPr>
+              <w:jc w:val="center"/>
+            </w:pPr>
+            <w:r>
+              <w:rPr>
+                <w:b/>
+                <w:bCs/>
+                <w:color w:val="B7791F"/>
+                <w:sz w:val="19"/>
+                <w:szCs w:val="19"/>
+              </w:rPr>
+              <w:t>Medium</w:t>
+            </w:r>
+          </w:p>
+        </w:tc>
+      </w:tr>
+    </w:tbl>
     <w:p>
       <w:pPr>
         <w:pStyle w:val="Heading2"/>
       </w:pPr>
+    </w:p>
+    <w:p>
+      <w:pPr>
+        <w:pStyle w:val="Heading2"/>
+      </w:pPr>
+      <w:proofErr w:type="gramStart"/>
+      <w:r>
+        <w:t xml:space="preserve">3.2 </w:t>
+      </w:r>
+      <w:r>
+        <w:t xml:space="preserve"> Researcher</w:t>
+      </w:r>
+      <w:proofErr w:type="gramEnd"/>
+      <w:r>
+        <w:t xml:space="preserve"> Portal (Teacher / Student — Registered Login)</w:t>
+      </w:r>
+    </w:p>
+    <w:p>
+      <w:pPr>
+        <w:pStyle w:val="Heading2"/>
+      </w:pPr>
+      <w:r>
+        <w:t>FR-03: Registration &amp; Login</w:t>
+      </w:r>
+    </w:p>
+    <w:tbl>
+      <w:tblPr>
+        <w:tblW w:w="9350" w:type="dxa"/>
+        <w:tblBorders>
+          <w:top w:val="single" w:sz="4" w:space="0" w:color="auto"/>
+          <w:left w:val="single" w:sz="4" w:space="0" w:color="auto"/>
+          <w:bottom w:val="single" w:sz="4" w:space="0" w:color="auto"/>
+          <w:right w:val="single" w:sz="4" w:space="0" w:color="auto"/>
+          <w:insideH w:val="single" w:sz="4" w:space="0" w:color="auto"/>
+          <w:insideV w:val="single" w:sz="4" w:space="0" w:color="auto"/>
+        </w:tblBorders>
+        <w:tblCellMar>
+          <w:left w:w="10" w:type="dxa"/>
+          <w:right w:w="10" w:type="dxa"/>
+        </w:tblCellMar>
+        <w:tblLook w:val="04A0" w:firstRow="1" w:lastRow="0" w:firstColumn="1" w:lastColumn="0" w:noHBand="0" w:noVBand="1"/>
+      </w:tblPr>
+      <w:tblGrid>
+        <w:gridCol w:w="900"/>
+        <w:gridCol w:w="2000"/>
+        <w:gridCol w:w="4750"/>
+        <w:gridCol w:w="1700"/>
+      </w:tblGrid>
+      <w:tr>
+        <w:trPr>
+          <w:tblHeader/>
+        </w:trPr>
+        <w:tc>
+          <w:tcPr>
+            <w:tcW w:w="900" w:type="dxa"/>
+            <w:shd w:val="clear" w:color="auto" w:fill="1F3864"/>
+            <w:tcMar>
+              <w:top w:w="70" w:type="dxa"/>
+              <w:left w:w="100" w:type="dxa"/>
+              <w:bottom w:w="70" w:type="dxa"/>
+              <w:right w:w="100" w:type="dxa"/>
+            </w:tcMar>
+            <w:vAlign w:val="center"/>
+          </w:tcPr>
+          <w:p>
+            <w:r>
+              <w:rPr>
+                <w:b/>
+                <w:bCs/>
+                <w:color w:val="FFFFFF"/>
+                <w:sz w:val="19"/>
+                <w:szCs w:val="19"/>
+              </w:rPr>
+              <w:t>ID</w:t>
+            </w:r>
+          </w:p>
+        </w:tc>
+        <w:tc>
+          <w:tcPr>
+            <w:tcW w:w="2000" w:type="dxa"/>
+            <w:shd w:val="clear" w:color="auto" w:fill="1F3864"/>
+            <w:tcMar>
+              <w:top w:w="70" w:type="dxa"/>
+              <w:left w:w="100" w:type="dxa"/>
+              <w:bottom w:w="70" w:type="dxa"/>
+              <w:right w:w="100" w:type="dxa"/>
+            </w:tcMar>
+            <w:vAlign w:val="center"/>
+          </w:tcPr>
+          <w:p>
+            <w:r>
+              <w:rPr>
+                <w:b/>
+                <w:bCs/>
+                <w:color w:val="FFFFFF"/>
+                <w:sz w:val="19"/>
+                <w:szCs w:val="19"/>
+              </w:rPr>
+              <w:t>Requirement</w:t>
+            </w:r>
+          </w:p>
+        </w:tc>
+        <w:tc>
+          <w:tcPr>
+            <w:tcW w:w="4750" w:type="dxa"/>
+            <w:shd w:val="clear" w:color="auto" w:fill="1F3864"/>
+            <w:tcMar>
+              <w:top w:w="70" w:type="dxa"/>
+              <w:left w:w="100" w:type="dxa"/>
+              <w:bottom w:w="70" w:type="dxa"/>
+              <w:right w:w="100" w:type="dxa"/>
+            </w:tcMar>
+            <w:vAlign w:val="center"/>
+          </w:tcPr>
+          <w:p>
+            <w:r>
+              <w:rPr>
+                <w:b/>
+                <w:bCs/>
+                <w:color w:val="FFFFFF"/>
+                <w:sz w:val="19"/>
+                <w:szCs w:val="19"/>
+              </w:rPr>
+              <w:t>Description / Sub-functionality</w:t>
+            </w:r>
+          </w:p>
+        </w:tc>
+        <w:tc>
+          <w:tcPr>
+            <w:tcW w:w="1700" w:type="dxa"/>
+            <w:shd w:val="clear" w:color="auto" w:fill="1F3864"/>
+            <w:tcMar>
+              <w:top w:w="70" w:type="dxa"/>
+              <w:left w:w="100" w:type="dxa"/>
+              <w:bottom w:w="70" w:type="dxa"/>
+              <w:right w:w="100" w:type="dxa"/>
+            </w:tcMar>
+            <w:vAlign w:val="center"/>
+          </w:tcPr>
+          <w:p>
+            <w:r>
+              <w:rPr>
+                <w:b/>
+                <w:bCs/>
+                <w:color w:val="FFFFFF"/>
+                <w:sz w:val="19"/>
+                <w:szCs w:val="19"/>
+              </w:rPr>
+              <w:t>Priority</w:t>
+            </w:r>
+          </w:p>
+        </w:tc>
+      </w:tr>
+      <w:tr>
+        <w:trPr>
+          <w:cantSplit/>
+        </w:trPr>
+        <w:tc>
+          <w:tcPr>
+            <w:tcW w:w="900" w:type="dxa"/>
+            <w:tcMar>
+              <w:top w:w="70" w:type="dxa"/>
+              <w:left w:w="100" w:type="dxa"/>
+              <w:bottom w:w="70" w:type="dxa"/>
+              <w:right w:w="100" w:type="dxa"/>
+            </w:tcMar>
+            <w:vAlign w:val="center"/>
+          </w:tcPr>
+          <w:p>
+            <w:r>
+              <w:rPr>
+                <w:b/>
+                <w:bCs/>
+                <w:sz w:val="19"/>
+                <w:szCs w:val="19"/>
+              </w:rPr>
+              <w:t>FR-03.1</w:t>
+            </w:r>
+          </w:p>
+        </w:tc>
+        <w:tc>
+          <w:tcPr>
+            <w:tcW w:w="2000" w:type="dxa"/>
+            <w:tcMar>
+              <w:top w:w="70" w:type="dxa"/>
+              <w:left w:w="100" w:type="dxa"/>
+              <w:bottom w:w="70" w:type="dxa"/>
+              <w:right w:w="100" w:type="dxa"/>
+            </w:tcMar>
+            <w:vAlign w:val="center"/>
+          </w:tcPr>
+          <w:p>
+            <w:r>
+              <w:rPr>
+                <w:sz w:val="19"/>
+                <w:szCs w:val="19"/>
+              </w:rPr>
+              <w:t>Registration form</w:t>
+            </w:r>
+          </w:p>
+        </w:tc>
+        <w:tc>
+          <w:tcPr>
+            <w:tcW w:w="4750" w:type="dxa"/>
+            <w:tcMar>
+              <w:top w:w="70" w:type="dxa"/>
+              <w:left w:w="100" w:type="dxa"/>
+              <w:bottom w:w="70" w:type="dxa"/>
+              <w:right w:w="100" w:type="dxa"/>
+            </w:tcMar>
+            <w:vAlign w:val="center"/>
+          </w:tcPr>
+          <w:p>
+            <w:r>
+              <w:rPr>
+                <w:sz w:val="19"/>
+                <w:szCs w:val="19"/>
+              </w:rPr>
+              <w:t>Name, email (university email preferred), password, department/designation (Teacher/Student)</w:t>
+            </w:r>
+          </w:p>
+        </w:tc>
+        <w:tc>
+          <w:tcPr>
+            <w:tcW w:w="1700" w:type="dxa"/>
+            <w:shd w:val="clear" w:color="auto" w:fill="FBE4E1"/>
+            <w:tcMar>
+              <w:top w:w="70" w:type="dxa"/>
+              <w:left w:w="100" w:type="dxa"/>
+              <w:bottom w:w="70" w:type="dxa"/>
+              <w:right w:w="100" w:type="dxa"/>
+            </w:tcMar>
+            <w:vAlign w:val="center"/>
+          </w:tcPr>
+          <w:p>
+            <w:pPr>
+              <w:jc w:val="center"/>
+            </w:pPr>
+            <w:r>
+              <w:rPr>
+                <w:b/>
+                <w:bCs/>
+                <w:color w:val="C0392B"/>
+                <w:sz w:val="19"/>
+                <w:szCs w:val="19"/>
+              </w:rPr>
+              <w:t>High</w:t>
+            </w:r>
+          </w:p>
+        </w:tc>
+      </w:tr>
+      <w:tr>
+        <w:trPr>
+          <w:cantSplit/>
+        </w:trPr>
+        <w:tc>
+          <w:tcPr>
+            <w:tcW w:w="900" w:type="dxa"/>
+            <w:tcMar>
+              <w:top w:w="70" w:type="dxa"/>
+              <w:left w:w="100" w:type="dxa"/>
+              <w:bottom w:w="70" w:type="dxa"/>
+              <w:right w:w="100" w:type="dxa"/>
+            </w:tcMar>
+            <w:vAlign w:val="center"/>
+          </w:tcPr>
+          <w:p>
+            <w:r>
+              <w:rPr>
+                <w:b/>
+                <w:bCs/>
+                <w:sz w:val="19"/>
+                <w:szCs w:val="19"/>
+              </w:rPr>
+              <w:t>FR-03.2</w:t>
+            </w:r>
+          </w:p>
+        </w:tc>
+        <w:tc>
+          <w:tcPr>
+            <w:tcW w:w="2000" w:type="dxa"/>
+            <w:tcMar>
+              <w:top w:w="70" w:type="dxa"/>
+              <w:left w:w="100" w:type="dxa"/>
+              <w:bottom w:w="70" w:type="dxa"/>
+              <w:right w:w="100" w:type="dxa"/>
+            </w:tcMar>
+            <w:vAlign w:val="center"/>
+          </w:tcPr>
+          <w:p>
+            <w:r>
+              <w:rPr>
+                <w:sz w:val="19"/>
+                <w:szCs w:val="19"/>
+              </w:rPr>
+              <w:t>Login</w:t>
+            </w:r>
+          </w:p>
+        </w:tc>
+        <w:tc>
+          <w:tcPr>
+            <w:tcW w:w="4750" w:type="dxa"/>
+            <w:tcMar>
+              <w:top w:w="70" w:type="dxa"/>
+              <w:left w:w="100" w:type="dxa"/>
+              <w:bottom w:w="70" w:type="dxa"/>
+              <w:right w:w="100" w:type="dxa"/>
+            </w:tcMar>
+            <w:vAlign w:val="center"/>
+          </w:tcPr>
+          <w:p>
+            <w:r>
+              <w:rPr>
+                <w:sz w:val="19"/>
+                <w:szCs w:val="19"/>
+              </w:rPr>
+              <w:t>Secure login form with session/token-based authentication</w:t>
+            </w:r>
+          </w:p>
+        </w:tc>
+        <w:tc>
+          <w:tcPr>
+            <w:tcW w:w="1700" w:type="dxa"/>
+            <w:shd w:val="clear" w:color="auto" w:fill="FBE4E1"/>
+            <w:tcMar>
+              <w:top w:w="70" w:type="dxa"/>
+              <w:left w:w="100" w:type="dxa"/>
+              <w:bottom w:w="70" w:type="dxa"/>
+              <w:right w:w="100" w:type="dxa"/>
+            </w:tcMar>
+            <w:vAlign w:val="center"/>
+          </w:tcPr>
+          <w:p>
+            <w:pPr>
+              <w:jc w:val="center"/>
+            </w:pPr>
+            <w:r>
+              <w:rPr>
+                <w:b/>
+                <w:bCs/>
+                <w:color w:val="C0392B"/>
+                <w:sz w:val="19"/>
+                <w:szCs w:val="19"/>
+              </w:rPr>
+              <w:t>High</w:t>
+            </w:r>
+          </w:p>
+        </w:tc>
+      </w:tr>
+      <w:tr>
+        <w:trPr>
+          <w:cantSplit/>
+        </w:trPr>
+        <w:tc>
+          <w:tcPr>
+            <w:tcW w:w="900" w:type="dxa"/>
+            <w:tcMar>
+              <w:top w:w="70" w:type="dxa"/>
+              <w:left w:w="100" w:type="dxa"/>
+              <w:bottom w:w="70" w:type="dxa"/>
+              <w:right w:w="100" w:type="dxa"/>
+            </w:tcMar>
+            <w:vAlign w:val="center"/>
+          </w:tcPr>
+          <w:p>
+            <w:r>
+              <w:rPr>
+                <w:b/>
+                <w:bCs/>
+                <w:sz w:val="19"/>
+                <w:szCs w:val="19"/>
+              </w:rPr>
+              <w:t>FR-03.3</w:t>
+            </w:r>
+          </w:p>
+        </w:tc>
+        <w:tc>
+          <w:tcPr>
+            <w:tcW w:w="2000" w:type="dxa"/>
+            <w:tcMar>
+              <w:top w:w="70" w:type="dxa"/>
+              <w:left w:w="100" w:type="dxa"/>
+              <w:bottom w:w="70" w:type="dxa"/>
+              <w:right w:w="100" w:type="dxa"/>
+            </w:tcMar>
+            <w:vAlign w:val="center"/>
+          </w:tcPr>
+          <w:p>
+            <w:r>
+              <w:rPr>
+                <w:sz w:val="19"/>
+                <w:szCs w:val="19"/>
+              </w:rPr>
+              <w:t>Email verification</w:t>
+            </w:r>
+          </w:p>
+        </w:tc>
+        <w:tc>
+          <w:tcPr>
+            <w:tcW w:w="4750" w:type="dxa"/>
+            <w:tcMar>
+              <w:top w:w="70" w:type="dxa"/>
+              <w:left w:w="100" w:type="dxa"/>
+              <w:bottom w:w="70" w:type="dxa"/>
+              <w:right w:w="100" w:type="dxa"/>
+            </w:tcMar>
+            <w:vAlign w:val="center"/>
+          </w:tcPr>
+          <w:p>
+            <w:r>
+              <w:rPr>
+                <w:sz w:val="19"/>
+                <w:szCs w:val="19"/>
+              </w:rPr>
+              <w:t>Verification link sent to email before account activation</w:t>
+            </w:r>
+          </w:p>
+        </w:tc>
+        <w:tc>
+          <w:tcPr>
+            <w:tcW w:w="1700" w:type="dxa"/>
+            <w:shd w:val="clear" w:color="auto" w:fill="FBEBD0"/>
+            <w:tcMar>
+              <w:top w:w="70" w:type="dxa"/>
+              <w:left w:w="100" w:type="dxa"/>
+              <w:bottom w:w="70" w:type="dxa"/>
+              <w:right w:w="100" w:type="dxa"/>
+            </w:tcMar>
+            <w:vAlign w:val="center"/>
+          </w:tcPr>
+          <w:p>
+            <w:pPr>
+              <w:jc w:val="center"/>
+            </w:pPr>
+            <w:r>
+              <w:rPr>
+                <w:b/>
+                <w:bCs/>
+                <w:color w:val="B7791F"/>
+                <w:sz w:val="19"/>
+                <w:szCs w:val="19"/>
+              </w:rPr>
+              <w:t>Medium</w:t>
+            </w:r>
+          </w:p>
+        </w:tc>
+      </w:tr>
+      <w:tr>
+        <w:trPr>
+          <w:cantSplit/>
+        </w:trPr>
+        <w:tc>
+          <w:tcPr>
+            <w:tcW w:w="900" w:type="dxa"/>
+            <w:tcMar>
+              <w:top w:w="70" w:type="dxa"/>
+              <w:left w:w="100" w:type="dxa"/>
+              <w:bottom w:w="70" w:type="dxa"/>
+              <w:right w:w="100" w:type="dxa"/>
+            </w:tcMar>
+            <w:vAlign w:val="center"/>
+          </w:tcPr>
+          <w:p>
+            <w:r>
+              <w:rPr>
+                <w:b/>
+                <w:bCs/>
+                <w:sz w:val="19"/>
+                <w:szCs w:val="19"/>
+              </w:rPr>
+              <w:t>FR-03.4</w:t>
+            </w:r>
+          </w:p>
+        </w:tc>
+        <w:tc>
+          <w:tcPr>
+            <w:tcW w:w="2000" w:type="dxa"/>
+            <w:tcMar>
+              <w:top w:w="70" w:type="dxa"/>
+              <w:left w:w="100" w:type="dxa"/>
+              <w:bottom w:w="70" w:type="dxa"/>
+              <w:right w:w="100" w:type="dxa"/>
+            </w:tcMar>
+            <w:vAlign w:val="center"/>
+          </w:tcPr>
+          <w:p>
+            <w:r>
+              <w:rPr>
+                <w:sz w:val="19"/>
+                <w:szCs w:val="19"/>
+              </w:rPr>
+              <w:t>Forgot password</w:t>
+            </w:r>
+          </w:p>
+        </w:tc>
+        <w:tc>
+          <w:tcPr>
+            <w:tcW w:w="4750" w:type="dxa"/>
+            <w:tcMar>
+              <w:top w:w="70" w:type="dxa"/>
+              <w:left w:w="100" w:type="dxa"/>
+              <w:bottom w:w="70" w:type="dxa"/>
+              <w:right w:w="100" w:type="dxa"/>
+            </w:tcMar>
+            <w:vAlign w:val="center"/>
+          </w:tcPr>
+          <w:p>
+            <w:r>
+              <w:rPr>
+                <w:sz w:val="19"/>
+                <w:szCs w:val="19"/>
+              </w:rPr>
+              <w:t>Password reset link sent via email</w:t>
+            </w:r>
+          </w:p>
+        </w:tc>
+        <w:tc>
+          <w:tcPr>
+            <w:tcW w:w="1700" w:type="dxa"/>
+            <w:shd w:val="clear" w:color="auto" w:fill="FBEBD0"/>
+            <w:tcMar>
+              <w:top w:w="70" w:type="dxa"/>
+              <w:left w:w="100" w:type="dxa"/>
+              <w:bottom w:w="70" w:type="dxa"/>
+              <w:right w:w="100" w:type="dxa"/>
+            </w:tcMar>
+            <w:vAlign w:val="center"/>
+          </w:tcPr>
+          <w:p>
+            <w:pPr>
+              <w:jc w:val="center"/>
+            </w:pPr>
+            <w:r>
+              <w:rPr>
+                <w:b/>
+                <w:bCs/>
+                <w:color w:val="B7791F"/>
+                <w:sz w:val="19"/>
+                <w:szCs w:val="19"/>
+              </w:rPr>
+              <w:t>Medium</w:t>
+            </w:r>
+          </w:p>
+        </w:tc>
+      </w:tr>
+      <w:tr>
+        <w:trPr>
+          <w:cantSplit/>
+        </w:trPr>
+        <w:tc>
+          <w:tcPr>
+            <w:tcW w:w="900" w:type="dxa"/>
+            <w:tcMar>
+              <w:top w:w="70" w:type="dxa"/>
+              <w:left w:w="100" w:type="dxa"/>
+              <w:bottom w:w="70" w:type="dxa"/>
+              <w:right w:w="100" w:type="dxa"/>
+            </w:tcMar>
+            <w:vAlign w:val="center"/>
+          </w:tcPr>
+          <w:p>
+            <w:r>
+              <w:rPr>
+                <w:b/>
+                <w:bCs/>
+                <w:sz w:val="19"/>
+                <w:szCs w:val="19"/>
+              </w:rPr>
+              <w:t>FR-03.5</w:t>
+            </w:r>
+          </w:p>
+        </w:tc>
+        <w:tc>
+          <w:tcPr>
+            <w:tcW w:w="2000" w:type="dxa"/>
+            <w:tcMar>
+              <w:top w:w="70" w:type="dxa"/>
+              <w:left w:w="100" w:type="dxa"/>
+              <w:bottom w:w="70" w:type="dxa"/>
+              <w:right w:w="100" w:type="dxa"/>
+            </w:tcMar>
+            <w:vAlign w:val="center"/>
+          </w:tcPr>
+          <w:p>
+            <w:r>
+              <w:rPr>
+                <w:sz w:val="19"/>
+                <w:szCs w:val="19"/>
+              </w:rPr>
+              <w:t>Profile management</w:t>
+            </w:r>
+          </w:p>
+        </w:tc>
+        <w:tc>
+          <w:tcPr>
+            <w:tcW w:w="4750" w:type="dxa"/>
+            <w:tcMar>
+              <w:top w:w="70" w:type="dxa"/>
+              <w:left w:w="100" w:type="dxa"/>
+              <w:bottom w:w="70" w:type="dxa"/>
+              <w:right w:w="100" w:type="dxa"/>
+            </w:tcMar>
+            <w:vAlign w:val="center"/>
+          </w:tcPr>
+          <w:p>
+            <w:r>
+              <w:rPr>
+                <w:sz w:val="19"/>
+                <w:szCs w:val="19"/>
+              </w:rPr>
+              <w:t>Edit profile photo, bio, and contact information</w:t>
+            </w:r>
+          </w:p>
+        </w:tc>
+        <w:tc>
+          <w:tcPr>
+            <w:tcW w:w="1700" w:type="dxa"/>
+            <w:shd w:val="clear" w:color="auto" w:fill="E4F3E4"/>
+            <w:tcMar>
+              <w:top w:w="70" w:type="dxa"/>
+              <w:left w:w="100" w:type="dxa"/>
+              <w:bottom w:w="70" w:type="dxa"/>
+              <w:right w:w="100" w:type="dxa"/>
+            </w:tcMar>
+            <w:vAlign w:val="center"/>
+          </w:tcPr>
+          <w:p>
+            <w:pPr>
+              <w:jc w:val="center"/>
+            </w:pPr>
+            <w:r>
+              <w:rPr>
+                <w:b/>
+                <w:bCs/>
+                <w:color w:val="2E7D32"/>
+                <w:sz w:val="19"/>
+                <w:szCs w:val="19"/>
+              </w:rPr>
+              <w:t>Low</w:t>
+            </w:r>
+          </w:p>
+        </w:tc>
+      </w:tr>
+    </w:tbl>
+    <w:p>
+      <w:pPr>
+        <w:pStyle w:val="Heading2"/>
+      </w:pPr>
+      <w:r>
+        <w:t>FR-04: Proposal Submission Form</w:t>
+      </w:r>
+    </w:p>
+    <w:tbl>
+      <w:tblPr>
+        <w:tblW w:w="9350" w:type="dxa"/>
+        <w:tblBorders>
+          <w:top w:val="single" w:sz="4" w:space="0" w:color="auto"/>
+          <w:left w:val="single" w:sz="4" w:space="0" w:color="auto"/>
+          <w:bottom w:val="single" w:sz="4" w:space="0" w:color="auto"/>
+          <w:right w:val="single" w:sz="4" w:space="0" w:color="auto"/>
+          <w:insideH w:val="single" w:sz="4" w:space="0" w:color="auto"/>
+          <w:insideV w:val="single" w:sz="4" w:space="0" w:color="auto"/>
+        </w:tblBorders>
+        <w:tblCellMar>
+          <w:left w:w="10" w:type="dxa"/>
+          <w:right w:w="10" w:type="dxa"/>
+        </w:tblCellMar>
+        <w:tblLook w:val="04A0" w:firstRow="1" w:lastRow="0" w:firstColumn="1" w:lastColumn="0" w:noHBand="0" w:noVBand="1"/>
+      </w:tblPr>
+      <w:tblGrid>
+        <w:gridCol w:w="900"/>
+        <w:gridCol w:w="2000"/>
+        <w:gridCol w:w="4750"/>
+        <w:gridCol w:w="1700"/>
+      </w:tblGrid>
+      <w:tr>
+        <w:trPr>
+          <w:tblHeader/>
+        </w:trPr>
+        <w:tc>
+          <w:tcPr>
+            <w:tcW w:w="900" w:type="dxa"/>
+            <w:shd w:val="clear" w:color="auto" w:fill="1F3864"/>
+            <w:tcMar>
+              <w:top w:w="70" w:type="dxa"/>
+              <w:left w:w="100" w:type="dxa"/>
+              <w:bottom w:w="70" w:type="dxa"/>
+              <w:right w:w="100" w:type="dxa"/>
+            </w:tcMar>
+            <w:vAlign w:val="center"/>
+          </w:tcPr>
+          <w:p>
+            <w:r>
+              <w:rPr>
+                <w:b/>
+                <w:bCs/>
+                <w:color w:val="FFFFFF"/>
+                <w:sz w:val="19"/>
+                <w:szCs w:val="19"/>
+              </w:rPr>
+              <w:t>ID</w:t>
+            </w:r>
+          </w:p>
+        </w:tc>
+        <w:tc>
+          <w:tcPr>
+            <w:tcW w:w="2000" w:type="dxa"/>
+            <w:shd w:val="clear" w:color="auto" w:fill="1F3864"/>
+            <w:tcMar>
+              <w:top w:w="70" w:type="dxa"/>
+              <w:left w:w="100" w:type="dxa"/>
+              <w:bottom w:w="70" w:type="dxa"/>
+              <w:right w:w="100" w:type="dxa"/>
+            </w:tcMar>
+            <w:vAlign w:val="center"/>
+          </w:tcPr>
+          <w:p>
+            <w:r>
+              <w:rPr>
+                <w:b/>
+                <w:bCs/>
+                <w:color w:val="FFFFFF"/>
+                <w:sz w:val="19"/>
+                <w:szCs w:val="19"/>
+              </w:rPr>
+              <w:t>Requirement</w:t>
+            </w:r>
+          </w:p>
+        </w:tc>
+        <w:tc>
+          <w:tcPr>
+            <w:tcW w:w="4750" w:type="dxa"/>
+            <w:shd w:val="clear" w:color="auto" w:fill="1F3864"/>
+            <w:tcMar>
+              <w:top w:w="70" w:type="dxa"/>
+              <w:left w:w="100" w:type="dxa"/>
+              <w:bottom w:w="70" w:type="dxa"/>
+              <w:right w:w="100" w:type="dxa"/>
+            </w:tcMar>
+            <w:vAlign w:val="center"/>
+          </w:tcPr>
+          <w:p>
+            <w:r>
+              <w:rPr>
+                <w:b/>
+                <w:bCs/>
+                <w:color w:val="FFFFFF"/>
+                <w:sz w:val="19"/>
+                <w:szCs w:val="19"/>
+              </w:rPr>
+              <w:t>Description / Sub-functionality</w:t>
+            </w:r>
+          </w:p>
+        </w:tc>
+        <w:tc>
+          <w:tcPr>
+            <w:tcW w:w="1700" w:type="dxa"/>
+            <w:shd w:val="clear" w:color="auto" w:fill="1F3864"/>
+            <w:tcMar>
+              <w:top w:w="70" w:type="dxa"/>
+              <w:left w:w="100" w:type="dxa"/>
+              <w:bottom w:w="70" w:type="dxa"/>
+              <w:right w:w="100" w:type="dxa"/>
+            </w:tcMar>
+            <w:vAlign w:val="center"/>
+          </w:tcPr>
+          <w:p>
+            <w:r>
+              <w:rPr>
+                <w:b/>
+                <w:bCs/>
+                <w:color w:val="FFFFFF"/>
+                <w:sz w:val="19"/>
+                <w:szCs w:val="19"/>
+              </w:rPr>
+              <w:t>Priority</w:t>
+            </w:r>
+          </w:p>
+        </w:tc>
+      </w:tr>
+      <w:tr>
+        <w:trPr>
+          <w:cantSplit/>
+        </w:trPr>
+        <w:tc>
+          <w:tcPr>
+            <w:tcW w:w="900" w:type="dxa"/>
+            <w:tcMar>
+              <w:top w:w="70" w:type="dxa"/>
+              <w:left w:w="100" w:type="dxa"/>
+              <w:bottom w:w="70" w:type="dxa"/>
+              <w:right w:w="100" w:type="dxa"/>
+            </w:tcMar>
+            <w:vAlign w:val="center"/>
+          </w:tcPr>
+          <w:p>
+            <w:r>
+              <w:rPr>
+                <w:b/>
+                <w:bCs/>
+                <w:sz w:val="19"/>
+                <w:szCs w:val="19"/>
+              </w:rPr>
+              <w:t>FR-04.1</w:t>
+            </w:r>
+          </w:p>
+        </w:tc>
+        <w:tc>
+          <w:tcPr>
+            <w:tcW w:w="2000" w:type="dxa"/>
+            <w:tcMar>
+              <w:top w:w="70" w:type="dxa"/>
+              <w:left w:w="100" w:type="dxa"/>
+              <w:bottom w:w="70" w:type="dxa"/>
+              <w:right w:w="100" w:type="dxa"/>
+            </w:tcMar>
+            <w:vAlign w:val="center"/>
+          </w:tcPr>
+          <w:p>
+            <w:r>
+              <w:rPr>
+                <w:sz w:val="19"/>
+                <w:szCs w:val="19"/>
+              </w:rPr>
+              <w:t>Proposal fields</w:t>
+            </w:r>
+          </w:p>
+        </w:tc>
+        <w:tc>
+          <w:tcPr>
+            <w:tcW w:w="4750" w:type="dxa"/>
+            <w:tcMar>
+              <w:top w:w="70" w:type="dxa"/>
+              <w:left w:w="100" w:type="dxa"/>
+              <w:bottom w:w="70" w:type="dxa"/>
+              <w:right w:w="100" w:type="dxa"/>
+            </w:tcMar>
+            <w:vAlign w:val="center"/>
+          </w:tcPr>
+          <w:p>
+            <w:r>
+              <w:rPr>
+                <w:sz w:val="19"/>
+                <w:szCs w:val="19"/>
+              </w:rPr>
+              <w:t>Title, abstract/summary, objectives, budget breakdown, timeline/duration</w:t>
+            </w:r>
+          </w:p>
+        </w:tc>
+        <w:tc>
+          <w:tcPr>
+            <w:tcW w:w="1700" w:type="dxa"/>
+            <w:shd w:val="clear" w:color="auto" w:fill="FBE4E1"/>
+            <w:tcMar>
+              <w:top w:w="70" w:type="dxa"/>
+              <w:left w:w="100" w:type="dxa"/>
+              <w:bottom w:w="70" w:type="dxa"/>
+              <w:right w:w="100" w:type="dxa"/>
+            </w:tcMar>
+            <w:vAlign w:val="center"/>
+          </w:tcPr>
+          <w:p>
+            <w:pPr>
+              <w:jc w:val="center"/>
+            </w:pPr>
+            <w:r>
+              <w:rPr>
+                <w:b/>
+                <w:bCs/>
+                <w:color w:val="C0392B"/>
+                <w:sz w:val="19"/>
+                <w:szCs w:val="19"/>
+              </w:rPr>
+              <w:t>High</w:t>
+            </w:r>
+          </w:p>
+        </w:tc>
+      </w:tr>
+      <w:tr>
+        <w:trPr>
+          <w:cantSplit/>
+        </w:trPr>
+        <w:tc>
+          <w:tcPr>
+            <w:tcW w:w="900" w:type="dxa"/>
+            <w:tcMar>
+              <w:top w:w="70" w:type="dxa"/>
+              <w:left w:w="100" w:type="dxa"/>
+              <w:bottom w:w="70" w:type="dxa"/>
+              <w:right w:w="100" w:type="dxa"/>
+            </w:tcMar>
+            <w:vAlign w:val="center"/>
+          </w:tcPr>
+          <w:p>
+            <w:r>
+              <w:rPr>
+                <w:b/>
+                <w:bCs/>
+                <w:sz w:val="19"/>
+                <w:szCs w:val="19"/>
+              </w:rPr>
+              <w:t>FR-04.2</w:t>
+            </w:r>
+          </w:p>
+        </w:tc>
+        <w:tc>
+          <w:tcPr>
+            <w:tcW w:w="2000" w:type="dxa"/>
+            <w:tcMar>
+              <w:top w:w="70" w:type="dxa"/>
+              <w:left w:w="100" w:type="dxa"/>
+              <w:bottom w:w="70" w:type="dxa"/>
+              <w:right w:w="100" w:type="dxa"/>
+            </w:tcMar>
+            <w:vAlign w:val="center"/>
+          </w:tcPr>
+          <w:p>
+            <w:r>
+              <w:rPr>
+                <w:sz w:val="19"/>
+                <w:szCs w:val="19"/>
+              </w:rPr>
+              <w:t>Co-researcher entry</w:t>
+            </w:r>
+          </w:p>
+        </w:tc>
+        <w:tc>
+          <w:tcPr>
+            <w:tcW w:w="4750" w:type="dxa"/>
+            <w:tcMar>
+              <w:top w:w="70" w:type="dxa"/>
+              <w:left w:w="100" w:type="dxa"/>
+              <w:bottom w:w="70" w:type="dxa"/>
+              <w:right w:w="100" w:type="dxa"/>
+            </w:tcMar>
+            <w:vAlign w:val="center"/>
+          </w:tcPr>
+          <w:p>
+            <w:r>
+              <w:rPr>
+                <w:sz w:val="19"/>
+                <w:szCs w:val="19"/>
+              </w:rPr>
+              <w:t>Add one or more co-researcher names to a single proposal</w:t>
+            </w:r>
+          </w:p>
+        </w:tc>
+        <w:tc>
+          <w:tcPr>
+            <w:tcW w:w="1700" w:type="dxa"/>
+            <w:shd w:val="clear" w:color="auto" w:fill="FBEBD0"/>
+            <w:tcMar>
+              <w:top w:w="70" w:type="dxa"/>
+              <w:left w:w="100" w:type="dxa"/>
+              <w:bottom w:w="70" w:type="dxa"/>
+              <w:right w:w="100" w:type="dxa"/>
+            </w:tcMar>
+            <w:vAlign w:val="center"/>
+          </w:tcPr>
+          <w:p>
+            <w:pPr>
+              <w:jc w:val="center"/>
+            </w:pPr>
+            <w:r>
+              <w:rPr>
+                <w:b/>
+                <w:bCs/>
+                <w:color w:val="B7791F"/>
+                <w:sz w:val="19"/>
+                <w:szCs w:val="19"/>
+              </w:rPr>
+              <w:t>Medium</w:t>
+            </w:r>
+          </w:p>
+        </w:tc>
+      </w:tr>
+      <w:tr>
+        <w:trPr>
+          <w:cantSplit/>
+        </w:trPr>
+        <w:tc>
+          <w:tcPr>
+            <w:tcW w:w="900" w:type="dxa"/>
+            <w:tcMar>
+              <w:top w:w="70" w:type="dxa"/>
+              <w:left w:w="100" w:type="dxa"/>
+              <w:bottom w:w="70" w:type="dxa"/>
+              <w:right w:w="100" w:type="dxa"/>
+            </w:tcMar>
+            <w:vAlign w:val="center"/>
+          </w:tcPr>
+          <w:p>
+            <w:r>
+              <w:rPr>
+                <w:b/>
+                <w:bCs/>
+                <w:sz w:val="19"/>
+                <w:szCs w:val="19"/>
+              </w:rPr>
+              <w:t>FR-04.3</w:t>
+            </w:r>
+          </w:p>
+        </w:tc>
+        <w:tc>
+          <w:tcPr>
+            <w:tcW w:w="2000" w:type="dxa"/>
+            <w:tcMar>
+              <w:top w:w="70" w:type="dxa"/>
+              <w:left w:w="100" w:type="dxa"/>
+              <w:bottom w:w="70" w:type="dxa"/>
+              <w:right w:w="100" w:type="dxa"/>
+            </w:tcMar>
+            <w:vAlign w:val="center"/>
+          </w:tcPr>
+          <w:p>
+            <w:r>
+              <w:rPr>
+                <w:sz w:val="19"/>
+                <w:szCs w:val="19"/>
+              </w:rPr>
+              <w:t>File attachment</w:t>
+            </w:r>
+          </w:p>
+        </w:tc>
+        <w:tc>
+          <w:tcPr>
+            <w:tcW w:w="4750" w:type="dxa"/>
+            <w:tcMar>
+              <w:top w:w="70" w:type="dxa"/>
+              <w:left w:w="100" w:type="dxa"/>
+              <w:bottom w:w="70" w:type="dxa"/>
+              <w:right w:w="100" w:type="dxa"/>
+            </w:tcMar>
+            <w:vAlign w:val="center"/>
+          </w:tcPr>
+          <w:p>
+            <w:r>
+              <w:rPr>
+                <w:sz w:val="19"/>
+                <w:szCs w:val="19"/>
+              </w:rPr>
+              <w:t>Upload one or more supporting PDF/DOC files</w:t>
+            </w:r>
+          </w:p>
+        </w:tc>
+        <w:tc>
+          <w:tcPr>
+            <w:tcW w:w="1700" w:type="dxa"/>
+            <w:shd w:val="clear" w:color="auto" w:fill="FBE4E1"/>
+            <w:tcMar>
+              <w:top w:w="70" w:type="dxa"/>
+              <w:left w:w="100" w:type="dxa"/>
+              <w:bottom w:w="70" w:type="dxa"/>
+              <w:right w:w="100" w:type="dxa"/>
+            </w:tcMar>
+            <w:vAlign w:val="center"/>
+          </w:tcPr>
+          <w:p>
+            <w:pPr>
+              <w:jc w:val="center"/>
+            </w:pPr>
+            <w:r>
+              <w:rPr>
+                <w:b/>
+                <w:bCs/>
+                <w:color w:val="C0392B"/>
+                <w:sz w:val="19"/>
+                <w:szCs w:val="19"/>
+              </w:rPr>
+              <w:t>High</w:t>
+            </w:r>
+          </w:p>
+        </w:tc>
+      </w:tr>
+      <w:tr>
+        <w:trPr>
+          <w:cantSplit/>
+        </w:trPr>
+        <w:tc>
+          <w:tcPr>
+            <w:tcW w:w="900" w:type="dxa"/>
+            <w:tcMar>
+              <w:top w:w="70" w:type="dxa"/>
+              <w:left w:w="100" w:type="dxa"/>
+              <w:bottom w:w="70" w:type="dxa"/>
+              <w:right w:w="100" w:type="dxa"/>
+            </w:tcMar>
+            <w:vAlign w:val="center"/>
+          </w:tcPr>
+          <w:p>
+            <w:r>
+              <w:rPr>
+                <w:b/>
+                <w:bCs/>
+                <w:sz w:val="19"/>
+                <w:szCs w:val="19"/>
+              </w:rPr>
+              <w:lastRenderedPageBreak/>
+              <w:t>FR-04.4</w:t>
+            </w:r>
+          </w:p>
+        </w:tc>
+        <w:tc>
+          <w:tcPr>
+            <w:tcW w:w="2000" w:type="dxa"/>
+            <w:tcMar>
+              <w:top w:w="70" w:type="dxa"/>
+              <w:left w:w="100" w:type="dxa"/>
+              <w:bottom w:w="70" w:type="dxa"/>
+              <w:right w:w="100" w:type="dxa"/>
+            </w:tcMar>
+            <w:vAlign w:val="center"/>
+          </w:tcPr>
+          <w:p>
+            <w:r>
+              <w:rPr>
+                <w:sz w:val="19"/>
+                <w:szCs w:val="19"/>
+              </w:rPr>
+              <w:t>Save as draft</w:t>
+            </w:r>
+          </w:p>
+        </w:tc>
+        <w:tc>
+          <w:tcPr>
+            <w:tcW w:w="4750" w:type="dxa"/>
+            <w:tcMar>
+              <w:top w:w="70" w:type="dxa"/>
+              <w:left w:w="100" w:type="dxa"/>
+              <w:bottom w:w="70" w:type="dxa"/>
+              <w:right w:w="100" w:type="dxa"/>
+            </w:tcMar>
+            <w:vAlign w:val="center"/>
+          </w:tcPr>
+          <w:p>
+            <w:r>
+              <w:rPr>
+                <w:sz w:val="19"/>
+                <w:szCs w:val="19"/>
+              </w:rPr>
+              <w:t>Save incomplete proposal and continue later before final submission</w:t>
+            </w:r>
+          </w:p>
+        </w:tc>
+        <w:tc>
+          <w:tcPr>
+            <w:tcW w:w="1700" w:type="dxa"/>
+            <w:shd w:val="clear" w:color="auto" w:fill="FBEBD0"/>
+            <w:tcMar>
+              <w:top w:w="70" w:type="dxa"/>
+              <w:left w:w="100" w:type="dxa"/>
+              <w:bottom w:w="70" w:type="dxa"/>
+              <w:right w:w="100" w:type="dxa"/>
+            </w:tcMar>
+            <w:vAlign w:val="center"/>
+          </w:tcPr>
+          <w:p>
+            <w:pPr>
+              <w:jc w:val="center"/>
+            </w:pPr>
+            <w:r>
+              <w:rPr>
+                <w:b/>
+                <w:bCs/>
+                <w:color w:val="B7791F"/>
+                <w:sz w:val="19"/>
+                <w:szCs w:val="19"/>
+              </w:rPr>
+              <w:t>Medium</w:t>
+            </w:r>
+          </w:p>
+        </w:tc>
+      </w:tr>
+      <w:tr>
+        <w:trPr>
+          <w:cantSplit/>
+        </w:trPr>
+        <w:tc>
+          <w:tcPr>
+            <w:tcW w:w="900" w:type="dxa"/>
+            <w:tcMar>
+              <w:top w:w="70" w:type="dxa"/>
+              <w:left w:w="100" w:type="dxa"/>
+              <w:bottom w:w="70" w:type="dxa"/>
+              <w:right w:w="100" w:type="dxa"/>
+            </w:tcMar>
+            <w:vAlign w:val="center"/>
+          </w:tcPr>
+          <w:p>
+            <w:r>
+              <w:rPr>
+                <w:b/>
+                <w:bCs/>
+                <w:sz w:val="19"/>
+                <w:szCs w:val="19"/>
+              </w:rPr>
+              <w:t>FR-04.5</w:t>
+            </w:r>
+          </w:p>
+        </w:tc>
+        <w:tc>
+          <w:tcPr>
+            <w:tcW w:w="2000" w:type="dxa"/>
+            <w:tcMar>
+              <w:top w:w="70" w:type="dxa"/>
+              <w:left w:w="100" w:type="dxa"/>
+              <w:bottom w:w="70" w:type="dxa"/>
+              <w:right w:w="100" w:type="dxa"/>
+            </w:tcMar>
+            <w:vAlign w:val="center"/>
+          </w:tcPr>
+          <w:p>
+            <w:r>
+              <w:rPr>
+                <w:sz w:val="19"/>
+                <w:szCs w:val="19"/>
+              </w:rPr>
+              <w:t>Final submission</w:t>
+            </w:r>
+          </w:p>
+        </w:tc>
+        <w:tc>
+          <w:tcPr>
+            <w:tcW w:w="4750" w:type="dxa"/>
+            <w:tcMar>
+              <w:top w:w="70" w:type="dxa"/>
+              <w:left w:w="100" w:type="dxa"/>
+              <w:bottom w:w="70" w:type="dxa"/>
+              <w:right w:w="100" w:type="dxa"/>
+            </w:tcMar>
+            <w:vAlign w:val="center"/>
+          </w:tcPr>
+          <w:p>
+            <w:r>
+              <w:rPr>
+                <w:sz w:val="19"/>
+                <w:szCs w:val="19"/>
+              </w:rPr>
+              <w:t>Locks the proposal from further editing until reviewer requests revision</w:t>
+            </w:r>
+          </w:p>
+        </w:tc>
+        <w:tc>
+          <w:tcPr>
+            <w:tcW w:w="1700" w:type="dxa"/>
+            <w:shd w:val="clear" w:color="auto" w:fill="FBE4E1"/>
+            <w:tcMar>
+              <w:top w:w="70" w:type="dxa"/>
+              <w:left w:w="100" w:type="dxa"/>
+              <w:bottom w:w="70" w:type="dxa"/>
+              <w:right w:w="100" w:type="dxa"/>
+            </w:tcMar>
+            <w:vAlign w:val="center"/>
+          </w:tcPr>
+          <w:p>
+            <w:pPr>
+              <w:jc w:val="center"/>
+            </w:pPr>
+            <w:r>
+              <w:rPr>
+                <w:b/>
+                <w:bCs/>
+                <w:color w:val="C0392B"/>
+                <w:sz w:val="19"/>
+                <w:szCs w:val="19"/>
+              </w:rPr>
+              <w:t>High</w:t>
+            </w:r>
+          </w:p>
+        </w:tc>
+      </w:tr>
+    </w:tbl>
+    <w:p>
+      <w:pPr>
+        <w:pStyle w:val="Heading2"/>
+      </w:pPr>
+      <w:r>
+        <w:t>FR-05: Status Tracking Dashboard</w:t>
+      </w:r>
+    </w:p>
+    <w:tbl>
+      <w:tblPr>
+        <w:tblW w:w="9350" w:type="dxa"/>
+        <w:tblBorders>
+          <w:top w:val="single" w:sz="4" w:space="0" w:color="auto"/>
+          <w:left w:val="single" w:sz="4" w:space="0" w:color="auto"/>
+          <w:bottom w:val="single" w:sz="4" w:space="0" w:color="auto"/>
+          <w:right w:val="single" w:sz="4" w:space="0" w:color="auto"/>
+          <w:insideH w:val="single" w:sz="4" w:space="0" w:color="auto"/>
+          <w:insideV w:val="single" w:sz="4" w:space="0" w:color="auto"/>
+        </w:tblBorders>
+        <w:tblCellMar>
+          <w:left w:w="10" w:type="dxa"/>
+          <w:right w:w="10" w:type="dxa"/>
+        </w:tblCellMar>
+        <w:tblLook w:val="04A0" w:firstRow="1" w:lastRow="0" w:firstColumn="1" w:lastColumn="0" w:noHBand="0" w:noVBand="1"/>
+      </w:tblPr>
+      <w:tblGrid>
+        <w:gridCol w:w="900"/>
+        <w:gridCol w:w="2000"/>
+        <w:gridCol w:w="4750"/>
+        <w:gridCol w:w="1700"/>
+      </w:tblGrid>
+      <w:tr>
+        <w:trPr>
+          <w:tblHeader/>
+        </w:trPr>
+        <w:tc>
+          <w:tcPr>
+            <w:tcW w:w="900" w:type="dxa"/>
+            <w:shd w:val="clear" w:color="auto" w:fill="1F3864"/>
+            <w:tcMar>
+              <w:top w:w="70" w:type="dxa"/>
+              <w:left w:w="100" w:type="dxa"/>
+              <w:bottom w:w="70" w:type="dxa"/>
+              <w:right w:w="100" w:type="dxa"/>
+            </w:tcMar>
+            <w:vAlign w:val="center"/>
+          </w:tcPr>
+          <w:p>
+            <w:r>
+              <w:rPr>
+                <w:b/>
+                <w:bCs/>
+                <w:color w:val="FFFFFF"/>
+                <w:sz w:val="19"/>
+                <w:szCs w:val="19"/>
+              </w:rPr>
+              <w:t>ID</w:t>
+            </w:r>
+          </w:p>
+        </w:tc>
+        <w:tc>
+          <w:tcPr>
+            <w:tcW w:w="2000" w:type="dxa"/>
+            <w:shd w:val="clear" w:color="auto" w:fill="1F3864"/>
+            <w:tcMar>
+              <w:top w:w="70" w:type="dxa"/>
+              <w:left w:w="100" w:type="dxa"/>
+              <w:bottom w:w="70" w:type="dxa"/>
+              <w:right w:w="100" w:type="dxa"/>
+            </w:tcMar>
+            <w:vAlign w:val="center"/>
+          </w:tcPr>
+          <w:p>
+            <w:r>
+              <w:rPr>
+                <w:b/>
+                <w:bCs/>
+                <w:color w:val="FFFFFF"/>
+                <w:sz w:val="19"/>
+                <w:szCs w:val="19"/>
+              </w:rPr>
+              <w:t>Requirement</w:t>
+            </w:r>
+          </w:p>
+        </w:tc>
+        <w:tc>
+          <w:tcPr>
+            <w:tcW w:w="4750" w:type="dxa"/>
+            <w:shd w:val="clear" w:color="auto" w:fill="1F3864"/>
+            <w:tcMar>
+              <w:top w:w="70" w:type="dxa"/>
+              <w:left w:w="100" w:type="dxa"/>
+              <w:bottom w:w="70" w:type="dxa"/>
+              <w:right w:w="100" w:type="dxa"/>
+            </w:tcMar>
+            <w:vAlign w:val="center"/>
+          </w:tcPr>
+          <w:p>
+            <w:r>
+              <w:rPr>
+                <w:b/>
+                <w:bCs/>
+                <w:color w:val="FFFFFF"/>
+                <w:sz w:val="19"/>
+                <w:szCs w:val="19"/>
+              </w:rPr>
+              <w:t>Description / Sub-functionality</w:t>
+            </w:r>
+          </w:p>
+        </w:tc>
+        <w:tc>
+          <w:tcPr>
+            <w:tcW w:w="1700" w:type="dxa"/>
+            <w:shd w:val="clear" w:color="auto" w:fill="1F3864"/>
+            <w:tcMar>
+              <w:top w:w="70" w:type="dxa"/>
+              <w:left w:w="100" w:type="dxa"/>
+              <w:bottom w:w="70" w:type="dxa"/>
+              <w:right w:w="100" w:type="dxa"/>
+            </w:tcMar>
+            <w:vAlign w:val="center"/>
+          </w:tcPr>
+          <w:p>
+            <w:r>
+              <w:rPr>
+                <w:b/>
+                <w:bCs/>
+                <w:color w:val="FFFFFF"/>
+                <w:sz w:val="19"/>
+                <w:szCs w:val="19"/>
+              </w:rPr>
+              <w:t>Priority</w:t>
+            </w:r>
+          </w:p>
+        </w:tc>
+      </w:tr>
+      <w:tr>
+        <w:trPr>
+          <w:cantSplit/>
+        </w:trPr>
+        <w:tc>
+          <w:tcPr>
+            <w:tcW w:w="900" w:type="dxa"/>
+            <w:tcMar>
+              <w:top w:w="70" w:type="dxa"/>
+              <w:left w:w="100" w:type="dxa"/>
+              <w:bottom w:w="70" w:type="dxa"/>
+              <w:right w:w="100" w:type="dxa"/>
+            </w:tcMar>
+            <w:vAlign w:val="center"/>
+          </w:tcPr>
+          <w:p>
+            <w:r>
+              <w:rPr>
+                <w:b/>
+                <w:bCs/>
+                <w:sz w:val="19"/>
+                <w:szCs w:val="19"/>
+              </w:rPr>
+              <w:t>FR-05.1</w:t>
+            </w:r>
+          </w:p>
+        </w:tc>
+        <w:tc>
+          <w:tcPr>
+            <w:tcW w:w="2000" w:type="dxa"/>
+            <w:tcMar>
+              <w:top w:w="70" w:type="dxa"/>
+              <w:left w:w="100" w:type="dxa"/>
+              <w:bottom w:w="70" w:type="dxa"/>
+              <w:right w:w="100" w:type="dxa"/>
+            </w:tcMar>
+            <w:vAlign w:val="center"/>
+          </w:tcPr>
+          <w:p>
+            <w:r>
+              <w:rPr>
+                <w:sz w:val="19"/>
+                <w:szCs w:val="19"/>
+              </w:rPr>
+              <w:t>Proposal list with status</w:t>
+            </w:r>
+          </w:p>
+        </w:tc>
+        <w:tc>
+          <w:tcPr>
+            <w:tcW w:w="4750" w:type="dxa"/>
+            <w:tcMar>
+              <w:top w:w="70" w:type="dxa"/>
+              <w:left w:w="100" w:type="dxa"/>
+              <w:bottom w:w="70" w:type="dxa"/>
+              <w:right w:w="100" w:type="dxa"/>
+            </w:tcMar>
+            <w:vAlign w:val="center"/>
+          </w:tcPr>
+          <w:p>
+            <w:r>
+              <w:rPr>
+                <w:sz w:val="19"/>
+                <w:szCs w:val="19"/>
+              </w:rPr>
+              <w:t>Shows all submitted proposals with status badge: Pending, Under Review, Accepted, Revision Needed, Rejected</w:t>
+            </w:r>
+          </w:p>
+        </w:tc>
+        <w:tc>
+          <w:tcPr>
+            <w:tcW w:w="1700" w:type="dxa"/>
+            <w:shd w:val="clear" w:color="auto" w:fill="FBE4E1"/>
+            <w:tcMar>
+              <w:top w:w="70" w:type="dxa"/>
+              <w:left w:w="100" w:type="dxa"/>
+              <w:bottom w:w="70" w:type="dxa"/>
+              <w:right w:w="100" w:type="dxa"/>
+            </w:tcMar>
+            <w:vAlign w:val="center"/>
+          </w:tcPr>
+          <w:p>
+            <w:pPr>
+              <w:jc w:val="center"/>
+            </w:pPr>
+            <w:r>
+              <w:rPr>
+                <w:b/>
+                <w:bCs/>
+                <w:color w:val="C0392B"/>
+                <w:sz w:val="19"/>
+                <w:szCs w:val="19"/>
+              </w:rPr>
+              <w:t>High</w:t>
+            </w:r>
+          </w:p>
+        </w:tc>
+      </w:tr>
+      <w:tr>
+        <w:trPr>
+          <w:cantSplit/>
+        </w:trPr>
+        <w:tc>
+          <w:tcPr>
+            <w:tcW w:w="900" w:type="dxa"/>
+            <w:tcMar>
+              <w:top w:w="70" w:type="dxa"/>
+              <w:left w:w="100" w:type="dxa"/>
+              <w:bottom w:w="70" w:type="dxa"/>
+              <w:right w:w="100" w:type="dxa"/>
+            </w:tcMar>
+            <w:vAlign w:val="center"/>
+          </w:tcPr>
+          <w:p>
+            <w:r>
+              <w:rPr>
+                <w:b/>
+                <w:bCs/>
+                <w:sz w:val="19"/>
+                <w:szCs w:val="19"/>
+              </w:rPr>
+              <w:t>FR-05.2</w:t>
+            </w:r>
+          </w:p>
+        </w:tc>
+        <w:tc>
+          <w:tcPr>
+            <w:tcW w:w="2000" w:type="dxa"/>
+            <w:tcMar>
+              <w:top w:w="70" w:type="dxa"/>
+              <w:left w:w="100" w:type="dxa"/>
+              <w:bottom w:w="70" w:type="dxa"/>
+              <w:right w:w="100" w:type="dxa"/>
+            </w:tcMar>
+            <w:vAlign w:val="center"/>
+          </w:tcPr>
+          <w:p>
+            <w:r>
+              <w:rPr>
+                <w:sz w:val="19"/>
+                <w:szCs w:val="19"/>
+              </w:rPr>
+              <w:t>Status filter</w:t>
+            </w:r>
+          </w:p>
+        </w:tc>
+        <w:tc>
+          <w:tcPr>
+            <w:tcW w:w="4750" w:type="dxa"/>
+            <w:tcMar>
+              <w:top w:w="70" w:type="dxa"/>
+              <w:left w:w="100" w:type="dxa"/>
+              <w:bottom w:w="70" w:type="dxa"/>
+              <w:right w:w="100" w:type="dxa"/>
+            </w:tcMar>
+            <w:vAlign w:val="center"/>
+          </w:tcPr>
+          <w:p>
+            <w:r>
+              <w:rPr>
+                <w:sz w:val="19"/>
+                <w:szCs w:val="19"/>
+              </w:rPr>
+              <w:t>Filter proposal list by current status</w:t>
+            </w:r>
+          </w:p>
+        </w:tc>
+        <w:tc>
+          <w:tcPr>
+            <w:tcW w:w="1700" w:type="dxa"/>
+            <w:shd w:val="clear" w:color="auto" w:fill="E4F3E4"/>
+            <w:tcMar>
+              <w:top w:w="70" w:type="dxa"/>
+              <w:left w:w="100" w:type="dxa"/>
+              <w:bottom w:w="70" w:type="dxa"/>
+              <w:right w:w="100" w:type="dxa"/>
+            </w:tcMar>
+            <w:vAlign w:val="center"/>
+          </w:tcPr>
+          <w:p>
+            <w:pPr>
+              <w:jc w:val="center"/>
+            </w:pPr>
+            <w:r>
+              <w:rPr>
+                <w:b/>
+                <w:bCs/>
+                <w:color w:val="2E7D32"/>
+                <w:sz w:val="19"/>
+                <w:szCs w:val="19"/>
+              </w:rPr>
+              <w:t>Low</w:t>
+            </w:r>
+          </w:p>
+        </w:tc>
+      </w:tr>
+      <w:tr>
+        <w:trPr>
+          <w:cantSplit/>
+        </w:trPr>
+        <w:tc>
+          <w:tcPr>
+            <w:tcW w:w="900" w:type="dxa"/>
+            <w:tcMar>
+              <w:top w:w="70" w:type="dxa"/>
+              <w:left w:w="100" w:type="dxa"/>
+              <w:bottom w:w="70" w:type="dxa"/>
+              <w:right w:w="100" w:type="dxa"/>
+            </w:tcMar>
+            <w:vAlign w:val="center"/>
+          </w:tcPr>
+          <w:p>
+            <w:r>
+              <w:rPr>
+                <w:b/>
+                <w:bCs/>
+                <w:sz w:val="19"/>
+                <w:szCs w:val="19"/>
+              </w:rPr>
+              <w:t>FR-05.3</w:t>
+            </w:r>
+          </w:p>
+        </w:tc>
+        <w:tc>
+          <w:tcPr>
+            <w:tcW w:w="2000" w:type="dxa"/>
+            <w:tcMar>
+              <w:top w:w="70" w:type="dxa"/>
+              <w:left w:w="100" w:type="dxa"/>
+              <w:bottom w:w="70" w:type="dxa"/>
+              <w:right w:w="100" w:type="dxa"/>
+            </w:tcMar>
+            <w:vAlign w:val="center"/>
+          </w:tcPr>
+          <w:p>
+            <w:r>
+              <w:rPr>
+                <w:sz w:val="19"/>
+                <w:szCs w:val="19"/>
+              </w:rPr>
+              <w:t>Timeline / history view</w:t>
+            </w:r>
+          </w:p>
+        </w:tc>
+        <w:tc>
+          <w:tcPr>
+            <w:tcW w:w="4750" w:type="dxa"/>
+            <w:tcMar>
+              <w:top w:w="70" w:type="dxa"/>
+              <w:left w:w="100" w:type="dxa"/>
+              <w:bottom w:w="70" w:type="dxa"/>
+              <w:right w:w="100" w:type="dxa"/>
+            </w:tcMar>
+            <w:vAlign w:val="center"/>
+          </w:tcPr>
+          <w:p>
+            <w:r>
+              <w:rPr>
+                <w:sz w:val="19"/>
+                <w:szCs w:val="19"/>
+              </w:rPr>
+              <w:t>Shows full history of a proposal — submission date, review date, decision date</w:t>
+            </w:r>
+          </w:p>
+        </w:tc>
+        <w:tc>
+          <w:tcPr>
+            <w:tcW w:w="1700" w:type="dxa"/>
+            <w:shd w:val="clear" w:color="auto" w:fill="FBEBD0"/>
+            <w:tcMar>
+              <w:top w:w="70" w:type="dxa"/>
+              <w:left w:w="100" w:type="dxa"/>
+              <w:bottom w:w="70" w:type="dxa"/>
+              <w:right w:w="100" w:type="dxa"/>
+            </w:tcMar>
+            <w:vAlign w:val="center"/>
+          </w:tcPr>
+          <w:p>
+            <w:pPr>
+              <w:jc w:val="center"/>
+            </w:pPr>
+            <w:r>
+              <w:rPr>
+                <w:b/>
+                <w:bCs/>
+                <w:color w:val="B7791F"/>
+                <w:sz w:val="19"/>
+                <w:szCs w:val="19"/>
+              </w:rPr>
+              <w:t>Medium</w:t>
+            </w:r>
+          </w:p>
+        </w:tc>
+      </w:tr>
+    </w:tbl>
+    <w:p>
+      <w:pPr>
+        <w:pStyle w:val="Heading2"/>
+      </w:pPr>
+      <w:r>
+        <w:t>FR-06: Feedback &amp; Resubmission</w:t>
+      </w:r>
+    </w:p>
+    <w:tbl>
+      <w:tblPr>
+        <w:tblW w:w="9350" w:type="dxa"/>
+        <w:tblBorders>
+          <w:top w:val="single" w:sz="4" w:space="0" w:color="auto"/>
+          <w:left w:val="single" w:sz="4" w:space="0" w:color="auto"/>
+          <w:bottom w:val="single" w:sz="4" w:space="0" w:color="auto"/>
+          <w:right w:val="single" w:sz="4" w:space="0" w:color="auto"/>
+          <w:insideH w:val="single" w:sz="4" w:space="0" w:color="auto"/>
+          <w:insideV w:val="single" w:sz="4" w:space="0" w:color="auto"/>
+        </w:tblBorders>
+        <w:tblCellMar>
+          <w:left w:w="10" w:type="dxa"/>
+          <w:right w:w="10" w:type="dxa"/>
+        </w:tblCellMar>
+        <w:tblLook w:val="04A0" w:firstRow="1" w:lastRow="0" w:firstColumn="1" w:lastColumn="0" w:noHBand="0" w:noVBand="1"/>
+      </w:tblPr>
+      <w:tblGrid>
+        <w:gridCol w:w="900"/>
+        <w:gridCol w:w="2000"/>
+        <w:gridCol w:w="4750"/>
+        <w:gridCol w:w="1700"/>
+      </w:tblGrid>
+      <w:tr>
+        <w:trPr>
+          <w:tblHeader/>
+        </w:trPr>
+        <w:tc>
+          <w:tcPr>
+            <w:tcW w:w="900" w:type="dxa"/>
+            <w:shd w:val="clear" w:color="auto" w:fill="1F3864"/>
+            <w:tcMar>
+              <w:top w:w="70" w:type="dxa"/>
+              <w:left w:w="100" w:type="dxa"/>
+              <w:bottom w:w="70" w:type="dxa"/>
+              <w:right w:w="100" w:type="dxa"/>
+            </w:tcMar>
+            <w:vAlign w:val="center"/>
+          </w:tcPr>
+          <w:p>
+            <w:r>
+              <w:rPr>
+                <w:b/>
+                <w:bCs/>
+                <w:color w:val="FFFFFF"/>
+                <w:sz w:val="19"/>
+                <w:szCs w:val="19"/>
+              </w:rPr>
+              <w:t>ID</w:t>
+            </w:r>
+          </w:p>
+        </w:tc>
+        <w:tc>
+          <w:tcPr>
+            <w:tcW w:w="2000" w:type="dxa"/>
+            <w:shd w:val="clear" w:color="auto" w:fill="1F3864"/>
+            <w:tcMar>
+              <w:top w:w="70" w:type="dxa"/>
+              <w:left w:w="100" w:type="dxa"/>
+              <w:bottom w:w="70" w:type="dxa"/>
+              <w:right w:w="100" w:type="dxa"/>
+            </w:tcMar>
+            <w:vAlign w:val="center"/>
+          </w:tcPr>
+          <w:p>
+            <w:r>
+              <w:rPr>
+                <w:b/>
+                <w:bCs/>
+                <w:color w:val="FFFFFF"/>
+                <w:sz w:val="19"/>
+                <w:szCs w:val="19"/>
+              </w:rPr>
+              <w:t>Requirement</w:t>
+            </w:r>
+          </w:p>
+        </w:tc>
+        <w:tc>
+          <w:tcPr>
+            <w:tcW w:w="4750" w:type="dxa"/>
+            <w:shd w:val="clear" w:color="auto" w:fill="1F3864"/>
+            <w:tcMar>
+              <w:top w:w="70" w:type="dxa"/>
+              <w:left w:w="100" w:type="dxa"/>
+              <w:bottom w:w="70" w:type="dxa"/>
+              <w:right w:w="100" w:type="dxa"/>
+            </w:tcMar>
+            <w:vAlign w:val="center"/>
+          </w:tcPr>
+          <w:p>
+            <w:r>
+              <w:rPr>
+                <w:b/>
+                <w:bCs/>
+                <w:color w:val="FFFFFF"/>
+                <w:sz w:val="19"/>
+                <w:szCs w:val="19"/>
+              </w:rPr>
+              <w:t>Description / Sub-functionality</w:t>
+            </w:r>
+          </w:p>
+        </w:tc>
+        <w:tc>
+          <w:tcPr>
+            <w:tcW w:w="1700" w:type="dxa"/>
+            <w:shd w:val="clear" w:color="auto" w:fill="1F3864"/>
+            <w:tcMar>
+              <w:top w:w="70" w:type="dxa"/>
+              <w:left w:w="100" w:type="dxa"/>
+              <w:bottom w:w="70" w:type="dxa"/>
+              <w:right w:w="100" w:type="dxa"/>
+            </w:tcMar>
+            <w:vAlign w:val="center"/>
+          </w:tcPr>
+          <w:p>
+            <w:r>
+              <w:rPr>
+                <w:b/>
+                <w:bCs/>
+                <w:color w:val="FFFFFF"/>
+                <w:sz w:val="19"/>
+                <w:szCs w:val="19"/>
+              </w:rPr>
+              <w:t>Priority</w:t>
+            </w:r>
+          </w:p>
+        </w:tc>
+      </w:tr>
+      <w:tr>
+        <w:trPr>
+          <w:cantSplit/>
+        </w:trPr>
+        <w:tc>
+          <w:tcPr>
+            <w:tcW w:w="900" w:type="dxa"/>
+            <w:tcMar>
+              <w:top w:w="70" w:type="dxa"/>
+              <w:left w:w="100" w:type="dxa"/>
+              <w:bottom w:w="70" w:type="dxa"/>
+              <w:right w:w="100" w:type="dxa"/>
+            </w:tcMar>
+            <w:vAlign w:val="center"/>
+          </w:tcPr>
+          <w:p>
+            <w:r>
+              <w:rPr>
+                <w:b/>
+                <w:bCs/>
+                <w:sz w:val="19"/>
+                <w:szCs w:val="19"/>
+              </w:rPr>
+              <w:t>FR-06.1</w:t>
+            </w:r>
+          </w:p>
+        </w:tc>
+        <w:tc>
+          <w:tcPr>
+            <w:tcW w:w="2000" w:type="dxa"/>
+            <w:tcMar>
+              <w:top w:w="70" w:type="dxa"/>
+              <w:left w:w="100" w:type="dxa"/>
+              <w:bottom w:w="70" w:type="dxa"/>
+              <w:right w:w="100" w:type="dxa"/>
+            </w:tcMar>
+            <w:vAlign w:val="center"/>
+          </w:tcPr>
+          <w:p>
+            <w:r>
+              <w:rPr>
+                <w:sz w:val="19"/>
+                <w:szCs w:val="19"/>
+              </w:rPr>
+              <w:t>View reviewer feedback</w:t>
+            </w:r>
+          </w:p>
+        </w:tc>
+        <w:tc>
+          <w:tcPr>
+            <w:tcW w:w="4750" w:type="dxa"/>
+            <w:tcMar>
+              <w:top w:w="70" w:type="dxa"/>
+              <w:left w:w="100" w:type="dxa"/>
+              <w:bottom w:w="70" w:type="dxa"/>
+              <w:right w:w="100" w:type="dxa"/>
+            </w:tcMar>
+            <w:vAlign w:val="center"/>
+          </w:tcPr>
+          <w:p>
+            <w:r>
+              <w:rPr>
+                <w:sz w:val="19"/>
+                <w:szCs w:val="19"/>
+              </w:rPr>
+              <w:t>Researcher can read reviewer comments/suggestions on their proposal</w:t>
+            </w:r>
+          </w:p>
+        </w:tc>
+        <w:tc>
+          <w:tcPr>
+            <w:tcW w:w="1700" w:type="dxa"/>
+            <w:shd w:val="clear" w:color="auto" w:fill="FBE4E1"/>
+            <w:tcMar>
+              <w:top w:w="70" w:type="dxa"/>
+              <w:left w:w="100" w:type="dxa"/>
+              <w:bottom w:w="70" w:type="dxa"/>
+              <w:right w:w="100" w:type="dxa"/>
+            </w:tcMar>
+            <w:vAlign w:val="center"/>
+          </w:tcPr>
+          <w:p>
+            <w:pPr>
+              <w:jc w:val="center"/>
+            </w:pPr>
+            <w:r>
+              <w:rPr>
+                <w:b/>
+                <w:bCs/>
+                <w:color w:val="C0392B"/>
+                <w:sz w:val="19"/>
+                <w:szCs w:val="19"/>
+              </w:rPr>
+              <w:t>High</w:t>
+            </w:r>
+          </w:p>
+        </w:tc>
+      </w:tr>
+      <w:tr>
+        <w:trPr>
+          <w:cantSplit/>
+        </w:trPr>
+        <w:tc>
+          <w:tcPr>
+            <w:tcW w:w="900" w:type="dxa"/>
+            <w:tcMar>
+              <w:top w:w="70" w:type="dxa"/>
+              <w:left w:w="100" w:type="dxa"/>
+              <w:bottom w:w="70" w:type="dxa"/>
+              <w:right w:w="100" w:type="dxa"/>
+            </w:tcMar>
+            <w:vAlign w:val="center"/>
+          </w:tcPr>
+          <w:p>
+            <w:r>
+              <w:rPr>
+                <w:b/>
+                <w:bCs/>
+                <w:sz w:val="19"/>
+                <w:szCs w:val="19"/>
+              </w:rPr>
+              <w:t>FR-06.2</w:t>
+            </w:r>
+          </w:p>
+        </w:tc>
+        <w:tc>
+          <w:tcPr>
+            <w:tcW w:w="2000" w:type="dxa"/>
+            <w:tcMar>
+              <w:top w:w="70" w:type="dxa"/>
+              <w:left w:w="100" w:type="dxa"/>
+              <w:bottom w:w="70" w:type="dxa"/>
+              <w:right w:w="100" w:type="dxa"/>
+            </w:tcMar>
+            <w:vAlign w:val="center"/>
+          </w:tcPr>
+          <w:p>
+            <w:r>
+              <w:rPr>
+                <w:sz w:val="19"/>
+                <w:szCs w:val="19"/>
+              </w:rPr>
+              <w:t>Resubmit after revision</w:t>
+            </w:r>
+          </w:p>
+        </w:tc>
+        <w:tc>
+          <w:tcPr>
+            <w:tcW w:w="4750" w:type="dxa"/>
+            <w:tcMar>
+              <w:top w:w="70" w:type="dxa"/>
+              <w:left w:w="100" w:type="dxa"/>
+              <w:bottom w:w="70" w:type="dxa"/>
+              <w:right w:w="100" w:type="dxa"/>
+            </w:tcMar>
+            <w:vAlign w:val="center"/>
+          </w:tcPr>
+          <w:p>
+            <w:r>
+              <w:rPr>
+                <w:sz w:val="19"/>
+                <w:szCs w:val="19"/>
+              </w:rPr>
+              <w:t>Edit and resubmit a proposal marked as Revision Needed</w:t>
+            </w:r>
+          </w:p>
+        </w:tc>
+        <w:tc>
+          <w:tcPr>
+            <w:tcW w:w="1700" w:type="dxa"/>
+            <w:shd w:val="clear" w:color="auto" w:fill="FBE4E1"/>
+            <w:tcMar>
+              <w:top w:w="70" w:type="dxa"/>
+              <w:left w:w="100" w:type="dxa"/>
+              <w:bottom w:w="70" w:type="dxa"/>
+              <w:right w:w="100" w:type="dxa"/>
+            </w:tcMar>
+            <w:vAlign w:val="center"/>
+          </w:tcPr>
+          <w:p>
+            <w:pPr>
+              <w:jc w:val="center"/>
+            </w:pPr>
+            <w:r>
+              <w:rPr>
+                <w:b/>
+                <w:bCs/>
+                <w:color w:val="C0392B"/>
+                <w:sz w:val="19"/>
+                <w:szCs w:val="19"/>
+              </w:rPr>
+              <w:t>High</w:t>
+            </w:r>
+          </w:p>
+        </w:tc>
+      </w:tr>
+      <w:tr>
+        <w:trPr>
+          <w:cantSplit/>
+        </w:trPr>
+        <w:tc>
+          <w:tcPr>
+            <w:tcW w:w="900" w:type="dxa"/>
+            <w:tcMar>
+              <w:top w:w="70" w:type="dxa"/>
+              <w:left w:w="100" w:type="dxa"/>
+              <w:bottom w:w="70" w:type="dxa"/>
+              <w:right w:w="100" w:type="dxa"/>
+            </w:tcMar>
+            <w:vAlign w:val="center"/>
+          </w:tcPr>
+          <w:p>
+            <w:r>
+              <w:rPr>
+                <w:b/>
+                <w:bCs/>
+                <w:sz w:val="19"/>
+                <w:szCs w:val="19"/>
+              </w:rPr>
+              <w:t>FR-06.3</w:t>
+            </w:r>
+          </w:p>
+        </w:tc>
+        <w:tc>
+          <w:tcPr>
+            <w:tcW w:w="2000" w:type="dxa"/>
+            <w:tcMar>
+              <w:top w:w="70" w:type="dxa"/>
+              <w:left w:w="100" w:type="dxa"/>
+              <w:bottom w:w="70" w:type="dxa"/>
+              <w:right w:w="100" w:type="dxa"/>
+            </w:tcMar>
+            <w:vAlign w:val="center"/>
+          </w:tcPr>
+          <w:p>
+            <w:r>
+              <w:rPr>
+                <w:sz w:val="19"/>
+                <w:szCs w:val="19"/>
+              </w:rPr>
+              <w:t>Version history</w:t>
+            </w:r>
+          </w:p>
+        </w:tc>
+        <w:tc>
+          <w:tcPr>
+            <w:tcW w:w="4750" w:type="dxa"/>
+            <w:tcMar>
+              <w:top w:w="70" w:type="dxa"/>
+              <w:left w:w="100" w:type="dxa"/>
+              <w:bottom w:w="70" w:type="dxa"/>
+              <w:right w:w="100" w:type="dxa"/>
+            </w:tcMar>
+            <w:vAlign w:val="center"/>
+          </w:tcPr>
+          <w:p>
+            <w:r>
+              <w:rPr>
+                <w:sz w:val="19"/>
+                <w:szCs w:val="19"/>
+              </w:rPr>
+              <w:t>Old and new versions of a proposal are both preserved and viewable (v1, v2, etc.)</w:t>
+            </w:r>
+          </w:p>
+        </w:tc>
+        <w:tc>
+          <w:tcPr>
+            <w:tcW w:w="1700" w:type="dxa"/>
+            <w:shd w:val="clear" w:color="auto" w:fill="FBEBD0"/>
+            <w:tcMar>
+              <w:top w:w="70" w:type="dxa"/>
+              <w:left w:w="100" w:type="dxa"/>
+              <w:bottom w:w="70" w:type="dxa"/>
+              <w:right w:w="100" w:type="dxa"/>
+            </w:tcMar>
+            <w:vAlign w:val="center"/>
+          </w:tcPr>
+          <w:p>
+            <w:pPr>
+              <w:jc w:val="center"/>
+            </w:pPr>
+            <w:r>
+              <w:rPr>
+                <w:b/>
+                <w:bCs/>
+                <w:color w:val="B7791F"/>
+                <w:sz w:val="19"/>
+                <w:szCs w:val="19"/>
+              </w:rPr>
+              <w:t>Medium</w:t>
+            </w:r>
+          </w:p>
+        </w:tc>
+      </w:tr>
+    </w:tbl>
+    <w:p>
+      <w:pPr>
+        <w:pStyle w:val="Heading2"/>
+      </w:pPr>
+      <w:r>
+        <w:t>FR-07: Appeal System</w:t>
+      </w:r>
+    </w:p>
+    <w:tbl>
+      <w:tblPr>
+        <w:tblW w:w="9350" w:type="dxa"/>
+        <w:tblBorders>
+          <w:top w:val="single" w:sz="4" w:space="0" w:color="auto"/>
+          <w:left w:val="single" w:sz="4" w:space="0" w:color="auto"/>
+          <w:bottom w:val="single" w:sz="4" w:space="0" w:color="auto"/>
+          <w:right w:val="single" w:sz="4" w:space="0" w:color="auto"/>
+          <w:insideH w:val="single" w:sz="4" w:space="0" w:color="auto"/>
+          <w:insideV w:val="single" w:sz="4" w:space="0" w:color="auto"/>
+        </w:tblBorders>
+        <w:tblCellMar>
+          <w:left w:w="10" w:type="dxa"/>
+          <w:right w:w="10" w:type="dxa"/>
+        </w:tblCellMar>
+        <w:tblLook w:val="04A0" w:firstRow="1" w:lastRow="0" w:firstColumn="1" w:lastColumn="0" w:noHBand="0" w:noVBand="1"/>
+      </w:tblPr>
+      <w:tblGrid>
+        <w:gridCol w:w="900"/>
+        <w:gridCol w:w="2000"/>
+        <w:gridCol w:w="4750"/>
+        <w:gridCol w:w="1700"/>
+      </w:tblGrid>
+      <w:tr>
+        <w:trPr>
+          <w:tblHeader/>
+        </w:trPr>
+        <w:tc>
+          <w:tcPr>
+            <w:tcW w:w="900" w:type="dxa"/>
+            <w:shd w:val="clear" w:color="auto" w:fill="1F3864"/>
+            <w:tcMar>
+              <w:top w:w="70" w:type="dxa"/>
+              <w:left w:w="100" w:type="dxa"/>
+              <w:bottom w:w="70" w:type="dxa"/>
+              <w:right w:w="100" w:type="dxa"/>
+            </w:tcMar>
+            <w:vAlign w:val="center"/>
+          </w:tcPr>
+          <w:p>
+            <w:r>
+              <w:rPr>
+                <w:b/>
+                <w:bCs/>
+                <w:color w:val="FFFFFF"/>
+                <w:sz w:val="19"/>
+                <w:szCs w:val="19"/>
+              </w:rPr>
+              <w:t>ID</w:t>
+            </w:r>
+          </w:p>
+        </w:tc>
+        <w:tc>
+          <w:tcPr>
+            <w:tcW w:w="2000" w:type="dxa"/>
+            <w:shd w:val="clear" w:color="auto" w:fill="1F3864"/>
+            <w:tcMar>
+              <w:top w:w="70" w:type="dxa"/>
+              <w:left w:w="100" w:type="dxa"/>
+              <w:bottom w:w="70" w:type="dxa"/>
+              <w:right w:w="100" w:type="dxa"/>
+            </w:tcMar>
+            <w:vAlign w:val="center"/>
+          </w:tcPr>
+          <w:p>
+            <w:r>
+              <w:rPr>
+                <w:b/>
+                <w:bCs/>
+                <w:color w:val="FFFFFF"/>
+                <w:sz w:val="19"/>
+                <w:szCs w:val="19"/>
+              </w:rPr>
+              <w:t>Requirement</w:t>
+            </w:r>
+          </w:p>
+        </w:tc>
+        <w:tc>
+          <w:tcPr>
+            <w:tcW w:w="4750" w:type="dxa"/>
+            <w:shd w:val="clear" w:color="auto" w:fill="1F3864"/>
+            <w:tcMar>
+              <w:top w:w="70" w:type="dxa"/>
+              <w:left w:w="100" w:type="dxa"/>
+              <w:bottom w:w="70" w:type="dxa"/>
+              <w:right w:w="100" w:type="dxa"/>
+            </w:tcMar>
+            <w:vAlign w:val="center"/>
+          </w:tcPr>
+          <w:p>
+            <w:r>
+              <w:rPr>
+                <w:b/>
+                <w:bCs/>
+                <w:color w:val="FFFFFF"/>
+                <w:sz w:val="19"/>
+                <w:szCs w:val="19"/>
+              </w:rPr>
+              <w:t>Description / Sub-functionality</w:t>
+            </w:r>
+          </w:p>
+        </w:tc>
+        <w:tc>
+          <w:tcPr>
+            <w:tcW w:w="1700" w:type="dxa"/>
+            <w:shd w:val="clear" w:color="auto" w:fill="1F3864"/>
+            <w:tcMar>
+              <w:top w:w="70" w:type="dxa"/>
+              <w:left w:w="100" w:type="dxa"/>
+              <w:bottom w:w="70" w:type="dxa"/>
+              <w:right w:w="100" w:type="dxa"/>
+            </w:tcMar>
+            <w:vAlign w:val="center"/>
+          </w:tcPr>
+          <w:p>
+            <w:r>
+              <w:rPr>
+                <w:b/>
+                <w:bCs/>
+                <w:color w:val="FFFFFF"/>
+                <w:sz w:val="19"/>
+                <w:szCs w:val="19"/>
+              </w:rPr>
+              <w:t>Priority</w:t>
+            </w:r>
+          </w:p>
+        </w:tc>
+      </w:tr>
+      <w:tr>
+        <w:trPr>
+          <w:cantSplit/>
+        </w:trPr>
+        <w:tc>
+          <w:tcPr>
+            <w:tcW w:w="900" w:type="dxa"/>
+            <w:tcMar>
+              <w:top w:w="70" w:type="dxa"/>
+              <w:left w:w="100" w:type="dxa"/>
+              <w:bottom w:w="70" w:type="dxa"/>
+              <w:right w:w="100" w:type="dxa"/>
+            </w:tcMar>
+            <w:vAlign w:val="center"/>
+          </w:tcPr>
+          <w:p>
+            <w:r>
+              <w:rPr>
+                <w:b/>
+                <w:bCs/>
+                <w:sz w:val="19"/>
+                <w:szCs w:val="19"/>
+              </w:rPr>
+              <w:t>FR-07.1</w:t>
+            </w:r>
+          </w:p>
+        </w:tc>
+        <w:tc>
+          <w:tcPr>
+            <w:tcW w:w="2000" w:type="dxa"/>
+            <w:tcMar>
+              <w:top w:w="70" w:type="dxa"/>
+              <w:left w:w="100" w:type="dxa"/>
+              <w:bottom w:w="70" w:type="dxa"/>
+              <w:right w:w="100" w:type="dxa"/>
+            </w:tcMar>
+            <w:vAlign w:val="center"/>
+          </w:tcPr>
+          <w:p>
+            <w:r>
+              <w:rPr>
+                <w:sz w:val="19"/>
+                <w:szCs w:val="19"/>
+              </w:rPr>
+              <w:t>Submit appeal</w:t>
+            </w:r>
+          </w:p>
+        </w:tc>
+        <w:tc>
+          <w:tcPr>
+            <w:tcW w:w="4750" w:type="dxa"/>
+            <w:tcMar>
+              <w:top w:w="70" w:type="dxa"/>
+              <w:left w:w="100" w:type="dxa"/>
+              <w:bottom w:w="70" w:type="dxa"/>
+              <w:right w:w="100" w:type="dxa"/>
+            </w:tcMar>
+            <w:vAlign w:val="center"/>
+          </w:tcPr>
+          <w:p>
+            <w:r>
+              <w:rPr>
+                <w:sz w:val="19"/>
+                <w:szCs w:val="19"/>
+              </w:rPr>
+              <w:t>Appeal form with justification text for a rejected proposal</w:t>
+            </w:r>
+          </w:p>
+        </w:tc>
+        <w:tc>
+          <w:tcPr>
+            <w:tcW w:w="1700" w:type="dxa"/>
+            <w:shd w:val="clear" w:color="auto" w:fill="FBEBD0"/>
+            <w:tcMar>
+              <w:top w:w="70" w:type="dxa"/>
+              <w:left w:w="100" w:type="dxa"/>
+              <w:bottom w:w="70" w:type="dxa"/>
+              <w:right w:w="100" w:type="dxa"/>
+            </w:tcMar>
+            <w:vAlign w:val="center"/>
+          </w:tcPr>
+          <w:p>
+            <w:pPr>
+              <w:jc w:val="center"/>
+            </w:pPr>
+            <w:r>
+              <w:rPr>
+                <w:b/>
+                <w:bCs/>
+                <w:color w:val="B7791F"/>
+                <w:sz w:val="19"/>
+                <w:szCs w:val="19"/>
+              </w:rPr>
+              <w:t>Medium</w:t>
+            </w:r>
+          </w:p>
+        </w:tc>
+      </w:tr>
+      <w:tr>
+        <w:trPr>
+          <w:cantSplit/>
+        </w:trPr>
+        <w:tc>
+          <w:tcPr>
+            <w:tcW w:w="900" w:type="dxa"/>
+            <w:tcMar>
+              <w:top w:w="70" w:type="dxa"/>
+              <w:left w:w="100" w:type="dxa"/>
+              <w:bottom w:w="70" w:type="dxa"/>
+              <w:right w:w="100" w:type="dxa"/>
+            </w:tcMar>
+            <w:vAlign w:val="center"/>
+          </w:tcPr>
+          <w:p>
+            <w:r>
+              <w:rPr>
+                <w:b/>
+                <w:bCs/>
+                <w:sz w:val="19"/>
+                <w:szCs w:val="19"/>
+              </w:rPr>
+              <w:t>FR-07.2</w:t>
+            </w:r>
+          </w:p>
+        </w:tc>
+        <w:tc>
+          <w:tcPr>
+            <w:tcW w:w="2000" w:type="dxa"/>
+            <w:tcMar>
+              <w:top w:w="70" w:type="dxa"/>
+              <w:left w:w="100" w:type="dxa"/>
+              <w:bottom w:w="70" w:type="dxa"/>
+              <w:right w:w="100" w:type="dxa"/>
+            </w:tcMar>
+            <w:vAlign w:val="center"/>
+          </w:tcPr>
+          <w:p>
+            <w:r>
+              <w:rPr>
+                <w:sz w:val="19"/>
+                <w:szCs w:val="19"/>
+              </w:rPr>
+              <w:t>Track appeal status</w:t>
+            </w:r>
+          </w:p>
+        </w:tc>
+        <w:tc>
+          <w:tcPr>
+            <w:tcW w:w="4750" w:type="dxa"/>
+            <w:tcMar>
+              <w:top w:w="70" w:type="dxa"/>
+              <w:left w:w="100" w:type="dxa"/>
+              <w:bottom w:w="70" w:type="dxa"/>
+              <w:right w:w="100" w:type="dxa"/>
+            </w:tcMar>
+            <w:vAlign w:val="center"/>
+          </w:tcPr>
+          <w:p>
+            <w:r>
+              <w:rPr>
+                <w:sz w:val="19"/>
+                <w:szCs w:val="19"/>
+              </w:rPr>
+              <w:t>Separate status tracking for appeals: Pending Appeal, Reviewed, Final Decision</w:t>
+            </w:r>
+          </w:p>
+        </w:tc>
+        <w:tc>
+          <w:tcPr>
+            <w:tcW w:w="1700" w:type="dxa"/>
+            <w:shd w:val="clear" w:color="auto" w:fill="E4F3E4"/>
+            <w:tcMar>
+              <w:top w:w="70" w:type="dxa"/>
+              <w:left w:w="100" w:type="dxa"/>
+              <w:bottom w:w="70" w:type="dxa"/>
+              <w:right w:w="100" w:type="dxa"/>
+            </w:tcMar>
+            <w:vAlign w:val="center"/>
+          </w:tcPr>
+          <w:p>
+            <w:pPr>
+              <w:jc w:val="center"/>
+            </w:pPr>
+            <w:r>
+              <w:rPr>
+                <w:b/>
+                <w:bCs/>
+                <w:color w:val="2E7D32"/>
+                <w:sz w:val="19"/>
+                <w:szCs w:val="19"/>
+              </w:rPr>
+              <w:t>Low</w:t>
+            </w:r>
+          </w:p>
+        </w:tc>
+      </w:tr>
+    </w:tbl>
+    <w:p>
+      <w:r>
+        <w:br w:type="page"/>
+      </w:r>
+    </w:p>
+    <w:p>
+      <w:pPr>
+        <w:pStyle w:val="Heading2"/>
+      </w:pPr>
+      <w:proofErr w:type="gramStart"/>
       <w:r>
         <w:lastRenderedPageBreak/>
-        <w:t>3.4 KURIC Officer (Admin) Portal</w:t>
-      </w:r>
-    </w:p>
-    <w:p>
-      <w:pPr>
-        <w:pStyle w:val="ListParagraph"/>
-        <w:numPr>
-          <w:ilvl w:val="0"/>
-          <w:numId w:val="1"/>
-        </w:numPr>
-        <w:spacing w:after="60"/>
-      </w:pPr>
-      <w:r>
-        <w:t>FR-11: Allow officers to assign proposals to specific reviewers.</w:t>
-      </w:r>
-    </w:p>
-    <w:p>
-      <w:pPr>
-        <w:pStyle w:val="ListParagraph"/>
-        <w:numPr>
-          <w:ilvl w:val="0"/>
-          <w:numId w:val="1"/>
-        </w:numPr>
-        <w:spacing w:after="60"/>
-      </w:pPr>
-      <w:r>
-        <w:t>FR-12: Allow officers to monitor the status of all proposals in the system.</w:t>
-      </w:r>
-    </w:p>
-    <w:p>
-      <w:pPr>
-        <w:pStyle w:val="ListParagraph"/>
-        <w:numPr>
-          <w:ilvl w:val="0"/>
-          <w:numId w:val="1"/>
-        </w:numPr>
-        <w:spacing w:after="60"/>
-      </w:pPr>
-      <w:r>
-        <w:t>FR-13: Allow officers to manage public website content (post events, news, publications).</w:t>
-      </w:r>
-    </w:p>
-    <w:p>
-      <w:pPr>
-        <w:pStyle w:val="ListParagraph"/>
-        <w:numPr>
-          <w:ilvl w:val="0"/>
-          <w:numId w:val="1"/>
-        </w:numPr>
-        <w:spacing w:after="60"/>
-      </w:pPr>
-      <w:r>
-        <w:t>FR-14: Allow officers to review and resolve appeals on rejected proposals.</w:t>
-      </w:r>
-    </w:p>
-    <w:p>
-      <w:pPr>
-        <w:pStyle w:val="ListParagraph"/>
-        <w:numPr>
-          <w:ilvl w:val="0"/>
-          <w:numId w:val="1"/>
-        </w:numPr>
-        <w:spacing w:after="60"/>
-      </w:pPr>
-      <w:r>
-        <w:t>FR-15: Allow officers to manage user and reviewer accounts.</w:t>
+        <w:t xml:space="preserve">3.3 </w:t>
+      </w:r>
+      <w:r>
+        <w:t xml:space="preserve"> Reviewer</w:t>
+      </w:r>
+      <w:proofErr w:type="gramEnd"/>
+      <w:r>
+        <w:t xml:space="preserve"> Portal (Assigned Users Only)</w:t>
+      </w:r>
+    </w:p>
+    <w:p>
+      <w:pPr>
+        <w:pStyle w:val="Heading2"/>
+      </w:pPr>
+      <w:r>
+        <w:t>FR-08: Assigned Proposal Dashboard</w:t>
+      </w:r>
+    </w:p>
+    <w:tbl>
+      <w:tblPr>
+        <w:tblW w:w="9350" w:type="dxa"/>
+        <w:tblBorders>
+          <w:top w:val="single" w:sz="4" w:space="0" w:color="auto"/>
+          <w:left w:val="single" w:sz="4" w:space="0" w:color="auto"/>
+          <w:bottom w:val="single" w:sz="4" w:space="0" w:color="auto"/>
+          <w:right w:val="single" w:sz="4" w:space="0" w:color="auto"/>
+          <w:insideH w:val="single" w:sz="4" w:space="0" w:color="auto"/>
+          <w:insideV w:val="single" w:sz="4" w:space="0" w:color="auto"/>
+        </w:tblBorders>
+        <w:tblCellMar>
+          <w:left w:w="10" w:type="dxa"/>
+          <w:right w:w="10" w:type="dxa"/>
+        </w:tblCellMar>
+        <w:tblLook w:val="04A0" w:firstRow="1" w:lastRow="0" w:firstColumn="1" w:lastColumn="0" w:noHBand="0" w:noVBand="1"/>
+      </w:tblPr>
+      <w:tblGrid>
+        <w:gridCol w:w="900"/>
+        <w:gridCol w:w="2000"/>
+        <w:gridCol w:w="4750"/>
+        <w:gridCol w:w="1700"/>
+      </w:tblGrid>
+      <w:tr>
+        <w:trPr>
+          <w:tblHeader/>
+        </w:trPr>
+        <w:tc>
+          <w:tcPr>
+            <w:tcW w:w="900" w:type="dxa"/>
+            <w:shd w:val="clear" w:color="auto" w:fill="1F3864"/>
+            <w:tcMar>
+              <w:top w:w="70" w:type="dxa"/>
+              <w:left w:w="100" w:type="dxa"/>
+              <w:bottom w:w="70" w:type="dxa"/>
+              <w:right w:w="100" w:type="dxa"/>
+            </w:tcMar>
+            <w:vAlign w:val="center"/>
+          </w:tcPr>
+          <w:p>
+            <w:r>
+              <w:rPr>
+                <w:b/>
+                <w:bCs/>
+                <w:color w:val="FFFFFF"/>
+                <w:sz w:val="19"/>
+                <w:szCs w:val="19"/>
+              </w:rPr>
+              <w:t>ID</w:t>
+            </w:r>
+          </w:p>
+        </w:tc>
+        <w:tc>
+          <w:tcPr>
+            <w:tcW w:w="2000" w:type="dxa"/>
+            <w:shd w:val="clear" w:color="auto" w:fill="1F3864"/>
+            <w:tcMar>
+              <w:top w:w="70" w:type="dxa"/>
+              <w:left w:w="100" w:type="dxa"/>
+              <w:bottom w:w="70" w:type="dxa"/>
+              <w:right w:w="100" w:type="dxa"/>
+            </w:tcMar>
+            <w:vAlign w:val="center"/>
+          </w:tcPr>
+          <w:p>
+            <w:r>
+              <w:rPr>
+                <w:b/>
+                <w:bCs/>
+                <w:color w:val="FFFFFF"/>
+                <w:sz w:val="19"/>
+                <w:szCs w:val="19"/>
+              </w:rPr>
+              <w:t>Requirement</w:t>
+            </w:r>
+          </w:p>
+        </w:tc>
+        <w:tc>
+          <w:tcPr>
+            <w:tcW w:w="4750" w:type="dxa"/>
+            <w:shd w:val="clear" w:color="auto" w:fill="1F3864"/>
+            <w:tcMar>
+              <w:top w:w="70" w:type="dxa"/>
+              <w:left w:w="100" w:type="dxa"/>
+              <w:bottom w:w="70" w:type="dxa"/>
+              <w:right w:w="100" w:type="dxa"/>
+            </w:tcMar>
+            <w:vAlign w:val="center"/>
+          </w:tcPr>
+          <w:p>
+            <w:r>
+              <w:rPr>
+                <w:b/>
+                <w:bCs/>
+                <w:color w:val="FFFFFF"/>
+                <w:sz w:val="19"/>
+                <w:szCs w:val="19"/>
+              </w:rPr>
+              <w:t>Description / Sub-functionality</w:t>
+            </w:r>
+          </w:p>
+        </w:tc>
+        <w:tc>
+          <w:tcPr>
+            <w:tcW w:w="1700" w:type="dxa"/>
+            <w:shd w:val="clear" w:color="auto" w:fill="1F3864"/>
+            <w:tcMar>
+              <w:top w:w="70" w:type="dxa"/>
+              <w:left w:w="100" w:type="dxa"/>
+              <w:bottom w:w="70" w:type="dxa"/>
+              <w:right w:w="100" w:type="dxa"/>
+            </w:tcMar>
+            <w:vAlign w:val="center"/>
+          </w:tcPr>
+          <w:p>
+            <w:r>
+              <w:rPr>
+                <w:b/>
+                <w:bCs/>
+                <w:color w:val="FFFFFF"/>
+                <w:sz w:val="19"/>
+                <w:szCs w:val="19"/>
+              </w:rPr>
+              <w:t>Priority</w:t>
+            </w:r>
+          </w:p>
+        </w:tc>
+      </w:tr>
+      <w:tr>
+        <w:trPr>
+          <w:cantSplit/>
+        </w:trPr>
+        <w:tc>
+          <w:tcPr>
+            <w:tcW w:w="900" w:type="dxa"/>
+            <w:tcMar>
+              <w:top w:w="70" w:type="dxa"/>
+              <w:left w:w="100" w:type="dxa"/>
+              <w:bottom w:w="70" w:type="dxa"/>
+              <w:right w:w="100" w:type="dxa"/>
+            </w:tcMar>
+            <w:vAlign w:val="center"/>
+          </w:tcPr>
+          <w:p>
+            <w:r>
+              <w:rPr>
+                <w:b/>
+                <w:bCs/>
+                <w:sz w:val="19"/>
+                <w:szCs w:val="19"/>
+              </w:rPr>
+              <w:t>FR-08.1</w:t>
+            </w:r>
+          </w:p>
+        </w:tc>
+        <w:tc>
+          <w:tcPr>
+            <w:tcW w:w="2000" w:type="dxa"/>
+            <w:tcMar>
+              <w:top w:w="70" w:type="dxa"/>
+              <w:left w:w="100" w:type="dxa"/>
+              <w:bottom w:w="70" w:type="dxa"/>
+              <w:right w:w="100" w:type="dxa"/>
+            </w:tcMar>
+            <w:vAlign w:val="center"/>
+          </w:tcPr>
+          <w:p>
+            <w:r>
+              <w:rPr>
+                <w:sz w:val="19"/>
+                <w:szCs w:val="19"/>
+              </w:rPr>
+              <w:t>View assigned proposals only</w:t>
+            </w:r>
+          </w:p>
+        </w:tc>
+        <w:tc>
+          <w:tcPr>
+            <w:tcW w:w="4750" w:type="dxa"/>
+            <w:tcMar>
+              <w:top w:w="70" w:type="dxa"/>
+              <w:left w:w="100" w:type="dxa"/>
+              <w:bottom w:w="70" w:type="dxa"/>
+              <w:right w:w="100" w:type="dxa"/>
+            </w:tcMar>
+            <w:vAlign w:val="center"/>
+          </w:tcPr>
+          <w:p>
+            <w:r>
+              <w:rPr>
+                <w:sz w:val="19"/>
+                <w:szCs w:val="19"/>
+              </w:rPr>
+              <w:t>Reviewer sees only proposals specifically assigned to them (privacy/security control)</w:t>
+            </w:r>
+          </w:p>
+        </w:tc>
+        <w:tc>
+          <w:tcPr>
+            <w:tcW w:w="1700" w:type="dxa"/>
+            <w:shd w:val="clear" w:color="auto" w:fill="FBE4E1"/>
+            <w:tcMar>
+              <w:top w:w="70" w:type="dxa"/>
+              <w:left w:w="100" w:type="dxa"/>
+              <w:bottom w:w="70" w:type="dxa"/>
+              <w:right w:w="100" w:type="dxa"/>
+            </w:tcMar>
+            <w:vAlign w:val="center"/>
+          </w:tcPr>
+          <w:p>
+            <w:pPr>
+              <w:jc w:val="center"/>
+            </w:pPr>
+            <w:r>
+              <w:rPr>
+                <w:b/>
+                <w:bCs/>
+                <w:color w:val="C0392B"/>
+                <w:sz w:val="19"/>
+                <w:szCs w:val="19"/>
+              </w:rPr>
+              <w:t>High</w:t>
+            </w:r>
+          </w:p>
+        </w:tc>
+      </w:tr>
+      <w:tr>
+        <w:trPr>
+          <w:cantSplit/>
+        </w:trPr>
+        <w:tc>
+          <w:tcPr>
+            <w:tcW w:w="900" w:type="dxa"/>
+            <w:tcMar>
+              <w:top w:w="70" w:type="dxa"/>
+              <w:left w:w="100" w:type="dxa"/>
+              <w:bottom w:w="70" w:type="dxa"/>
+              <w:right w:w="100" w:type="dxa"/>
+            </w:tcMar>
+            <w:vAlign w:val="center"/>
+          </w:tcPr>
+          <w:p>
+            <w:r>
+              <w:rPr>
+                <w:b/>
+                <w:bCs/>
+                <w:sz w:val="19"/>
+                <w:szCs w:val="19"/>
+              </w:rPr>
+              <w:t>FR-08.2</w:t>
+            </w:r>
+          </w:p>
+        </w:tc>
+        <w:tc>
+          <w:tcPr>
+            <w:tcW w:w="2000" w:type="dxa"/>
+            <w:tcMar>
+              <w:top w:w="70" w:type="dxa"/>
+              <w:left w:w="100" w:type="dxa"/>
+              <w:bottom w:w="70" w:type="dxa"/>
+              <w:right w:w="100" w:type="dxa"/>
+            </w:tcMar>
+            <w:vAlign w:val="center"/>
+          </w:tcPr>
+          <w:p>
+            <w:r>
+              <w:rPr>
+                <w:sz w:val="19"/>
+                <w:szCs w:val="19"/>
+              </w:rPr>
+              <w:t>Full proposal detail view</w:t>
+            </w:r>
+          </w:p>
+        </w:tc>
+        <w:tc>
+          <w:tcPr>
+            <w:tcW w:w="4750" w:type="dxa"/>
+            <w:tcMar>
+              <w:top w:w="70" w:type="dxa"/>
+              <w:left w:w="100" w:type="dxa"/>
+              <w:bottom w:w="70" w:type="dxa"/>
+              <w:right w:w="100" w:type="dxa"/>
+            </w:tcMar>
+            <w:vAlign w:val="center"/>
+          </w:tcPr>
+          <w:p>
+            <w:r>
+              <w:rPr>
+                <w:sz w:val="19"/>
+                <w:szCs w:val="19"/>
+              </w:rPr>
+              <w:t>Complete proposal content and attachments viewable in a dedicated read page</w:t>
+            </w:r>
+          </w:p>
+        </w:tc>
+        <w:tc>
+          <w:tcPr>
+            <w:tcW w:w="1700" w:type="dxa"/>
+            <w:shd w:val="clear" w:color="auto" w:fill="FBE4E1"/>
+            <w:tcMar>
+              <w:top w:w="70" w:type="dxa"/>
+              <w:left w:w="100" w:type="dxa"/>
+              <w:bottom w:w="70" w:type="dxa"/>
+              <w:right w:w="100" w:type="dxa"/>
+            </w:tcMar>
+            <w:vAlign w:val="center"/>
+          </w:tcPr>
+          <w:p>
+            <w:pPr>
+              <w:jc w:val="center"/>
+            </w:pPr>
+            <w:r>
+              <w:rPr>
+                <w:b/>
+                <w:bCs/>
+                <w:color w:val="C0392B"/>
+                <w:sz w:val="19"/>
+                <w:szCs w:val="19"/>
+              </w:rPr>
+              <w:t>High</w:t>
+            </w:r>
+          </w:p>
+        </w:tc>
+      </w:tr>
+      <w:tr>
+        <w:trPr>
+          <w:cantSplit/>
+        </w:trPr>
+        <w:tc>
+          <w:tcPr>
+            <w:tcW w:w="900" w:type="dxa"/>
+            <w:tcMar>
+              <w:top w:w="70" w:type="dxa"/>
+              <w:left w:w="100" w:type="dxa"/>
+              <w:bottom w:w="70" w:type="dxa"/>
+              <w:right w:w="100" w:type="dxa"/>
+            </w:tcMar>
+            <w:vAlign w:val="center"/>
+          </w:tcPr>
+          <w:p>
+            <w:r>
+              <w:rPr>
+                <w:b/>
+                <w:bCs/>
+                <w:sz w:val="19"/>
+                <w:szCs w:val="19"/>
+              </w:rPr>
+              <w:t>FR-08.3</w:t>
+            </w:r>
+          </w:p>
+        </w:tc>
+        <w:tc>
+          <w:tcPr>
+            <w:tcW w:w="2000" w:type="dxa"/>
+            <w:tcMar>
+              <w:top w:w="70" w:type="dxa"/>
+              <w:left w:w="100" w:type="dxa"/>
+              <w:bottom w:w="70" w:type="dxa"/>
+              <w:right w:w="100" w:type="dxa"/>
+            </w:tcMar>
+            <w:vAlign w:val="center"/>
+          </w:tcPr>
+          <w:p>
+            <w:r>
+              <w:rPr>
+                <w:sz w:val="19"/>
+                <w:szCs w:val="19"/>
+              </w:rPr>
+              <w:t>AI proposal summarizer</w:t>
+            </w:r>
+          </w:p>
+        </w:tc>
+        <w:tc>
+          <w:tcPr>
+            <w:tcW w:w="4750" w:type="dxa"/>
+            <w:tcMar>
+              <w:top w:w="70" w:type="dxa"/>
+              <w:left w:w="100" w:type="dxa"/>
+              <w:bottom w:w="70" w:type="dxa"/>
+              <w:right w:w="100" w:type="dxa"/>
+            </w:tcMar>
+            <w:vAlign w:val="center"/>
+          </w:tcPr>
+          <w:p>
+            <w:r>
+              <w:rPr>
+                <w:sz w:val="19"/>
+                <w:szCs w:val="19"/>
+              </w:rPr>
+              <w:t>AI-powered (agentic) feature that automatically generates a 3–</w:t>
+            </w:r>
+            <w:proofErr w:type="gramStart"/>
+            <w:r>
+              <w:rPr>
+                <w:sz w:val="19"/>
+                <w:szCs w:val="19"/>
+              </w:rPr>
+              <w:t>4 line</w:t>
+            </w:r>
+            <w:proofErr w:type="gramEnd"/>
+            <w:r>
+              <w:rPr>
+                <w:sz w:val="19"/>
+                <w:szCs w:val="19"/>
+              </w:rPr>
+              <w:t xml:space="preserve"> summary of each proposal for the reviewer, shown at the top of the detail view; helps the reviewer quickly grasp the proposal’s core idea before reading in full</w:t>
+            </w:r>
+          </w:p>
+        </w:tc>
+        <w:tc>
+          <w:tcPr>
+            <w:tcW w:w="1700" w:type="dxa"/>
+            <w:shd w:val="clear" w:color="auto" w:fill="FBEBD0"/>
+            <w:tcMar>
+              <w:top w:w="70" w:type="dxa"/>
+              <w:left w:w="100" w:type="dxa"/>
+              <w:bottom w:w="70" w:type="dxa"/>
+              <w:right w:w="100" w:type="dxa"/>
+            </w:tcMar>
+            <w:vAlign w:val="center"/>
+          </w:tcPr>
+          <w:p>
+            <w:pPr>
+              <w:jc w:val="center"/>
+            </w:pPr>
+            <w:r>
+              <w:rPr>
+                <w:b/>
+                <w:bCs/>
+                <w:color w:val="B7791F"/>
+                <w:sz w:val="19"/>
+                <w:szCs w:val="19"/>
+              </w:rPr>
+              <w:t>Medium</w:t>
+            </w:r>
+          </w:p>
+        </w:tc>
+      </w:tr>
+    </w:tbl>
+    <w:p>
+      <w:pPr>
+        <w:pStyle w:val="Heading2"/>
+      </w:pPr>
+      <w:r>
+        <w:t>FR-09: Review Decision</w:t>
+      </w:r>
+    </w:p>
+    <w:tbl>
+      <w:tblPr>
+        <w:tblW w:w="9350" w:type="dxa"/>
+        <w:tblBorders>
+          <w:top w:val="single" w:sz="4" w:space="0" w:color="auto"/>
+          <w:left w:val="single" w:sz="4" w:space="0" w:color="auto"/>
+          <w:bottom w:val="single" w:sz="4" w:space="0" w:color="auto"/>
+          <w:right w:val="single" w:sz="4" w:space="0" w:color="auto"/>
+          <w:insideH w:val="single" w:sz="4" w:space="0" w:color="auto"/>
+          <w:insideV w:val="single" w:sz="4" w:space="0" w:color="auto"/>
+        </w:tblBorders>
+        <w:tblCellMar>
+          <w:left w:w="10" w:type="dxa"/>
+          <w:right w:w="10" w:type="dxa"/>
+        </w:tblCellMar>
+        <w:tblLook w:val="04A0" w:firstRow="1" w:lastRow="0" w:firstColumn="1" w:lastColumn="0" w:noHBand="0" w:noVBand="1"/>
+      </w:tblPr>
+      <w:tblGrid>
+        <w:gridCol w:w="900"/>
+        <w:gridCol w:w="2000"/>
+        <w:gridCol w:w="4750"/>
+        <w:gridCol w:w="1700"/>
+      </w:tblGrid>
+      <w:tr>
+        <w:trPr>
+          <w:tblHeader/>
+        </w:trPr>
+        <w:tc>
+          <w:tcPr>
+            <w:tcW w:w="900" w:type="dxa"/>
+            <w:shd w:val="clear" w:color="auto" w:fill="1F3864"/>
+            <w:tcMar>
+              <w:top w:w="70" w:type="dxa"/>
+              <w:left w:w="100" w:type="dxa"/>
+              <w:bottom w:w="70" w:type="dxa"/>
+              <w:right w:w="100" w:type="dxa"/>
+            </w:tcMar>
+            <w:vAlign w:val="center"/>
+          </w:tcPr>
+          <w:p>
+            <w:r>
+              <w:rPr>
+                <w:b/>
+                <w:bCs/>
+                <w:color w:val="FFFFFF"/>
+                <w:sz w:val="19"/>
+                <w:szCs w:val="19"/>
+              </w:rPr>
+              <w:t>ID</w:t>
+            </w:r>
+          </w:p>
+        </w:tc>
+        <w:tc>
+          <w:tcPr>
+            <w:tcW w:w="2000" w:type="dxa"/>
+            <w:shd w:val="clear" w:color="auto" w:fill="1F3864"/>
+            <w:tcMar>
+              <w:top w:w="70" w:type="dxa"/>
+              <w:left w:w="100" w:type="dxa"/>
+              <w:bottom w:w="70" w:type="dxa"/>
+              <w:right w:w="100" w:type="dxa"/>
+            </w:tcMar>
+            <w:vAlign w:val="center"/>
+          </w:tcPr>
+          <w:p>
+            <w:r>
+              <w:rPr>
+                <w:b/>
+                <w:bCs/>
+                <w:color w:val="FFFFFF"/>
+                <w:sz w:val="19"/>
+                <w:szCs w:val="19"/>
+              </w:rPr>
+              <w:t>Requirement</w:t>
+            </w:r>
+          </w:p>
+        </w:tc>
+        <w:tc>
+          <w:tcPr>
+            <w:tcW w:w="4750" w:type="dxa"/>
+            <w:shd w:val="clear" w:color="auto" w:fill="1F3864"/>
+            <w:tcMar>
+              <w:top w:w="70" w:type="dxa"/>
+              <w:left w:w="100" w:type="dxa"/>
+              <w:bottom w:w="70" w:type="dxa"/>
+              <w:right w:w="100" w:type="dxa"/>
+            </w:tcMar>
+            <w:vAlign w:val="center"/>
+          </w:tcPr>
+          <w:p>
+            <w:r>
+              <w:rPr>
+                <w:b/>
+                <w:bCs/>
+                <w:color w:val="FFFFFF"/>
+                <w:sz w:val="19"/>
+                <w:szCs w:val="19"/>
+              </w:rPr>
+              <w:t>Description / Sub-functionality</w:t>
+            </w:r>
+          </w:p>
+        </w:tc>
+        <w:tc>
+          <w:tcPr>
+            <w:tcW w:w="1700" w:type="dxa"/>
+            <w:shd w:val="clear" w:color="auto" w:fill="1F3864"/>
+            <w:tcMar>
+              <w:top w:w="70" w:type="dxa"/>
+              <w:left w:w="100" w:type="dxa"/>
+              <w:bottom w:w="70" w:type="dxa"/>
+              <w:right w:w="100" w:type="dxa"/>
+            </w:tcMar>
+            <w:vAlign w:val="center"/>
+          </w:tcPr>
+          <w:p>
+            <w:r>
+              <w:rPr>
+                <w:b/>
+                <w:bCs/>
+                <w:color w:val="FFFFFF"/>
+                <w:sz w:val="19"/>
+                <w:szCs w:val="19"/>
+              </w:rPr>
+              <w:t>Priority</w:t>
+            </w:r>
+          </w:p>
+        </w:tc>
+      </w:tr>
+      <w:tr>
+        <w:trPr>
+          <w:cantSplit/>
+        </w:trPr>
+        <w:tc>
+          <w:tcPr>
+            <w:tcW w:w="900" w:type="dxa"/>
+            <w:tcMar>
+              <w:top w:w="70" w:type="dxa"/>
+              <w:left w:w="100" w:type="dxa"/>
+              <w:bottom w:w="70" w:type="dxa"/>
+              <w:right w:w="100" w:type="dxa"/>
+            </w:tcMar>
+            <w:vAlign w:val="center"/>
+          </w:tcPr>
+          <w:p>
+            <w:r>
+              <w:rPr>
+                <w:b/>
+                <w:bCs/>
+                <w:sz w:val="19"/>
+                <w:szCs w:val="19"/>
+              </w:rPr>
+              <w:t>FR-09.1</w:t>
+            </w:r>
+          </w:p>
+        </w:tc>
+        <w:tc>
+          <w:tcPr>
+            <w:tcW w:w="2000" w:type="dxa"/>
+            <w:tcMar>
+              <w:top w:w="70" w:type="dxa"/>
+              <w:left w:w="100" w:type="dxa"/>
+              <w:bottom w:w="70" w:type="dxa"/>
+              <w:right w:w="100" w:type="dxa"/>
+            </w:tcMar>
+            <w:vAlign w:val="center"/>
+          </w:tcPr>
+          <w:p>
+            <w:r>
+              <w:rPr>
+                <w:sz w:val="19"/>
+                <w:szCs w:val="19"/>
+              </w:rPr>
+              <w:t>Decision options</w:t>
+            </w:r>
+          </w:p>
+        </w:tc>
+        <w:tc>
+          <w:tcPr>
+            <w:tcW w:w="4750" w:type="dxa"/>
+            <w:tcMar>
+              <w:top w:w="70" w:type="dxa"/>
+              <w:left w:w="100" w:type="dxa"/>
+              <w:bottom w:w="70" w:type="dxa"/>
+              <w:right w:w="100" w:type="dxa"/>
+            </w:tcMar>
+            <w:vAlign w:val="center"/>
+          </w:tcPr>
+          <w:p>
+            <w:r>
+              <w:rPr>
+                <w:sz w:val="19"/>
+                <w:szCs w:val="19"/>
+              </w:rPr>
+              <w:t>Accept / Revision Needed / Deny — one of three required per review</w:t>
+            </w:r>
+          </w:p>
+        </w:tc>
+        <w:tc>
+          <w:tcPr>
+            <w:tcW w:w="1700" w:type="dxa"/>
+            <w:shd w:val="clear" w:color="auto" w:fill="FBE4E1"/>
+            <w:tcMar>
+              <w:top w:w="70" w:type="dxa"/>
+              <w:left w:w="100" w:type="dxa"/>
+              <w:bottom w:w="70" w:type="dxa"/>
+              <w:right w:w="100" w:type="dxa"/>
+            </w:tcMar>
+            <w:vAlign w:val="center"/>
+          </w:tcPr>
+          <w:p>
+            <w:pPr>
+              <w:jc w:val="center"/>
+            </w:pPr>
+            <w:r>
+              <w:rPr>
+                <w:b/>
+                <w:bCs/>
+                <w:color w:val="C0392B"/>
+                <w:sz w:val="19"/>
+                <w:szCs w:val="19"/>
+              </w:rPr>
+              <w:t>High</w:t>
+            </w:r>
+          </w:p>
+        </w:tc>
+      </w:tr>
+      <w:tr>
+        <w:trPr>
+          <w:cantSplit/>
+        </w:trPr>
+        <w:tc>
+          <w:tcPr>
+            <w:tcW w:w="900" w:type="dxa"/>
+            <w:tcMar>
+              <w:top w:w="70" w:type="dxa"/>
+              <w:left w:w="100" w:type="dxa"/>
+              <w:bottom w:w="70" w:type="dxa"/>
+              <w:right w:w="100" w:type="dxa"/>
+            </w:tcMar>
+            <w:vAlign w:val="center"/>
+          </w:tcPr>
+          <w:p>
+            <w:r>
+              <w:rPr>
+                <w:b/>
+                <w:bCs/>
+                <w:sz w:val="19"/>
+                <w:szCs w:val="19"/>
+              </w:rPr>
+              <w:t>FR-09.2</w:t>
+            </w:r>
+          </w:p>
+        </w:tc>
+        <w:tc>
+          <w:tcPr>
+            <w:tcW w:w="2000" w:type="dxa"/>
+            <w:tcMar>
+              <w:top w:w="70" w:type="dxa"/>
+              <w:left w:w="100" w:type="dxa"/>
+              <w:bottom w:w="70" w:type="dxa"/>
+              <w:right w:w="100" w:type="dxa"/>
+            </w:tcMar>
+            <w:vAlign w:val="center"/>
+          </w:tcPr>
+          <w:p>
+            <w:r>
+              <w:rPr>
+                <w:sz w:val="19"/>
+                <w:szCs w:val="19"/>
+              </w:rPr>
+              <w:t>Mandatory comment</w:t>
+            </w:r>
+          </w:p>
+        </w:tc>
+        <w:tc>
+          <w:tcPr>
+            <w:tcW w:w="4750" w:type="dxa"/>
+            <w:tcMar>
+              <w:top w:w="70" w:type="dxa"/>
+              <w:left w:w="100" w:type="dxa"/>
+              <w:bottom w:w="70" w:type="dxa"/>
+              <w:right w:w="100" w:type="dxa"/>
+            </w:tcMar>
+            <w:vAlign w:val="center"/>
+          </w:tcPr>
+          <w:p>
+            <w:r>
+              <w:rPr>
+                <w:sz w:val="19"/>
+                <w:szCs w:val="19"/>
+              </w:rPr>
+              <w:t>Written comment/justification required with every decision</w:t>
+            </w:r>
+          </w:p>
+        </w:tc>
+        <w:tc>
+          <w:tcPr>
+            <w:tcW w:w="1700" w:type="dxa"/>
+            <w:shd w:val="clear" w:color="auto" w:fill="FBE4E1"/>
+            <w:tcMar>
+              <w:top w:w="70" w:type="dxa"/>
+              <w:left w:w="100" w:type="dxa"/>
+              <w:bottom w:w="70" w:type="dxa"/>
+              <w:right w:w="100" w:type="dxa"/>
+            </w:tcMar>
+            <w:vAlign w:val="center"/>
+          </w:tcPr>
+          <w:p>
+            <w:pPr>
+              <w:jc w:val="center"/>
+            </w:pPr>
+            <w:r>
+              <w:rPr>
+                <w:b/>
+                <w:bCs/>
+                <w:color w:val="C0392B"/>
+                <w:sz w:val="19"/>
+                <w:szCs w:val="19"/>
+              </w:rPr>
+              <w:t>High</w:t>
+            </w:r>
+          </w:p>
+        </w:tc>
+      </w:tr>
+      <w:tr>
+        <w:trPr>
+          <w:cantSplit/>
+        </w:trPr>
+        <w:tc>
+          <w:tcPr>
+            <w:tcW w:w="900" w:type="dxa"/>
+            <w:tcMar>
+              <w:top w:w="70" w:type="dxa"/>
+              <w:left w:w="100" w:type="dxa"/>
+              <w:bottom w:w="70" w:type="dxa"/>
+              <w:right w:w="100" w:type="dxa"/>
+            </w:tcMar>
+            <w:vAlign w:val="center"/>
+          </w:tcPr>
+          <w:p>
+            <w:r>
+              <w:rPr>
+                <w:b/>
+                <w:bCs/>
+                <w:sz w:val="19"/>
+                <w:szCs w:val="19"/>
+              </w:rPr>
+              <w:t>FR-09.3</w:t>
+            </w:r>
+          </w:p>
+        </w:tc>
+        <w:tc>
+          <w:tcPr>
+            <w:tcW w:w="2000" w:type="dxa"/>
+            <w:tcMar>
+              <w:top w:w="70" w:type="dxa"/>
+              <w:left w:w="100" w:type="dxa"/>
+              <w:bottom w:w="70" w:type="dxa"/>
+              <w:right w:w="100" w:type="dxa"/>
+            </w:tcMar>
+            <w:vAlign w:val="center"/>
+          </w:tcPr>
+          <w:p>
+            <w:r>
+              <w:rPr>
+                <w:sz w:val="19"/>
+                <w:szCs w:val="19"/>
+              </w:rPr>
+              <w:t>Scoring rubric (future)</w:t>
+            </w:r>
+          </w:p>
+        </w:tc>
+        <w:tc>
+          <w:tcPr>
+            <w:tcW w:w="4750" w:type="dxa"/>
+            <w:tcMar>
+              <w:top w:w="70" w:type="dxa"/>
+              <w:left w:w="100" w:type="dxa"/>
+              <w:bottom w:w="70" w:type="dxa"/>
+              <w:right w:w="100" w:type="dxa"/>
+            </w:tcMar>
+            <w:vAlign w:val="center"/>
+          </w:tcPr>
+          <w:p>
+            <w:r>
+              <w:rPr>
+                <w:sz w:val="19"/>
+                <w:szCs w:val="19"/>
+              </w:rPr>
+              <w:t>Optional rating of criteria such as Feasibility, Budget, Innovation (1–5 scale)</w:t>
+            </w:r>
+          </w:p>
+        </w:tc>
+        <w:tc>
+          <w:tcPr>
+            <w:tcW w:w="1700" w:type="dxa"/>
+            <w:shd w:val="clear" w:color="auto" w:fill="E4F3E4"/>
+            <w:tcMar>
+              <w:top w:w="70" w:type="dxa"/>
+              <w:left w:w="100" w:type="dxa"/>
+              <w:bottom w:w="70" w:type="dxa"/>
+              <w:right w:w="100" w:type="dxa"/>
+            </w:tcMar>
+            <w:vAlign w:val="center"/>
+          </w:tcPr>
+          <w:p>
+            <w:pPr>
+              <w:jc w:val="center"/>
+            </w:pPr>
+            <w:r>
+              <w:rPr>
+                <w:b/>
+                <w:bCs/>
+                <w:color w:val="2E7D32"/>
+                <w:sz w:val="19"/>
+                <w:szCs w:val="19"/>
+              </w:rPr>
+              <w:t>Low</w:t>
+            </w:r>
+          </w:p>
+        </w:tc>
+      </w:tr>
+    </w:tbl>
+    <w:p>
+      <w:pPr>
+        <w:pStyle w:val="Heading2"/>
+      </w:pPr>
+      <w:r>
+        <w:t>FR-10: Notifications</w:t>
+      </w:r>
+    </w:p>
+    <w:tbl>
+      <w:tblPr>
+        <w:tblW w:w="9350" w:type="dxa"/>
+        <w:tblBorders>
+          <w:top w:val="single" w:sz="4" w:space="0" w:color="auto"/>
+          <w:left w:val="single" w:sz="4" w:space="0" w:color="auto"/>
+          <w:bottom w:val="single" w:sz="4" w:space="0" w:color="auto"/>
+          <w:right w:val="single" w:sz="4" w:space="0" w:color="auto"/>
+          <w:insideH w:val="single" w:sz="4" w:space="0" w:color="auto"/>
+          <w:insideV w:val="single" w:sz="4" w:space="0" w:color="auto"/>
+        </w:tblBorders>
+        <w:tblCellMar>
+          <w:left w:w="10" w:type="dxa"/>
+          <w:right w:w="10" w:type="dxa"/>
+        </w:tblCellMar>
+        <w:tblLook w:val="04A0" w:firstRow="1" w:lastRow="0" w:firstColumn="1" w:lastColumn="0" w:noHBand="0" w:noVBand="1"/>
+      </w:tblPr>
+      <w:tblGrid>
+        <w:gridCol w:w="900"/>
+        <w:gridCol w:w="2000"/>
+        <w:gridCol w:w="4750"/>
+        <w:gridCol w:w="1700"/>
+      </w:tblGrid>
+      <w:tr>
+        <w:trPr>
+          <w:tblHeader/>
+        </w:trPr>
+        <w:tc>
+          <w:tcPr>
+            <w:tcW w:w="900" w:type="dxa"/>
+            <w:shd w:val="clear" w:color="auto" w:fill="1F3864"/>
+            <w:tcMar>
+              <w:top w:w="70" w:type="dxa"/>
+              <w:left w:w="100" w:type="dxa"/>
+              <w:bottom w:w="70" w:type="dxa"/>
+              <w:right w:w="100" w:type="dxa"/>
+            </w:tcMar>
+            <w:vAlign w:val="center"/>
+          </w:tcPr>
+          <w:p>
+            <w:r>
+              <w:rPr>
+                <w:b/>
+                <w:bCs/>
+                <w:color w:val="FFFFFF"/>
+                <w:sz w:val="19"/>
+                <w:szCs w:val="19"/>
+              </w:rPr>
+              <w:t>ID</w:t>
+            </w:r>
+          </w:p>
+        </w:tc>
+        <w:tc>
+          <w:tcPr>
+            <w:tcW w:w="2000" w:type="dxa"/>
+            <w:shd w:val="clear" w:color="auto" w:fill="1F3864"/>
+            <w:tcMar>
+              <w:top w:w="70" w:type="dxa"/>
+              <w:left w:w="100" w:type="dxa"/>
+              <w:bottom w:w="70" w:type="dxa"/>
+              <w:right w:w="100" w:type="dxa"/>
+            </w:tcMar>
+            <w:vAlign w:val="center"/>
+          </w:tcPr>
+          <w:p>
+            <w:r>
+              <w:rPr>
+                <w:b/>
+                <w:bCs/>
+                <w:color w:val="FFFFFF"/>
+                <w:sz w:val="19"/>
+                <w:szCs w:val="19"/>
+              </w:rPr>
+              <w:t>Requirement</w:t>
+            </w:r>
+          </w:p>
+        </w:tc>
+        <w:tc>
+          <w:tcPr>
+            <w:tcW w:w="4750" w:type="dxa"/>
+            <w:shd w:val="clear" w:color="auto" w:fill="1F3864"/>
+            <w:tcMar>
+              <w:top w:w="70" w:type="dxa"/>
+              <w:left w:w="100" w:type="dxa"/>
+              <w:bottom w:w="70" w:type="dxa"/>
+              <w:right w:w="100" w:type="dxa"/>
+            </w:tcMar>
+            <w:vAlign w:val="center"/>
+          </w:tcPr>
+          <w:p>
+            <w:r>
+              <w:rPr>
+                <w:b/>
+                <w:bCs/>
+                <w:color w:val="FFFFFF"/>
+                <w:sz w:val="19"/>
+                <w:szCs w:val="19"/>
+              </w:rPr>
+              <w:t>Description / Sub-functionality</w:t>
+            </w:r>
+          </w:p>
+        </w:tc>
+        <w:tc>
+          <w:tcPr>
+            <w:tcW w:w="1700" w:type="dxa"/>
+            <w:shd w:val="clear" w:color="auto" w:fill="1F3864"/>
+            <w:tcMar>
+              <w:top w:w="70" w:type="dxa"/>
+              <w:left w:w="100" w:type="dxa"/>
+              <w:bottom w:w="70" w:type="dxa"/>
+              <w:right w:w="100" w:type="dxa"/>
+            </w:tcMar>
+            <w:vAlign w:val="center"/>
+          </w:tcPr>
+          <w:p>
+            <w:r>
+              <w:rPr>
+                <w:b/>
+                <w:bCs/>
+                <w:color w:val="FFFFFF"/>
+                <w:sz w:val="19"/>
+                <w:szCs w:val="19"/>
+              </w:rPr>
+              <w:t>Priority</w:t>
+            </w:r>
+          </w:p>
+        </w:tc>
+      </w:tr>
+      <w:tr>
+        <w:trPr>
+          <w:cantSplit/>
+        </w:trPr>
+        <w:tc>
+          <w:tcPr>
+            <w:tcW w:w="900" w:type="dxa"/>
+            <w:tcMar>
+              <w:top w:w="70" w:type="dxa"/>
+              <w:left w:w="100" w:type="dxa"/>
+              <w:bottom w:w="70" w:type="dxa"/>
+              <w:right w:w="100" w:type="dxa"/>
+            </w:tcMar>
+            <w:vAlign w:val="center"/>
+          </w:tcPr>
+          <w:p>
+            <w:r>
+              <w:rPr>
+                <w:b/>
+                <w:bCs/>
+                <w:sz w:val="19"/>
+                <w:szCs w:val="19"/>
+              </w:rPr>
+              <w:t>FR-10.1</w:t>
+            </w:r>
+          </w:p>
+        </w:tc>
+        <w:tc>
+          <w:tcPr>
+            <w:tcW w:w="2000" w:type="dxa"/>
+            <w:tcMar>
+              <w:top w:w="70" w:type="dxa"/>
+              <w:left w:w="100" w:type="dxa"/>
+              <w:bottom w:w="70" w:type="dxa"/>
+              <w:right w:w="100" w:type="dxa"/>
+            </w:tcMar>
+            <w:vAlign w:val="center"/>
+          </w:tcPr>
+          <w:p>
+            <w:r>
+              <w:rPr>
+                <w:sz w:val="19"/>
+                <w:szCs w:val="19"/>
+              </w:rPr>
+              <w:t>Notify researcher on decision</w:t>
+            </w:r>
+          </w:p>
+        </w:tc>
+        <w:tc>
+          <w:tcPr>
+            <w:tcW w:w="4750" w:type="dxa"/>
+            <w:tcMar>
+              <w:top w:w="70" w:type="dxa"/>
+              <w:left w:w="100" w:type="dxa"/>
+              <w:bottom w:w="70" w:type="dxa"/>
+              <w:right w:w="100" w:type="dxa"/>
+            </w:tcMar>
+            <w:vAlign w:val="center"/>
+          </w:tcPr>
+          <w:p>
+            <w:r>
+              <w:rPr>
+                <w:sz w:val="19"/>
+                <w:szCs w:val="19"/>
+              </w:rPr>
+              <w:t>Automatic notification sent once a review decision is submitted</w:t>
+            </w:r>
+          </w:p>
+        </w:tc>
+        <w:tc>
+          <w:tcPr>
+            <w:tcW w:w="1700" w:type="dxa"/>
+            <w:shd w:val="clear" w:color="auto" w:fill="FBEBD0"/>
+            <w:tcMar>
+              <w:top w:w="70" w:type="dxa"/>
+              <w:left w:w="100" w:type="dxa"/>
+              <w:bottom w:w="70" w:type="dxa"/>
+              <w:right w:w="100" w:type="dxa"/>
+            </w:tcMar>
+            <w:vAlign w:val="center"/>
+          </w:tcPr>
+          <w:p>
+            <w:pPr>
+              <w:jc w:val="center"/>
+            </w:pPr>
+            <w:r>
+              <w:rPr>
+                <w:b/>
+                <w:bCs/>
+                <w:color w:val="B7791F"/>
+                <w:sz w:val="19"/>
+                <w:szCs w:val="19"/>
+              </w:rPr>
+              <w:t>Medium</w:t>
+            </w:r>
+          </w:p>
+        </w:tc>
+      </w:tr>
+      <w:tr>
+        <w:trPr>
+          <w:cantSplit/>
+        </w:trPr>
+        <w:tc>
+          <w:tcPr>
+            <w:tcW w:w="900" w:type="dxa"/>
+            <w:tcMar>
+              <w:top w:w="70" w:type="dxa"/>
+              <w:left w:w="100" w:type="dxa"/>
+              <w:bottom w:w="70" w:type="dxa"/>
+              <w:right w:w="100" w:type="dxa"/>
+            </w:tcMar>
+            <w:vAlign w:val="center"/>
+          </w:tcPr>
+          <w:p>
+            <w:r>
+              <w:rPr>
+                <w:b/>
+                <w:bCs/>
+                <w:sz w:val="19"/>
+                <w:szCs w:val="19"/>
+              </w:rPr>
+              <w:t>FR-10.2</w:t>
+            </w:r>
+          </w:p>
+        </w:tc>
+        <w:tc>
+          <w:tcPr>
+            <w:tcW w:w="2000" w:type="dxa"/>
+            <w:tcMar>
+              <w:top w:w="70" w:type="dxa"/>
+              <w:left w:w="100" w:type="dxa"/>
+              <w:bottom w:w="70" w:type="dxa"/>
+              <w:right w:w="100" w:type="dxa"/>
+            </w:tcMar>
+            <w:vAlign w:val="center"/>
+          </w:tcPr>
+          <w:p>
+            <w:r>
+              <w:rPr>
+                <w:sz w:val="19"/>
+                <w:szCs w:val="19"/>
+              </w:rPr>
+              <w:t>Notify reviewer on assignment</w:t>
+            </w:r>
+          </w:p>
+        </w:tc>
+        <w:tc>
+          <w:tcPr>
+            <w:tcW w:w="4750" w:type="dxa"/>
+            <w:tcMar>
+              <w:top w:w="70" w:type="dxa"/>
+              <w:left w:w="100" w:type="dxa"/>
+              <w:bottom w:w="70" w:type="dxa"/>
+              <w:right w:w="100" w:type="dxa"/>
+            </w:tcMar>
+            <w:vAlign w:val="center"/>
+          </w:tcPr>
+          <w:p>
+            <w:r>
+              <w:rPr>
+                <w:sz w:val="19"/>
+                <w:szCs w:val="19"/>
+              </w:rPr>
+              <w:t>Automatic notification sent when a new proposal is assigned</w:t>
+            </w:r>
+          </w:p>
+        </w:tc>
+        <w:tc>
+          <w:tcPr>
+            <w:tcW w:w="1700" w:type="dxa"/>
+            <w:shd w:val="clear" w:color="auto" w:fill="FBEBD0"/>
+            <w:tcMar>
+              <w:top w:w="70" w:type="dxa"/>
+              <w:left w:w="100" w:type="dxa"/>
+              <w:bottom w:w="70" w:type="dxa"/>
+              <w:right w:w="100" w:type="dxa"/>
+            </w:tcMar>
+            <w:vAlign w:val="center"/>
+          </w:tcPr>
+          <w:p>
+            <w:pPr>
+              <w:jc w:val="center"/>
+            </w:pPr>
+            <w:r>
+              <w:rPr>
+                <w:b/>
+                <w:bCs/>
+                <w:color w:val="B7791F"/>
+                <w:sz w:val="19"/>
+                <w:szCs w:val="19"/>
+              </w:rPr>
+              <w:t>Medium</w:t>
+            </w:r>
+          </w:p>
+        </w:tc>
+      </w:tr>
+    </w:tbl>
+    <w:p>
+      <w:pPr>
+        <w:pStyle w:val="Heading2"/>
+      </w:pPr>
+    </w:p>
+    <w:p>
+      <w:pPr>
+        <w:pStyle w:val="Heading2"/>
+      </w:pPr>
+      <w:proofErr w:type="gramStart"/>
+      <w:r>
+        <w:t xml:space="preserve">3.4 </w:t>
+      </w:r>
+      <w:r>
+        <w:t xml:space="preserve"> KURIC</w:t>
+      </w:r>
+      <w:proofErr w:type="gramEnd"/>
+      <w:r>
+        <w:t xml:space="preserve"> Officer (Admin) Portal</w:t>
+      </w:r>
+    </w:p>
+    <w:p>
+      <w:pPr>
+        <w:pStyle w:val="Heading2"/>
+      </w:pPr>
+      <w:r>
+        <w:t>FR-11: Reviewer Assignment</w:t>
+      </w:r>
+    </w:p>
+    <w:tbl>
+      <w:tblPr>
+        <w:tblW w:w="9350" w:type="dxa"/>
+        <w:tblBorders>
+          <w:top w:val="single" w:sz="4" w:space="0" w:color="auto"/>
+          <w:left w:val="single" w:sz="4" w:space="0" w:color="auto"/>
+          <w:bottom w:val="single" w:sz="4" w:space="0" w:color="auto"/>
+          <w:right w:val="single" w:sz="4" w:space="0" w:color="auto"/>
+          <w:insideH w:val="single" w:sz="4" w:space="0" w:color="auto"/>
+          <w:insideV w:val="single" w:sz="4" w:space="0" w:color="auto"/>
+        </w:tblBorders>
+        <w:tblCellMar>
+          <w:left w:w="10" w:type="dxa"/>
+          <w:right w:w="10" w:type="dxa"/>
+        </w:tblCellMar>
+        <w:tblLook w:val="04A0" w:firstRow="1" w:lastRow="0" w:firstColumn="1" w:lastColumn="0" w:noHBand="0" w:noVBand="1"/>
+      </w:tblPr>
+      <w:tblGrid>
+        <w:gridCol w:w="900"/>
+        <w:gridCol w:w="2000"/>
+        <w:gridCol w:w="4750"/>
+        <w:gridCol w:w="1700"/>
+      </w:tblGrid>
+      <w:tr>
+        <w:trPr>
+          <w:tblHeader/>
+        </w:trPr>
+        <w:tc>
+          <w:tcPr>
+            <w:tcW w:w="900" w:type="dxa"/>
+            <w:shd w:val="clear" w:color="auto" w:fill="1F3864"/>
+            <w:tcMar>
+              <w:top w:w="70" w:type="dxa"/>
+              <w:left w:w="100" w:type="dxa"/>
+              <w:bottom w:w="70" w:type="dxa"/>
+              <w:right w:w="100" w:type="dxa"/>
+            </w:tcMar>
+            <w:vAlign w:val="center"/>
+          </w:tcPr>
+          <w:p>
+            <w:r>
+              <w:rPr>
+                <w:b/>
+                <w:bCs/>
+                <w:color w:val="FFFFFF"/>
+                <w:sz w:val="19"/>
+                <w:szCs w:val="19"/>
+              </w:rPr>
+              <w:t>ID</w:t>
+            </w:r>
+          </w:p>
+        </w:tc>
+        <w:tc>
+          <w:tcPr>
+            <w:tcW w:w="2000" w:type="dxa"/>
+            <w:shd w:val="clear" w:color="auto" w:fill="1F3864"/>
+            <w:tcMar>
+              <w:top w:w="70" w:type="dxa"/>
+              <w:left w:w="100" w:type="dxa"/>
+              <w:bottom w:w="70" w:type="dxa"/>
+              <w:right w:w="100" w:type="dxa"/>
+            </w:tcMar>
+            <w:vAlign w:val="center"/>
+          </w:tcPr>
+          <w:p>
+            <w:r>
+              <w:rPr>
+                <w:b/>
+                <w:bCs/>
+                <w:color w:val="FFFFFF"/>
+                <w:sz w:val="19"/>
+                <w:szCs w:val="19"/>
+              </w:rPr>
+              <w:t>Requirement</w:t>
+            </w:r>
+          </w:p>
+        </w:tc>
+        <w:tc>
+          <w:tcPr>
+            <w:tcW w:w="4750" w:type="dxa"/>
+            <w:shd w:val="clear" w:color="auto" w:fill="1F3864"/>
+            <w:tcMar>
+              <w:top w:w="70" w:type="dxa"/>
+              <w:left w:w="100" w:type="dxa"/>
+              <w:bottom w:w="70" w:type="dxa"/>
+              <w:right w:w="100" w:type="dxa"/>
+            </w:tcMar>
+            <w:vAlign w:val="center"/>
+          </w:tcPr>
+          <w:p>
+            <w:r>
+              <w:rPr>
+                <w:b/>
+                <w:bCs/>
+                <w:color w:val="FFFFFF"/>
+                <w:sz w:val="19"/>
+                <w:szCs w:val="19"/>
+              </w:rPr>
+              <w:t>Description / Sub-functionality</w:t>
+            </w:r>
+          </w:p>
+        </w:tc>
+        <w:tc>
+          <w:tcPr>
+            <w:tcW w:w="1700" w:type="dxa"/>
+            <w:shd w:val="clear" w:color="auto" w:fill="1F3864"/>
+            <w:tcMar>
+              <w:top w:w="70" w:type="dxa"/>
+              <w:left w:w="100" w:type="dxa"/>
+              <w:bottom w:w="70" w:type="dxa"/>
+              <w:right w:w="100" w:type="dxa"/>
+            </w:tcMar>
+            <w:vAlign w:val="center"/>
+          </w:tcPr>
+          <w:p>
+            <w:r>
+              <w:rPr>
+                <w:b/>
+                <w:bCs/>
+                <w:color w:val="FFFFFF"/>
+                <w:sz w:val="19"/>
+                <w:szCs w:val="19"/>
+              </w:rPr>
+              <w:t>Priority</w:t>
+            </w:r>
+          </w:p>
+        </w:tc>
+      </w:tr>
+      <w:tr>
+        <w:trPr>
+          <w:cantSplit/>
+        </w:trPr>
+        <w:tc>
+          <w:tcPr>
+            <w:tcW w:w="900" w:type="dxa"/>
+            <w:tcMar>
+              <w:top w:w="70" w:type="dxa"/>
+              <w:left w:w="100" w:type="dxa"/>
+              <w:bottom w:w="70" w:type="dxa"/>
+              <w:right w:w="100" w:type="dxa"/>
+            </w:tcMar>
+            <w:vAlign w:val="center"/>
+          </w:tcPr>
+          <w:p>
+            <w:r>
+              <w:rPr>
+                <w:b/>
+                <w:bCs/>
+                <w:sz w:val="19"/>
+                <w:szCs w:val="19"/>
+              </w:rPr>
+              <w:t>FR-11.1</w:t>
+            </w:r>
+          </w:p>
+        </w:tc>
+        <w:tc>
+          <w:tcPr>
+            <w:tcW w:w="2000" w:type="dxa"/>
+            <w:tcMar>
+              <w:top w:w="70" w:type="dxa"/>
+              <w:left w:w="100" w:type="dxa"/>
+              <w:bottom w:w="70" w:type="dxa"/>
+              <w:right w:w="100" w:type="dxa"/>
+            </w:tcMar>
+            <w:vAlign w:val="center"/>
+          </w:tcPr>
+          <w:p>
+            <w:r>
+              <w:rPr>
+                <w:sz w:val="19"/>
+                <w:szCs w:val="19"/>
+              </w:rPr>
+              <w:t>Assign reviewer</w:t>
+            </w:r>
+          </w:p>
+        </w:tc>
+        <w:tc>
+          <w:tcPr>
+            <w:tcW w:w="4750" w:type="dxa"/>
+            <w:tcMar>
+              <w:top w:w="70" w:type="dxa"/>
+              <w:left w:w="100" w:type="dxa"/>
+              <w:bottom w:w="70" w:type="dxa"/>
+              <w:right w:w="100" w:type="dxa"/>
+            </w:tcMar>
+            <w:vAlign w:val="center"/>
+          </w:tcPr>
+          <w:p>
+            <w:r>
+              <w:rPr>
+                <w:sz w:val="19"/>
+                <w:szCs w:val="19"/>
+              </w:rPr>
+              <w:t>Select a reviewer from a dropdown for each pending proposal</w:t>
+            </w:r>
+          </w:p>
+        </w:tc>
+        <w:tc>
+          <w:tcPr>
+            <w:tcW w:w="1700" w:type="dxa"/>
+            <w:shd w:val="clear" w:color="auto" w:fill="FBE4E1"/>
+            <w:tcMar>
+              <w:top w:w="70" w:type="dxa"/>
+              <w:left w:w="100" w:type="dxa"/>
+              <w:bottom w:w="70" w:type="dxa"/>
+              <w:right w:w="100" w:type="dxa"/>
+            </w:tcMar>
+            <w:vAlign w:val="center"/>
+          </w:tcPr>
+          <w:p>
+            <w:pPr>
+              <w:jc w:val="center"/>
+            </w:pPr>
+            <w:r>
+              <w:rPr>
+                <w:b/>
+                <w:bCs/>
+                <w:color w:val="C0392B"/>
+                <w:sz w:val="19"/>
+                <w:szCs w:val="19"/>
+              </w:rPr>
+              <w:t>High</w:t>
+            </w:r>
+          </w:p>
+        </w:tc>
+      </w:tr>
+      <w:tr>
+        <w:trPr>
+          <w:cantSplit/>
+        </w:trPr>
+        <w:tc>
+          <w:tcPr>
+            <w:tcW w:w="900" w:type="dxa"/>
+            <w:tcMar>
+              <w:top w:w="70" w:type="dxa"/>
+              <w:left w:w="100" w:type="dxa"/>
+              <w:bottom w:w="70" w:type="dxa"/>
+              <w:right w:w="100" w:type="dxa"/>
+            </w:tcMar>
+            <w:vAlign w:val="center"/>
+          </w:tcPr>
+          <w:p>
+            <w:r>
+              <w:rPr>
+                <w:b/>
+                <w:bCs/>
+                <w:sz w:val="19"/>
+                <w:szCs w:val="19"/>
+              </w:rPr>
+              <w:t>FR-11.2</w:t>
+            </w:r>
+          </w:p>
+        </w:tc>
+        <w:tc>
+          <w:tcPr>
+            <w:tcW w:w="2000" w:type="dxa"/>
+            <w:tcMar>
+              <w:top w:w="70" w:type="dxa"/>
+              <w:left w:w="100" w:type="dxa"/>
+              <w:bottom w:w="70" w:type="dxa"/>
+              <w:right w:w="100" w:type="dxa"/>
+            </w:tcMar>
+            <w:vAlign w:val="center"/>
+          </w:tcPr>
+          <w:p>
+            <w:r>
+              <w:rPr>
+                <w:sz w:val="19"/>
+                <w:szCs w:val="19"/>
+              </w:rPr>
+              <w:t>Reassign reviewer</w:t>
+            </w:r>
+          </w:p>
+        </w:tc>
+        <w:tc>
+          <w:tcPr>
+            <w:tcW w:w="4750" w:type="dxa"/>
+            <w:tcMar>
+              <w:top w:w="70" w:type="dxa"/>
+              <w:left w:w="100" w:type="dxa"/>
+              <w:bottom w:w="70" w:type="dxa"/>
+              <w:right w:w="100" w:type="dxa"/>
+            </w:tcMar>
+            <w:vAlign w:val="center"/>
+          </w:tcPr>
+          <w:p>
+            <w:r>
+              <w:rPr>
+                <w:sz w:val="19"/>
+                <w:szCs w:val="19"/>
+              </w:rPr>
+              <w:t>Change the assigned reviewer if needed (e.g. reviewer unavailable)</w:t>
+            </w:r>
+          </w:p>
+        </w:tc>
+        <w:tc>
+          <w:tcPr>
+            <w:tcW w:w="1700" w:type="dxa"/>
+            <w:shd w:val="clear" w:color="auto" w:fill="FBEBD0"/>
+            <w:tcMar>
+              <w:top w:w="70" w:type="dxa"/>
+              <w:left w:w="100" w:type="dxa"/>
+              <w:bottom w:w="70" w:type="dxa"/>
+              <w:right w:w="100" w:type="dxa"/>
+            </w:tcMar>
+            <w:vAlign w:val="center"/>
+          </w:tcPr>
+          <w:p>
+            <w:pPr>
+              <w:jc w:val="center"/>
+            </w:pPr>
+            <w:r>
+              <w:rPr>
+                <w:b/>
+                <w:bCs/>
+                <w:color w:val="B7791F"/>
+                <w:sz w:val="19"/>
+                <w:szCs w:val="19"/>
+              </w:rPr>
+              <w:t>Medium</w:t>
+            </w:r>
+          </w:p>
+        </w:tc>
+      </w:tr>
+      <w:tr>
+        <w:trPr>
+          <w:cantSplit/>
+        </w:trPr>
+        <w:tc>
+          <w:tcPr>
+            <w:tcW w:w="900" w:type="dxa"/>
+            <w:tcMar>
+              <w:top w:w="70" w:type="dxa"/>
+              <w:left w:w="100" w:type="dxa"/>
+              <w:bottom w:w="70" w:type="dxa"/>
+              <w:right w:w="100" w:type="dxa"/>
+            </w:tcMar>
+            <w:vAlign w:val="center"/>
+          </w:tcPr>
+          <w:p>
+            <w:r>
+              <w:rPr>
+                <w:b/>
+                <w:bCs/>
+                <w:sz w:val="19"/>
+                <w:szCs w:val="19"/>
+              </w:rPr>
+              <w:t>FR-11.3</w:t>
+            </w:r>
+          </w:p>
+        </w:tc>
+        <w:tc>
+          <w:tcPr>
+            <w:tcW w:w="2000" w:type="dxa"/>
+            <w:tcMar>
+              <w:top w:w="70" w:type="dxa"/>
+              <w:left w:w="100" w:type="dxa"/>
+              <w:bottom w:w="70" w:type="dxa"/>
+              <w:right w:w="100" w:type="dxa"/>
+            </w:tcMar>
+            <w:vAlign w:val="center"/>
+          </w:tcPr>
+          <w:p>
+            <w:r>
+              <w:rPr>
+                <w:sz w:val="19"/>
+                <w:szCs w:val="19"/>
+              </w:rPr>
+              <w:t>AI reviewer-matching agent</w:t>
+            </w:r>
+          </w:p>
+        </w:tc>
+        <w:tc>
+          <w:tcPr>
+            <w:tcW w:w="4750" w:type="dxa"/>
+            <w:tcMar>
+              <w:top w:w="70" w:type="dxa"/>
+              <w:left w:w="100" w:type="dxa"/>
+              <w:bottom w:w="70" w:type="dxa"/>
+              <w:right w:w="100" w:type="dxa"/>
+            </w:tcMar>
+            <w:vAlign w:val="center"/>
+          </w:tcPr>
+          <w:p>
+            <w:r>
+              <w:rPr>
+                <w:sz w:val="19"/>
+                <w:szCs w:val="19"/>
+              </w:rPr>
+              <w:t>AI-powered (agentic) feature that reads the proposal’s topic/keywords and automatically suggests the most suitable reviewer(s) based on subject expertise; officer reviews the AI suggestion and confirms the final assignment</w:t>
+            </w:r>
+          </w:p>
+        </w:tc>
+        <w:tc>
+          <w:tcPr>
+            <w:tcW w:w="1700" w:type="dxa"/>
+            <w:shd w:val="clear" w:color="auto" w:fill="FBEBD0"/>
+            <w:tcMar>
+              <w:top w:w="70" w:type="dxa"/>
+              <w:left w:w="100" w:type="dxa"/>
+              <w:bottom w:w="70" w:type="dxa"/>
+              <w:right w:w="100" w:type="dxa"/>
+            </w:tcMar>
+            <w:vAlign w:val="center"/>
+          </w:tcPr>
+          <w:p>
+            <w:pPr>
+              <w:jc w:val="center"/>
+            </w:pPr>
+            <w:r>
+              <w:rPr>
+                <w:b/>
+                <w:bCs/>
+                <w:color w:val="B7791F"/>
+                <w:sz w:val="19"/>
+                <w:szCs w:val="19"/>
+              </w:rPr>
+              <w:t>Medium</w:t>
+            </w:r>
+          </w:p>
+        </w:tc>
+      </w:tr>
+    </w:tbl>
+    <w:p>
+      <w:pPr>
+        <w:pStyle w:val="Heading2"/>
+      </w:pPr>
+    </w:p>
+    <w:p>
+      <w:pPr>
+        <w:pStyle w:val="Heading2"/>
+      </w:pPr>
+    </w:p>
+    <w:p>
+      <w:pPr>
+        <w:pStyle w:val="Heading2"/>
+      </w:pPr>
+      <w:r>
+        <w:lastRenderedPageBreak/>
+        <w:t>FR-12: System-Wide Monitoring</w:t>
+      </w:r>
+    </w:p>
+    <w:tbl>
+      <w:tblPr>
+        <w:tblW w:w="9350" w:type="dxa"/>
+        <w:tblBorders>
+          <w:top w:val="single" w:sz="4" w:space="0" w:color="auto"/>
+          <w:left w:val="single" w:sz="4" w:space="0" w:color="auto"/>
+          <w:bottom w:val="single" w:sz="4" w:space="0" w:color="auto"/>
+          <w:right w:val="single" w:sz="4" w:space="0" w:color="auto"/>
+          <w:insideH w:val="single" w:sz="4" w:space="0" w:color="auto"/>
+          <w:insideV w:val="single" w:sz="4" w:space="0" w:color="auto"/>
+        </w:tblBorders>
+        <w:tblCellMar>
+          <w:left w:w="10" w:type="dxa"/>
+          <w:right w:w="10" w:type="dxa"/>
+        </w:tblCellMar>
+        <w:tblLook w:val="04A0" w:firstRow="1" w:lastRow="0" w:firstColumn="1" w:lastColumn="0" w:noHBand="0" w:noVBand="1"/>
+      </w:tblPr>
+      <w:tblGrid>
+        <w:gridCol w:w="900"/>
+        <w:gridCol w:w="2000"/>
+        <w:gridCol w:w="4750"/>
+        <w:gridCol w:w="1700"/>
+      </w:tblGrid>
+      <w:tr>
+        <w:trPr>
+          <w:tblHeader/>
+        </w:trPr>
+        <w:tc>
+          <w:tcPr>
+            <w:tcW w:w="900" w:type="dxa"/>
+            <w:shd w:val="clear" w:color="auto" w:fill="1F3864"/>
+            <w:tcMar>
+              <w:top w:w="70" w:type="dxa"/>
+              <w:left w:w="100" w:type="dxa"/>
+              <w:bottom w:w="70" w:type="dxa"/>
+              <w:right w:w="100" w:type="dxa"/>
+            </w:tcMar>
+            <w:vAlign w:val="center"/>
+          </w:tcPr>
+          <w:p>
+            <w:r>
+              <w:rPr>
+                <w:b/>
+                <w:bCs/>
+                <w:color w:val="FFFFFF"/>
+                <w:sz w:val="19"/>
+                <w:szCs w:val="19"/>
+              </w:rPr>
+              <w:t>ID</w:t>
+            </w:r>
+          </w:p>
+        </w:tc>
+        <w:tc>
+          <w:tcPr>
+            <w:tcW w:w="2000" w:type="dxa"/>
+            <w:shd w:val="clear" w:color="auto" w:fill="1F3864"/>
+            <w:tcMar>
+              <w:top w:w="70" w:type="dxa"/>
+              <w:left w:w="100" w:type="dxa"/>
+              <w:bottom w:w="70" w:type="dxa"/>
+              <w:right w:w="100" w:type="dxa"/>
+            </w:tcMar>
+            <w:vAlign w:val="center"/>
+          </w:tcPr>
+          <w:p>
+            <w:r>
+              <w:rPr>
+                <w:b/>
+                <w:bCs/>
+                <w:color w:val="FFFFFF"/>
+                <w:sz w:val="19"/>
+                <w:szCs w:val="19"/>
+              </w:rPr>
+              <w:t>Requirement</w:t>
+            </w:r>
+          </w:p>
+        </w:tc>
+        <w:tc>
+          <w:tcPr>
+            <w:tcW w:w="4750" w:type="dxa"/>
+            <w:shd w:val="clear" w:color="auto" w:fill="1F3864"/>
+            <w:tcMar>
+              <w:top w:w="70" w:type="dxa"/>
+              <w:left w:w="100" w:type="dxa"/>
+              <w:bottom w:w="70" w:type="dxa"/>
+              <w:right w:w="100" w:type="dxa"/>
+            </w:tcMar>
+            <w:vAlign w:val="center"/>
+          </w:tcPr>
+          <w:p>
+            <w:r>
+              <w:rPr>
+                <w:b/>
+                <w:bCs/>
+                <w:color w:val="FFFFFF"/>
+                <w:sz w:val="19"/>
+                <w:szCs w:val="19"/>
+              </w:rPr>
+              <w:t>Description / Sub-functionality</w:t>
+            </w:r>
+          </w:p>
+        </w:tc>
+        <w:tc>
+          <w:tcPr>
+            <w:tcW w:w="1700" w:type="dxa"/>
+            <w:shd w:val="clear" w:color="auto" w:fill="1F3864"/>
+            <w:tcMar>
+              <w:top w:w="70" w:type="dxa"/>
+              <w:left w:w="100" w:type="dxa"/>
+              <w:bottom w:w="70" w:type="dxa"/>
+              <w:right w:w="100" w:type="dxa"/>
+            </w:tcMar>
+            <w:vAlign w:val="center"/>
+          </w:tcPr>
+          <w:p>
+            <w:r>
+              <w:rPr>
+                <w:b/>
+                <w:bCs/>
+                <w:color w:val="FFFFFF"/>
+                <w:sz w:val="19"/>
+                <w:szCs w:val="19"/>
+              </w:rPr>
+              <w:t>Priority</w:t>
+            </w:r>
+          </w:p>
+        </w:tc>
+      </w:tr>
+      <w:tr>
+        <w:trPr>
+          <w:cantSplit/>
+        </w:trPr>
+        <w:tc>
+          <w:tcPr>
+            <w:tcW w:w="900" w:type="dxa"/>
+            <w:tcMar>
+              <w:top w:w="70" w:type="dxa"/>
+              <w:left w:w="100" w:type="dxa"/>
+              <w:bottom w:w="70" w:type="dxa"/>
+              <w:right w:w="100" w:type="dxa"/>
+            </w:tcMar>
+            <w:vAlign w:val="center"/>
+          </w:tcPr>
+          <w:p>
+            <w:r>
+              <w:rPr>
+                <w:b/>
+                <w:bCs/>
+                <w:sz w:val="19"/>
+                <w:szCs w:val="19"/>
+              </w:rPr>
+              <w:t>FR-12.1</w:t>
+            </w:r>
+          </w:p>
+        </w:tc>
+        <w:tc>
+          <w:tcPr>
+            <w:tcW w:w="2000" w:type="dxa"/>
+            <w:tcMar>
+              <w:top w:w="70" w:type="dxa"/>
+              <w:left w:w="100" w:type="dxa"/>
+              <w:bottom w:w="70" w:type="dxa"/>
+              <w:right w:w="100" w:type="dxa"/>
+            </w:tcMar>
+            <w:vAlign w:val="center"/>
+          </w:tcPr>
+          <w:p>
+            <w:r>
+              <w:rPr>
+                <w:sz w:val="19"/>
+                <w:szCs w:val="19"/>
+              </w:rPr>
+              <w:t>Proposal overview dashboard</w:t>
+            </w:r>
+          </w:p>
+        </w:tc>
+        <w:tc>
+          <w:tcPr>
+            <w:tcW w:w="4750" w:type="dxa"/>
+            <w:tcMar>
+              <w:top w:w="70" w:type="dxa"/>
+              <w:left w:w="100" w:type="dxa"/>
+              <w:bottom w:w="70" w:type="dxa"/>
+              <w:right w:w="100" w:type="dxa"/>
+            </w:tcMar>
+            <w:vAlign w:val="center"/>
+          </w:tcPr>
+          <w:p>
+            <w:r>
+              <w:rPr>
+                <w:sz w:val="19"/>
+                <w:szCs w:val="19"/>
+              </w:rPr>
+              <w:t>Summary view of all proposals by status (counts/mini dashboard)</w:t>
+            </w:r>
+          </w:p>
+        </w:tc>
+        <w:tc>
+          <w:tcPr>
+            <w:tcW w:w="1700" w:type="dxa"/>
+            <w:shd w:val="clear" w:color="auto" w:fill="FBE4E1"/>
+            <w:tcMar>
+              <w:top w:w="70" w:type="dxa"/>
+              <w:left w:w="100" w:type="dxa"/>
+              <w:bottom w:w="70" w:type="dxa"/>
+              <w:right w:w="100" w:type="dxa"/>
+            </w:tcMar>
+            <w:vAlign w:val="center"/>
+          </w:tcPr>
+          <w:p>
+            <w:pPr>
+              <w:jc w:val="center"/>
+            </w:pPr>
+            <w:r>
+              <w:rPr>
+                <w:b/>
+                <w:bCs/>
+                <w:color w:val="C0392B"/>
+                <w:sz w:val="19"/>
+                <w:szCs w:val="19"/>
+              </w:rPr>
+              <w:t>High</w:t>
+            </w:r>
+          </w:p>
+        </w:tc>
+      </w:tr>
+      <w:tr>
+        <w:trPr>
+          <w:cantSplit/>
+        </w:trPr>
+        <w:tc>
+          <w:tcPr>
+            <w:tcW w:w="900" w:type="dxa"/>
+            <w:tcMar>
+              <w:top w:w="70" w:type="dxa"/>
+              <w:left w:w="100" w:type="dxa"/>
+              <w:bottom w:w="70" w:type="dxa"/>
+              <w:right w:w="100" w:type="dxa"/>
+            </w:tcMar>
+            <w:vAlign w:val="center"/>
+          </w:tcPr>
+          <w:p>
+            <w:r>
+              <w:rPr>
+                <w:b/>
+                <w:bCs/>
+                <w:sz w:val="19"/>
+                <w:szCs w:val="19"/>
+              </w:rPr>
+              <w:t>FR-12.2</w:t>
+            </w:r>
+          </w:p>
+        </w:tc>
+        <w:tc>
+          <w:tcPr>
+            <w:tcW w:w="2000" w:type="dxa"/>
+            <w:tcMar>
+              <w:top w:w="70" w:type="dxa"/>
+              <w:left w:w="100" w:type="dxa"/>
+              <w:bottom w:w="70" w:type="dxa"/>
+              <w:right w:w="100" w:type="dxa"/>
+            </w:tcMar>
+            <w:vAlign w:val="center"/>
+          </w:tcPr>
+          <w:p>
+            <w:r>
+              <w:rPr>
+                <w:sz w:val="19"/>
+                <w:szCs w:val="19"/>
+              </w:rPr>
+              <w:t>Filter &amp; search proposals</w:t>
+            </w:r>
+          </w:p>
+        </w:tc>
+        <w:tc>
+          <w:tcPr>
+            <w:tcW w:w="4750" w:type="dxa"/>
+            <w:tcMar>
+              <w:top w:w="70" w:type="dxa"/>
+              <w:left w:w="100" w:type="dxa"/>
+              <w:bottom w:w="70" w:type="dxa"/>
+              <w:right w:w="100" w:type="dxa"/>
+            </w:tcMar>
+            <w:vAlign w:val="center"/>
+          </w:tcPr>
+          <w:p>
+            <w:r>
+              <w:rPr>
+                <w:sz w:val="19"/>
+                <w:szCs w:val="19"/>
+              </w:rPr>
+              <w:t>Filter by status, date, or researcher name</w:t>
+            </w:r>
+          </w:p>
+        </w:tc>
+        <w:tc>
+          <w:tcPr>
+            <w:tcW w:w="1700" w:type="dxa"/>
+            <w:shd w:val="clear" w:color="auto" w:fill="FBEBD0"/>
+            <w:tcMar>
+              <w:top w:w="70" w:type="dxa"/>
+              <w:left w:w="100" w:type="dxa"/>
+              <w:bottom w:w="70" w:type="dxa"/>
+              <w:right w:w="100" w:type="dxa"/>
+            </w:tcMar>
+            <w:vAlign w:val="center"/>
+          </w:tcPr>
+          <w:p>
+            <w:pPr>
+              <w:jc w:val="center"/>
+            </w:pPr>
+            <w:r>
+              <w:rPr>
+                <w:b/>
+                <w:bCs/>
+                <w:color w:val="B7791F"/>
+                <w:sz w:val="19"/>
+                <w:szCs w:val="19"/>
+              </w:rPr>
+              <w:t>Medium</w:t>
+            </w:r>
+          </w:p>
+        </w:tc>
+      </w:tr>
+      <w:tr>
+        <w:trPr>
+          <w:cantSplit/>
+        </w:trPr>
+        <w:tc>
+          <w:tcPr>
+            <w:tcW w:w="900" w:type="dxa"/>
+            <w:tcMar>
+              <w:top w:w="70" w:type="dxa"/>
+              <w:left w:w="100" w:type="dxa"/>
+              <w:bottom w:w="70" w:type="dxa"/>
+              <w:right w:w="100" w:type="dxa"/>
+            </w:tcMar>
+            <w:vAlign w:val="center"/>
+          </w:tcPr>
+          <w:p>
+            <w:r>
+              <w:rPr>
+                <w:b/>
+                <w:bCs/>
+                <w:sz w:val="19"/>
+                <w:szCs w:val="19"/>
+              </w:rPr>
+              <w:t>FR-12.3</w:t>
+            </w:r>
+          </w:p>
+        </w:tc>
+        <w:tc>
+          <w:tcPr>
+            <w:tcW w:w="2000" w:type="dxa"/>
+            <w:tcMar>
+              <w:top w:w="70" w:type="dxa"/>
+              <w:left w:w="100" w:type="dxa"/>
+              <w:bottom w:w="70" w:type="dxa"/>
+              <w:right w:w="100" w:type="dxa"/>
+            </w:tcMar>
+            <w:vAlign w:val="center"/>
+          </w:tcPr>
+          <w:p>
+            <w:r>
+              <w:rPr>
+                <w:sz w:val="19"/>
+                <w:szCs w:val="19"/>
+              </w:rPr>
+              <w:t>Export report</w:t>
+            </w:r>
+          </w:p>
+        </w:tc>
+        <w:tc>
+          <w:tcPr>
+            <w:tcW w:w="4750" w:type="dxa"/>
+            <w:tcMar>
+              <w:top w:w="70" w:type="dxa"/>
+              <w:left w:w="100" w:type="dxa"/>
+              <w:bottom w:w="70" w:type="dxa"/>
+              <w:right w:w="100" w:type="dxa"/>
+            </w:tcMar>
+            <w:vAlign w:val="center"/>
+          </w:tcPr>
+          <w:p>
+            <w:r>
+              <w:rPr>
+                <w:sz w:val="19"/>
+                <w:szCs w:val="19"/>
+              </w:rPr>
+              <w:t>Export proposal data to CSV/Excel for reporting</w:t>
+            </w:r>
+          </w:p>
+        </w:tc>
+        <w:tc>
+          <w:tcPr>
+            <w:tcW w:w="1700" w:type="dxa"/>
+            <w:shd w:val="clear" w:color="auto" w:fill="E4F3E4"/>
+            <w:tcMar>
+              <w:top w:w="70" w:type="dxa"/>
+              <w:left w:w="100" w:type="dxa"/>
+              <w:bottom w:w="70" w:type="dxa"/>
+              <w:right w:w="100" w:type="dxa"/>
+            </w:tcMar>
+            <w:vAlign w:val="center"/>
+          </w:tcPr>
+          <w:p>
+            <w:pPr>
+              <w:jc w:val="center"/>
+            </w:pPr>
+            <w:r>
+              <w:rPr>
+                <w:b/>
+                <w:bCs/>
+                <w:color w:val="2E7D32"/>
+                <w:sz w:val="19"/>
+                <w:szCs w:val="19"/>
+              </w:rPr>
+              <w:t>Low</w:t>
+            </w:r>
+          </w:p>
+        </w:tc>
+      </w:tr>
+      <w:tr>
+        <w:trPr>
+          <w:cantSplit/>
+        </w:trPr>
+        <w:tc>
+          <w:tcPr>
+            <w:tcW w:w="900" w:type="dxa"/>
+            <w:tcMar>
+              <w:top w:w="70" w:type="dxa"/>
+              <w:left w:w="100" w:type="dxa"/>
+              <w:bottom w:w="70" w:type="dxa"/>
+              <w:right w:w="100" w:type="dxa"/>
+            </w:tcMar>
+            <w:vAlign w:val="center"/>
+          </w:tcPr>
+          <w:p>
+            <w:r>
+              <w:rPr>
+                <w:b/>
+                <w:bCs/>
+                <w:sz w:val="19"/>
+                <w:szCs w:val="19"/>
+              </w:rPr>
+              <w:t>FR-12.4</w:t>
+            </w:r>
+          </w:p>
+        </w:tc>
+        <w:tc>
+          <w:tcPr>
+            <w:tcW w:w="2000" w:type="dxa"/>
+            <w:tcMar>
+              <w:top w:w="70" w:type="dxa"/>
+              <w:left w:w="100" w:type="dxa"/>
+              <w:bottom w:w="70" w:type="dxa"/>
+              <w:right w:w="100" w:type="dxa"/>
+            </w:tcMar>
+            <w:vAlign w:val="center"/>
+          </w:tcPr>
+          <w:p>
+            <w:r>
+              <w:rPr>
+                <w:sz w:val="19"/>
+                <w:szCs w:val="19"/>
+              </w:rPr>
+              <w:t>AI automated report generator</w:t>
+            </w:r>
+          </w:p>
+        </w:tc>
+        <w:tc>
+          <w:tcPr>
+            <w:tcW w:w="4750" w:type="dxa"/>
+            <w:tcMar>
+              <w:top w:w="70" w:type="dxa"/>
+              <w:left w:w="100" w:type="dxa"/>
+              <w:bottom w:w="70" w:type="dxa"/>
+              <w:right w:w="100" w:type="dxa"/>
+            </w:tcMar>
+            <w:vAlign w:val="center"/>
+          </w:tcPr>
+          <w:p>
+            <w:r>
+              <w:rPr>
+                <w:sz w:val="19"/>
+                <w:szCs w:val="19"/>
+              </w:rPr>
+              <w:t>AI-powered (agentic) feature that automatically compiles a periodic (e.g. monthly/sprint-end) report summarizing proposal counts, acceptance/rejection trends, and department-wise activity, without officer manually compiling the data</w:t>
+            </w:r>
+          </w:p>
+        </w:tc>
+        <w:tc>
+          <w:tcPr>
+            <w:tcW w:w="1700" w:type="dxa"/>
+            <w:shd w:val="clear" w:color="auto" w:fill="FBEBD0"/>
+            <w:tcMar>
+              <w:top w:w="70" w:type="dxa"/>
+              <w:left w:w="100" w:type="dxa"/>
+              <w:bottom w:w="70" w:type="dxa"/>
+              <w:right w:w="100" w:type="dxa"/>
+            </w:tcMar>
+            <w:vAlign w:val="center"/>
+          </w:tcPr>
+          <w:p>
+            <w:pPr>
+              <w:jc w:val="center"/>
+            </w:pPr>
+            <w:r>
+              <w:rPr>
+                <w:b/>
+                <w:bCs/>
+                <w:color w:val="B7791F"/>
+                <w:sz w:val="19"/>
+                <w:szCs w:val="19"/>
+              </w:rPr>
+              <w:t>Medium</w:t>
+            </w:r>
+          </w:p>
+        </w:tc>
+      </w:tr>
+    </w:tbl>
+    <w:p>
+      <w:pPr>
+        <w:pStyle w:val="Heading2"/>
+      </w:pPr>
+      <w:r>
+        <w:t>FR-13: Content Management (CMS)</w:t>
+      </w:r>
+    </w:p>
+    <w:tbl>
+      <w:tblPr>
+        <w:tblW w:w="9350" w:type="dxa"/>
+        <w:tblBorders>
+          <w:top w:val="single" w:sz="4" w:space="0" w:color="auto"/>
+          <w:left w:val="single" w:sz="4" w:space="0" w:color="auto"/>
+          <w:bottom w:val="single" w:sz="4" w:space="0" w:color="auto"/>
+          <w:right w:val="single" w:sz="4" w:space="0" w:color="auto"/>
+          <w:insideH w:val="single" w:sz="4" w:space="0" w:color="auto"/>
+          <w:insideV w:val="single" w:sz="4" w:space="0" w:color="auto"/>
+        </w:tblBorders>
+        <w:tblCellMar>
+          <w:left w:w="10" w:type="dxa"/>
+          <w:right w:w="10" w:type="dxa"/>
+        </w:tblCellMar>
+        <w:tblLook w:val="04A0" w:firstRow="1" w:lastRow="0" w:firstColumn="1" w:lastColumn="0" w:noHBand="0" w:noVBand="1"/>
+      </w:tblPr>
+      <w:tblGrid>
+        <w:gridCol w:w="900"/>
+        <w:gridCol w:w="2000"/>
+        <w:gridCol w:w="4750"/>
+        <w:gridCol w:w="1700"/>
+      </w:tblGrid>
+      <w:tr>
+        <w:trPr>
+          <w:tblHeader/>
+        </w:trPr>
+        <w:tc>
+          <w:tcPr>
+            <w:tcW w:w="900" w:type="dxa"/>
+            <w:shd w:val="clear" w:color="auto" w:fill="1F3864"/>
+            <w:tcMar>
+              <w:top w:w="70" w:type="dxa"/>
+              <w:left w:w="100" w:type="dxa"/>
+              <w:bottom w:w="70" w:type="dxa"/>
+              <w:right w:w="100" w:type="dxa"/>
+            </w:tcMar>
+            <w:vAlign w:val="center"/>
+          </w:tcPr>
+          <w:p>
+            <w:r>
+              <w:rPr>
+                <w:b/>
+                <w:bCs/>
+                <w:color w:val="FFFFFF"/>
+                <w:sz w:val="19"/>
+                <w:szCs w:val="19"/>
+              </w:rPr>
+              <w:t>ID</w:t>
+            </w:r>
+          </w:p>
+        </w:tc>
+        <w:tc>
+          <w:tcPr>
+            <w:tcW w:w="2000" w:type="dxa"/>
+            <w:shd w:val="clear" w:color="auto" w:fill="1F3864"/>
+            <w:tcMar>
+              <w:top w:w="70" w:type="dxa"/>
+              <w:left w:w="100" w:type="dxa"/>
+              <w:bottom w:w="70" w:type="dxa"/>
+              <w:right w:w="100" w:type="dxa"/>
+            </w:tcMar>
+            <w:vAlign w:val="center"/>
+          </w:tcPr>
+          <w:p>
+            <w:r>
+              <w:rPr>
+                <w:b/>
+                <w:bCs/>
+                <w:color w:val="FFFFFF"/>
+                <w:sz w:val="19"/>
+                <w:szCs w:val="19"/>
+              </w:rPr>
+              <w:t>Requirement</w:t>
+            </w:r>
+          </w:p>
+        </w:tc>
+        <w:tc>
+          <w:tcPr>
+            <w:tcW w:w="4750" w:type="dxa"/>
+            <w:shd w:val="clear" w:color="auto" w:fill="1F3864"/>
+            <w:tcMar>
+              <w:top w:w="70" w:type="dxa"/>
+              <w:left w:w="100" w:type="dxa"/>
+              <w:bottom w:w="70" w:type="dxa"/>
+              <w:right w:w="100" w:type="dxa"/>
+            </w:tcMar>
+            <w:vAlign w:val="center"/>
+          </w:tcPr>
+          <w:p>
+            <w:r>
+              <w:rPr>
+                <w:b/>
+                <w:bCs/>
+                <w:color w:val="FFFFFF"/>
+                <w:sz w:val="19"/>
+                <w:szCs w:val="19"/>
+              </w:rPr>
+              <w:t>Description / Sub-functionality</w:t>
+            </w:r>
+          </w:p>
+        </w:tc>
+        <w:tc>
+          <w:tcPr>
+            <w:tcW w:w="1700" w:type="dxa"/>
+            <w:shd w:val="clear" w:color="auto" w:fill="1F3864"/>
+            <w:tcMar>
+              <w:top w:w="70" w:type="dxa"/>
+              <w:left w:w="100" w:type="dxa"/>
+              <w:bottom w:w="70" w:type="dxa"/>
+              <w:right w:w="100" w:type="dxa"/>
+            </w:tcMar>
+            <w:vAlign w:val="center"/>
+          </w:tcPr>
+          <w:p>
+            <w:r>
+              <w:rPr>
+                <w:b/>
+                <w:bCs/>
+                <w:color w:val="FFFFFF"/>
+                <w:sz w:val="19"/>
+                <w:szCs w:val="19"/>
+              </w:rPr>
+              <w:t>Priority</w:t>
+            </w:r>
+          </w:p>
+        </w:tc>
+      </w:tr>
+      <w:tr>
+        <w:trPr>
+          <w:cantSplit/>
+        </w:trPr>
+        <w:tc>
+          <w:tcPr>
+            <w:tcW w:w="900" w:type="dxa"/>
+            <w:tcMar>
+              <w:top w:w="70" w:type="dxa"/>
+              <w:left w:w="100" w:type="dxa"/>
+              <w:bottom w:w="70" w:type="dxa"/>
+              <w:right w:w="100" w:type="dxa"/>
+            </w:tcMar>
+            <w:vAlign w:val="center"/>
+          </w:tcPr>
+          <w:p>
+            <w:r>
+              <w:rPr>
+                <w:b/>
+                <w:bCs/>
+                <w:sz w:val="19"/>
+                <w:szCs w:val="19"/>
+              </w:rPr>
+              <w:t>FR-13.1</w:t>
+            </w:r>
+          </w:p>
+        </w:tc>
+        <w:tc>
+          <w:tcPr>
+            <w:tcW w:w="2000" w:type="dxa"/>
+            <w:tcMar>
+              <w:top w:w="70" w:type="dxa"/>
+              <w:left w:w="100" w:type="dxa"/>
+              <w:bottom w:w="70" w:type="dxa"/>
+              <w:right w:w="100" w:type="dxa"/>
+            </w:tcMar>
+            <w:vAlign w:val="center"/>
+          </w:tcPr>
+          <w:p>
+            <w:r>
+              <w:rPr>
+                <w:sz w:val="19"/>
+                <w:szCs w:val="19"/>
+              </w:rPr>
+              <w:t>Events CRUD</w:t>
+            </w:r>
+          </w:p>
+        </w:tc>
+        <w:tc>
+          <w:tcPr>
+            <w:tcW w:w="4750" w:type="dxa"/>
+            <w:tcMar>
+              <w:top w:w="70" w:type="dxa"/>
+              <w:left w:w="100" w:type="dxa"/>
+              <w:bottom w:w="70" w:type="dxa"/>
+              <w:right w:w="100" w:type="dxa"/>
+            </w:tcMar>
+            <w:vAlign w:val="center"/>
+          </w:tcPr>
+          <w:p>
+            <w:r>
+              <w:rPr>
+                <w:sz w:val="19"/>
+                <w:szCs w:val="19"/>
+              </w:rPr>
+              <w:t>List page with search/filter; Add/Edit form (title, date, time, location, description, banner image); Delete with confirmation prompt</w:t>
+            </w:r>
+          </w:p>
+        </w:tc>
+        <w:tc>
+          <w:tcPr>
+            <w:tcW w:w="1700" w:type="dxa"/>
+            <w:shd w:val="clear" w:color="auto" w:fill="FBE4E1"/>
+            <w:tcMar>
+              <w:top w:w="70" w:type="dxa"/>
+              <w:left w:w="100" w:type="dxa"/>
+              <w:bottom w:w="70" w:type="dxa"/>
+              <w:right w:w="100" w:type="dxa"/>
+            </w:tcMar>
+            <w:vAlign w:val="center"/>
+          </w:tcPr>
+          <w:p>
+            <w:pPr>
+              <w:jc w:val="center"/>
+            </w:pPr>
+            <w:r>
+              <w:rPr>
+                <w:b/>
+                <w:bCs/>
+                <w:color w:val="C0392B"/>
+                <w:sz w:val="19"/>
+                <w:szCs w:val="19"/>
+              </w:rPr>
+              <w:t>High</w:t>
+            </w:r>
+          </w:p>
+        </w:tc>
+      </w:tr>
+      <w:tr>
+        <w:trPr>
+          <w:cantSplit/>
+        </w:trPr>
+        <w:tc>
+          <w:tcPr>
+            <w:tcW w:w="900" w:type="dxa"/>
+            <w:tcMar>
+              <w:top w:w="70" w:type="dxa"/>
+              <w:left w:w="100" w:type="dxa"/>
+              <w:bottom w:w="70" w:type="dxa"/>
+              <w:right w:w="100" w:type="dxa"/>
+            </w:tcMar>
+            <w:vAlign w:val="center"/>
+          </w:tcPr>
+          <w:p>
+            <w:r>
+              <w:rPr>
+                <w:b/>
+                <w:bCs/>
+                <w:sz w:val="19"/>
+                <w:szCs w:val="19"/>
+              </w:rPr>
+              <w:t>FR-13.2</w:t>
+            </w:r>
+          </w:p>
+        </w:tc>
+        <w:tc>
+          <w:tcPr>
+            <w:tcW w:w="2000" w:type="dxa"/>
+            <w:tcMar>
+              <w:top w:w="70" w:type="dxa"/>
+              <w:left w:w="100" w:type="dxa"/>
+              <w:bottom w:w="70" w:type="dxa"/>
+              <w:right w:w="100" w:type="dxa"/>
+            </w:tcMar>
+            <w:vAlign w:val="center"/>
+          </w:tcPr>
+          <w:p>
+            <w:r>
+              <w:rPr>
+                <w:sz w:val="19"/>
+                <w:szCs w:val="19"/>
+              </w:rPr>
+              <w:t>News CRUD</w:t>
+            </w:r>
+          </w:p>
+        </w:tc>
+        <w:tc>
+          <w:tcPr>
+            <w:tcW w:w="4750" w:type="dxa"/>
+            <w:tcMar>
+              <w:top w:w="70" w:type="dxa"/>
+              <w:left w:w="100" w:type="dxa"/>
+              <w:bottom w:w="70" w:type="dxa"/>
+              <w:right w:w="100" w:type="dxa"/>
+            </w:tcMar>
+            <w:vAlign w:val="center"/>
+          </w:tcPr>
+          <w:p>
+            <w:r>
+              <w:rPr>
+                <w:sz w:val="19"/>
+                <w:szCs w:val="19"/>
+              </w:rPr>
+              <w:t>List page; Add/Edit form (title, content, thumbnail image); Delete with confirmation prompt</w:t>
+            </w:r>
+          </w:p>
+        </w:tc>
+        <w:tc>
+          <w:tcPr>
+            <w:tcW w:w="1700" w:type="dxa"/>
+            <w:shd w:val="clear" w:color="auto" w:fill="FBE4E1"/>
+            <w:tcMar>
+              <w:top w:w="70" w:type="dxa"/>
+              <w:left w:w="100" w:type="dxa"/>
+              <w:bottom w:w="70" w:type="dxa"/>
+              <w:right w:w="100" w:type="dxa"/>
+            </w:tcMar>
+            <w:vAlign w:val="center"/>
+          </w:tcPr>
+          <w:p>
+            <w:pPr>
+              <w:jc w:val="center"/>
+            </w:pPr>
+            <w:r>
+              <w:rPr>
+                <w:b/>
+                <w:bCs/>
+                <w:color w:val="C0392B"/>
+                <w:sz w:val="19"/>
+                <w:szCs w:val="19"/>
+              </w:rPr>
+              <w:t>High</w:t>
+            </w:r>
+          </w:p>
+        </w:tc>
+      </w:tr>
+      <w:tr>
+        <w:trPr>
+          <w:cantSplit/>
+        </w:trPr>
+        <w:tc>
+          <w:tcPr>
+            <w:tcW w:w="900" w:type="dxa"/>
+            <w:tcMar>
+              <w:top w:w="70" w:type="dxa"/>
+              <w:left w:w="100" w:type="dxa"/>
+              <w:bottom w:w="70" w:type="dxa"/>
+              <w:right w:w="100" w:type="dxa"/>
+            </w:tcMar>
+            <w:vAlign w:val="center"/>
+          </w:tcPr>
+          <w:p>
+            <w:r>
+              <w:rPr>
+                <w:b/>
+                <w:bCs/>
+                <w:sz w:val="19"/>
+                <w:szCs w:val="19"/>
+              </w:rPr>
+              <w:t>FR-13.3</w:t>
+            </w:r>
+          </w:p>
+        </w:tc>
+        <w:tc>
+          <w:tcPr>
+            <w:tcW w:w="2000" w:type="dxa"/>
+            <w:tcMar>
+              <w:top w:w="70" w:type="dxa"/>
+              <w:left w:w="100" w:type="dxa"/>
+              <w:bottom w:w="70" w:type="dxa"/>
+              <w:right w:w="100" w:type="dxa"/>
+            </w:tcMar>
+            <w:vAlign w:val="center"/>
+          </w:tcPr>
+          <w:p>
+            <w:r>
+              <w:rPr>
+                <w:sz w:val="19"/>
+                <w:szCs w:val="19"/>
+              </w:rPr>
+              <w:t>Publications CRUD</w:t>
+            </w:r>
+          </w:p>
+        </w:tc>
+        <w:tc>
+          <w:tcPr>
+            <w:tcW w:w="4750" w:type="dxa"/>
+            <w:tcMar>
+              <w:top w:w="70" w:type="dxa"/>
+              <w:left w:w="100" w:type="dxa"/>
+              <w:bottom w:w="70" w:type="dxa"/>
+              <w:right w:w="100" w:type="dxa"/>
+            </w:tcMar>
+            <w:vAlign w:val="center"/>
+          </w:tcPr>
+          <w:p>
+            <w:r>
+              <w:rPr>
+                <w:sz w:val="19"/>
+                <w:szCs w:val="19"/>
+              </w:rPr>
+              <w:t>List page; Add/Edit form (title, author(s), year, abstract, PDF upload); Delete with confirmation prompt</w:t>
+            </w:r>
+          </w:p>
+        </w:tc>
+        <w:tc>
+          <w:tcPr>
+            <w:tcW w:w="1700" w:type="dxa"/>
+            <w:shd w:val="clear" w:color="auto" w:fill="FBE4E1"/>
+            <w:tcMar>
+              <w:top w:w="70" w:type="dxa"/>
+              <w:left w:w="100" w:type="dxa"/>
+              <w:bottom w:w="70" w:type="dxa"/>
+              <w:right w:w="100" w:type="dxa"/>
+            </w:tcMar>
+            <w:vAlign w:val="center"/>
+          </w:tcPr>
+          <w:p>
+            <w:pPr>
+              <w:jc w:val="center"/>
+            </w:pPr>
+            <w:r>
+              <w:rPr>
+                <w:b/>
+                <w:bCs/>
+                <w:color w:val="C0392B"/>
+                <w:sz w:val="19"/>
+                <w:szCs w:val="19"/>
+              </w:rPr>
+              <w:t>High</w:t>
+            </w:r>
+          </w:p>
+        </w:tc>
+      </w:tr>
+      <w:tr>
+        <w:trPr>
+          <w:cantSplit/>
+        </w:trPr>
+        <w:tc>
+          <w:tcPr>
+            <w:tcW w:w="900" w:type="dxa"/>
+            <w:tcMar>
+              <w:top w:w="70" w:type="dxa"/>
+              <w:left w:w="100" w:type="dxa"/>
+              <w:bottom w:w="70" w:type="dxa"/>
+              <w:right w:w="100" w:type="dxa"/>
+            </w:tcMar>
+            <w:vAlign w:val="center"/>
+          </w:tcPr>
+          <w:p>
+            <w:r>
+              <w:rPr>
+                <w:b/>
+                <w:bCs/>
+                <w:sz w:val="19"/>
+                <w:szCs w:val="19"/>
+              </w:rPr>
+              <w:t>FR-13.4</w:t>
+            </w:r>
+          </w:p>
+        </w:tc>
+        <w:tc>
+          <w:tcPr>
+            <w:tcW w:w="2000" w:type="dxa"/>
+            <w:tcMar>
+              <w:top w:w="70" w:type="dxa"/>
+              <w:left w:w="100" w:type="dxa"/>
+              <w:bottom w:w="70" w:type="dxa"/>
+              <w:right w:w="100" w:type="dxa"/>
+            </w:tcMar>
+            <w:vAlign w:val="center"/>
+          </w:tcPr>
+          <w:p>
+            <w:r>
+              <w:rPr>
+                <w:sz w:val="19"/>
+                <w:szCs w:val="19"/>
+              </w:rPr>
+              <w:t>Rich text editor</w:t>
+            </w:r>
+          </w:p>
+        </w:tc>
+        <w:tc>
+          <w:tcPr>
+            <w:tcW w:w="4750" w:type="dxa"/>
+            <w:tcMar>
+              <w:top w:w="70" w:type="dxa"/>
+              <w:left w:w="100" w:type="dxa"/>
+              <w:bottom w:w="70" w:type="dxa"/>
+              <w:right w:w="100" w:type="dxa"/>
+            </w:tcMar>
+            <w:vAlign w:val="center"/>
+          </w:tcPr>
+          <w:p>
+            <w:r>
+              <w:rPr>
+                <w:sz w:val="19"/>
+                <w:szCs w:val="19"/>
+              </w:rPr>
+              <w:t>Toolbar with bold, italic, links, lists, headings, and inline image insertion for Event/News content</w:t>
+            </w:r>
+          </w:p>
+        </w:tc>
+        <w:tc>
+          <w:tcPr>
+            <w:tcW w:w="1700" w:type="dxa"/>
+            <w:shd w:val="clear" w:color="auto" w:fill="FBEBD0"/>
+            <w:tcMar>
+              <w:top w:w="70" w:type="dxa"/>
+              <w:left w:w="100" w:type="dxa"/>
+              <w:bottom w:w="70" w:type="dxa"/>
+              <w:right w:w="100" w:type="dxa"/>
+            </w:tcMar>
+            <w:vAlign w:val="center"/>
+          </w:tcPr>
+          <w:p>
+            <w:pPr>
+              <w:jc w:val="center"/>
+            </w:pPr>
+            <w:r>
+              <w:rPr>
+                <w:b/>
+                <w:bCs/>
+                <w:color w:val="B7791F"/>
+                <w:sz w:val="19"/>
+                <w:szCs w:val="19"/>
+              </w:rPr>
+              <w:t>Medium</w:t>
+            </w:r>
+          </w:p>
+        </w:tc>
+      </w:tr>
+      <w:tr>
+        <w:trPr>
+          <w:cantSplit/>
+        </w:trPr>
+        <w:tc>
+          <w:tcPr>
+            <w:tcW w:w="900" w:type="dxa"/>
+            <w:tcMar>
+              <w:top w:w="70" w:type="dxa"/>
+              <w:left w:w="100" w:type="dxa"/>
+              <w:bottom w:w="70" w:type="dxa"/>
+              <w:right w:w="100" w:type="dxa"/>
+            </w:tcMar>
+            <w:vAlign w:val="center"/>
+          </w:tcPr>
+          <w:p>
+            <w:r>
+              <w:rPr>
+                <w:b/>
+                <w:bCs/>
+                <w:sz w:val="19"/>
+                <w:szCs w:val="19"/>
+              </w:rPr>
+              <w:t>FR-13.5</w:t>
+            </w:r>
+          </w:p>
+        </w:tc>
+        <w:tc>
+          <w:tcPr>
+            <w:tcW w:w="2000" w:type="dxa"/>
+            <w:tcMar>
+              <w:top w:w="70" w:type="dxa"/>
+              <w:left w:w="100" w:type="dxa"/>
+              <w:bottom w:w="70" w:type="dxa"/>
+              <w:right w:w="100" w:type="dxa"/>
+            </w:tcMar>
+            <w:vAlign w:val="center"/>
+          </w:tcPr>
+          <w:p>
+            <w:r>
+              <w:rPr>
+                <w:sz w:val="19"/>
+                <w:szCs w:val="19"/>
+              </w:rPr>
+              <w:t>Image upload</w:t>
+            </w:r>
+          </w:p>
+        </w:tc>
+        <w:tc>
+          <w:tcPr>
+            <w:tcW w:w="4750" w:type="dxa"/>
+            <w:tcMar>
+              <w:top w:w="70" w:type="dxa"/>
+              <w:left w:w="100" w:type="dxa"/>
+              <w:bottom w:w="70" w:type="dxa"/>
+              <w:right w:w="100" w:type="dxa"/>
+            </w:tcMar>
+            <w:vAlign w:val="center"/>
+          </w:tcPr>
+          <w:p>
+            <w:r>
+              <w:rPr>
+                <w:sz w:val="19"/>
+                <w:szCs w:val="19"/>
+              </w:rPr>
+              <w:t>Separate banner/thumbnail upload per item; images stored on server/cloud storage, URL saved in database</w:t>
+            </w:r>
+          </w:p>
+        </w:tc>
+        <w:tc>
+          <w:tcPr>
+            <w:tcW w:w="1700" w:type="dxa"/>
+            <w:shd w:val="clear" w:color="auto" w:fill="FBEBD0"/>
+            <w:tcMar>
+              <w:top w:w="70" w:type="dxa"/>
+              <w:left w:w="100" w:type="dxa"/>
+              <w:bottom w:w="70" w:type="dxa"/>
+              <w:right w:w="100" w:type="dxa"/>
+            </w:tcMar>
+            <w:vAlign w:val="center"/>
+          </w:tcPr>
+          <w:p>
+            <w:pPr>
+              <w:jc w:val="center"/>
+            </w:pPr>
+            <w:r>
+              <w:rPr>
+                <w:b/>
+                <w:bCs/>
+                <w:color w:val="B7791F"/>
+                <w:sz w:val="19"/>
+                <w:szCs w:val="19"/>
+              </w:rPr>
+              <w:t>Medium</w:t>
+            </w:r>
+          </w:p>
+        </w:tc>
+      </w:tr>
+      <w:tr>
+        <w:trPr>
+          <w:cantSplit/>
+        </w:trPr>
+        <w:tc>
+          <w:tcPr>
+            <w:tcW w:w="900" w:type="dxa"/>
+            <w:tcMar>
+              <w:top w:w="70" w:type="dxa"/>
+              <w:left w:w="100" w:type="dxa"/>
+              <w:bottom w:w="70" w:type="dxa"/>
+              <w:right w:w="100" w:type="dxa"/>
+            </w:tcMar>
+            <w:vAlign w:val="center"/>
+          </w:tcPr>
+          <w:p>
+            <w:r>
+              <w:rPr>
+                <w:b/>
+                <w:bCs/>
+                <w:sz w:val="19"/>
+                <w:szCs w:val="19"/>
+              </w:rPr>
+              <w:t>FR-13.6</w:t>
+            </w:r>
+          </w:p>
+        </w:tc>
+        <w:tc>
+          <w:tcPr>
+            <w:tcW w:w="2000" w:type="dxa"/>
+            <w:tcMar>
+              <w:top w:w="70" w:type="dxa"/>
+              <w:left w:w="100" w:type="dxa"/>
+              <w:bottom w:w="70" w:type="dxa"/>
+              <w:right w:w="100" w:type="dxa"/>
+            </w:tcMar>
+            <w:vAlign w:val="center"/>
+          </w:tcPr>
+          <w:p>
+            <w:r>
+              <w:rPr>
+                <w:sz w:val="19"/>
+                <w:szCs w:val="19"/>
+              </w:rPr>
+              <w:t>Homepage settings</w:t>
+            </w:r>
+          </w:p>
+        </w:tc>
+        <w:tc>
+          <w:tcPr>
+            <w:tcW w:w="4750" w:type="dxa"/>
+            <w:tcMar>
+              <w:top w:w="70" w:type="dxa"/>
+              <w:left w:w="100" w:type="dxa"/>
+              <w:bottom w:w="70" w:type="dxa"/>
+              <w:right w:w="100" w:type="dxa"/>
+            </w:tcMar>
+            <w:vAlign w:val="center"/>
+          </w:tcPr>
+          <w:p>
+            <w:r>
+              <w:rPr>
+                <w:sz w:val="19"/>
+                <w:szCs w:val="19"/>
+              </w:rPr>
+              <w:t>Single settings page to update statistics counters and hero banner image/tagline</w:t>
+            </w:r>
+          </w:p>
+        </w:tc>
+        <w:tc>
+          <w:tcPr>
+            <w:tcW w:w="1700" w:type="dxa"/>
+            <w:shd w:val="clear" w:color="auto" w:fill="FBEBD0"/>
+            <w:tcMar>
+              <w:top w:w="70" w:type="dxa"/>
+              <w:left w:w="100" w:type="dxa"/>
+              <w:bottom w:w="70" w:type="dxa"/>
+              <w:right w:w="100" w:type="dxa"/>
+            </w:tcMar>
+            <w:vAlign w:val="center"/>
+          </w:tcPr>
+          <w:p>
+            <w:pPr>
+              <w:jc w:val="center"/>
+            </w:pPr>
+            <w:r>
+              <w:rPr>
+                <w:b/>
+                <w:bCs/>
+                <w:color w:val="B7791F"/>
+                <w:sz w:val="19"/>
+                <w:szCs w:val="19"/>
+              </w:rPr>
+              <w:t>Medium</w:t>
+            </w:r>
+          </w:p>
+        </w:tc>
+      </w:tr>
+    </w:tbl>
+    <w:p>
+      <w:pPr>
+        <w:pStyle w:val="Heading2"/>
+      </w:pPr>
+      <w:r>
+        <w:t>FR-14: Appeal Resolution</w:t>
+      </w:r>
+    </w:p>
+    <w:tbl>
+      <w:tblPr>
+        <w:tblW w:w="9350" w:type="dxa"/>
+        <w:tblBorders>
+          <w:top w:val="single" w:sz="4" w:space="0" w:color="auto"/>
+          <w:left w:val="single" w:sz="4" w:space="0" w:color="auto"/>
+          <w:bottom w:val="single" w:sz="4" w:space="0" w:color="auto"/>
+          <w:right w:val="single" w:sz="4" w:space="0" w:color="auto"/>
+          <w:insideH w:val="single" w:sz="4" w:space="0" w:color="auto"/>
+          <w:insideV w:val="single" w:sz="4" w:space="0" w:color="auto"/>
+        </w:tblBorders>
+        <w:tblCellMar>
+          <w:left w:w="10" w:type="dxa"/>
+          <w:right w:w="10" w:type="dxa"/>
+        </w:tblCellMar>
+        <w:tblLook w:val="04A0" w:firstRow="1" w:lastRow="0" w:firstColumn="1" w:lastColumn="0" w:noHBand="0" w:noVBand="1"/>
+      </w:tblPr>
+      <w:tblGrid>
+        <w:gridCol w:w="900"/>
+        <w:gridCol w:w="2000"/>
+        <w:gridCol w:w="4750"/>
+        <w:gridCol w:w="1700"/>
+      </w:tblGrid>
+      <w:tr>
+        <w:trPr>
+          <w:tblHeader/>
+        </w:trPr>
+        <w:tc>
+          <w:tcPr>
+            <w:tcW w:w="900" w:type="dxa"/>
+            <w:shd w:val="clear" w:color="auto" w:fill="1F3864"/>
+            <w:tcMar>
+              <w:top w:w="70" w:type="dxa"/>
+              <w:left w:w="100" w:type="dxa"/>
+              <w:bottom w:w="70" w:type="dxa"/>
+              <w:right w:w="100" w:type="dxa"/>
+            </w:tcMar>
+            <w:vAlign w:val="center"/>
+          </w:tcPr>
+          <w:p>
+            <w:r>
+              <w:rPr>
+                <w:b/>
+                <w:bCs/>
+                <w:color w:val="FFFFFF"/>
+                <w:sz w:val="19"/>
+                <w:szCs w:val="19"/>
+              </w:rPr>
+              <w:t>ID</w:t>
+            </w:r>
+          </w:p>
+        </w:tc>
+        <w:tc>
+          <w:tcPr>
+            <w:tcW w:w="2000" w:type="dxa"/>
+            <w:shd w:val="clear" w:color="auto" w:fill="1F3864"/>
+            <w:tcMar>
+              <w:top w:w="70" w:type="dxa"/>
+              <w:left w:w="100" w:type="dxa"/>
+              <w:bottom w:w="70" w:type="dxa"/>
+              <w:right w:w="100" w:type="dxa"/>
+            </w:tcMar>
+            <w:vAlign w:val="center"/>
+          </w:tcPr>
+          <w:p>
+            <w:r>
+              <w:rPr>
+                <w:b/>
+                <w:bCs/>
+                <w:color w:val="FFFFFF"/>
+                <w:sz w:val="19"/>
+                <w:szCs w:val="19"/>
+              </w:rPr>
+              <w:t>Requirement</w:t>
+            </w:r>
+          </w:p>
+        </w:tc>
+        <w:tc>
+          <w:tcPr>
+            <w:tcW w:w="4750" w:type="dxa"/>
+            <w:shd w:val="clear" w:color="auto" w:fill="1F3864"/>
+            <w:tcMar>
+              <w:top w:w="70" w:type="dxa"/>
+              <w:left w:w="100" w:type="dxa"/>
+              <w:bottom w:w="70" w:type="dxa"/>
+              <w:right w:w="100" w:type="dxa"/>
+            </w:tcMar>
+            <w:vAlign w:val="center"/>
+          </w:tcPr>
+          <w:p>
+            <w:r>
+              <w:rPr>
+                <w:b/>
+                <w:bCs/>
+                <w:color w:val="FFFFFF"/>
+                <w:sz w:val="19"/>
+                <w:szCs w:val="19"/>
+              </w:rPr>
+              <w:t>Description / Sub-functionality</w:t>
+            </w:r>
+          </w:p>
+        </w:tc>
+        <w:tc>
+          <w:tcPr>
+            <w:tcW w:w="1700" w:type="dxa"/>
+            <w:shd w:val="clear" w:color="auto" w:fill="1F3864"/>
+            <w:tcMar>
+              <w:top w:w="70" w:type="dxa"/>
+              <w:left w:w="100" w:type="dxa"/>
+              <w:bottom w:w="70" w:type="dxa"/>
+              <w:right w:w="100" w:type="dxa"/>
+            </w:tcMar>
+            <w:vAlign w:val="center"/>
+          </w:tcPr>
+          <w:p>
+            <w:r>
+              <w:rPr>
+                <w:b/>
+                <w:bCs/>
+                <w:color w:val="FFFFFF"/>
+                <w:sz w:val="19"/>
+                <w:szCs w:val="19"/>
+              </w:rPr>
+              <w:t>Priority</w:t>
+            </w:r>
+          </w:p>
+        </w:tc>
+      </w:tr>
+      <w:tr>
+        <w:trPr>
+          <w:cantSplit/>
+        </w:trPr>
+        <w:tc>
+          <w:tcPr>
+            <w:tcW w:w="900" w:type="dxa"/>
+            <w:tcMar>
+              <w:top w:w="70" w:type="dxa"/>
+              <w:left w:w="100" w:type="dxa"/>
+              <w:bottom w:w="70" w:type="dxa"/>
+              <w:right w:w="100" w:type="dxa"/>
+            </w:tcMar>
+            <w:vAlign w:val="center"/>
+          </w:tcPr>
+          <w:p>
+            <w:r>
+              <w:rPr>
+                <w:b/>
+                <w:bCs/>
+                <w:sz w:val="19"/>
+                <w:szCs w:val="19"/>
+              </w:rPr>
+              <w:t>FR-14.1</w:t>
+            </w:r>
+          </w:p>
+        </w:tc>
+        <w:tc>
+          <w:tcPr>
+            <w:tcW w:w="2000" w:type="dxa"/>
+            <w:tcMar>
+              <w:top w:w="70" w:type="dxa"/>
+              <w:left w:w="100" w:type="dxa"/>
+              <w:bottom w:w="70" w:type="dxa"/>
+              <w:right w:w="100" w:type="dxa"/>
+            </w:tcMar>
+            <w:vAlign w:val="center"/>
+          </w:tcPr>
+          <w:p>
+            <w:r>
+              <w:rPr>
+                <w:sz w:val="19"/>
+                <w:szCs w:val="19"/>
+              </w:rPr>
+              <w:t>Appeal review interface</w:t>
+            </w:r>
+          </w:p>
+        </w:tc>
+        <w:tc>
+          <w:tcPr>
+            <w:tcW w:w="4750" w:type="dxa"/>
+            <w:tcMar>
+              <w:top w:w="70" w:type="dxa"/>
+              <w:left w:w="100" w:type="dxa"/>
+              <w:bottom w:w="70" w:type="dxa"/>
+              <w:right w:w="100" w:type="dxa"/>
+            </w:tcMar>
+            <w:vAlign w:val="center"/>
+          </w:tcPr>
+          <w:p>
+            <w:r>
+              <w:rPr>
+                <w:sz w:val="19"/>
+                <w:szCs w:val="19"/>
+              </w:rPr>
+              <w:t>View researcher's appeal justification alongside original reviewer comment</w:t>
+            </w:r>
+          </w:p>
+        </w:tc>
+        <w:tc>
+          <w:tcPr>
+            <w:tcW w:w="1700" w:type="dxa"/>
+            <w:shd w:val="clear" w:color="auto" w:fill="FBEBD0"/>
+            <w:tcMar>
+              <w:top w:w="70" w:type="dxa"/>
+              <w:left w:w="100" w:type="dxa"/>
+              <w:bottom w:w="70" w:type="dxa"/>
+              <w:right w:w="100" w:type="dxa"/>
+            </w:tcMar>
+            <w:vAlign w:val="center"/>
+          </w:tcPr>
+          <w:p>
+            <w:pPr>
+              <w:jc w:val="center"/>
+            </w:pPr>
+            <w:r>
+              <w:rPr>
+                <w:b/>
+                <w:bCs/>
+                <w:color w:val="B7791F"/>
+                <w:sz w:val="19"/>
+                <w:szCs w:val="19"/>
+              </w:rPr>
+              <w:t>Medium</w:t>
+            </w:r>
+          </w:p>
+        </w:tc>
+      </w:tr>
+      <w:tr>
+        <w:trPr>
+          <w:cantSplit/>
+        </w:trPr>
+        <w:tc>
+          <w:tcPr>
+            <w:tcW w:w="900" w:type="dxa"/>
+            <w:tcMar>
+              <w:top w:w="70" w:type="dxa"/>
+              <w:left w:w="100" w:type="dxa"/>
+              <w:bottom w:w="70" w:type="dxa"/>
+              <w:right w:w="100" w:type="dxa"/>
+            </w:tcMar>
+            <w:vAlign w:val="center"/>
+          </w:tcPr>
+          <w:p>
+            <w:r>
+              <w:rPr>
+                <w:b/>
+                <w:bCs/>
+                <w:sz w:val="19"/>
+                <w:szCs w:val="19"/>
+              </w:rPr>
+              <w:t>FR-14.2</w:t>
+            </w:r>
+          </w:p>
+        </w:tc>
+        <w:tc>
+          <w:tcPr>
+            <w:tcW w:w="2000" w:type="dxa"/>
+            <w:tcMar>
+              <w:top w:w="70" w:type="dxa"/>
+              <w:left w:w="100" w:type="dxa"/>
+              <w:bottom w:w="70" w:type="dxa"/>
+              <w:right w:w="100" w:type="dxa"/>
+            </w:tcMar>
+            <w:vAlign w:val="center"/>
+          </w:tcPr>
+          <w:p>
+            <w:r>
+              <w:rPr>
+                <w:sz w:val="19"/>
+                <w:szCs w:val="19"/>
+              </w:rPr>
+              <w:t>Final decision</w:t>
+            </w:r>
+          </w:p>
+        </w:tc>
+        <w:tc>
+          <w:tcPr>
+            <w:tcW w:w="4750" w:type="dxa"/>
+            <w:tcMar>
+              <w:top w:w="70" w:type="dxa"/>
+              <w:left w:w="100" w:type="dxa"/>
+              <w:bottom w:w="70" w:type="dxa"/>
+              <w:right w:w="100" w:type="dxa"/>
+            </w:tcMar>
+            <w:vAlign w:val="center"/>
+          </w:tcPr>
+          <w:p>
+            <w:r>
+              <w:rPr>
+                <w:sz w:val="19"/>
+                <w:szCs w:val="19"/>
+              </w:rPr>
+              <w:t>Officer can override reviewer decision or uphold rejection</w:t>
+            </w:r>
+          </w:p>
+        </w:tc>
+        <w:tc>
+          <w:tcPr>
+            <w:tcW w:w="1700" w:type="dxa"/>
+            <w:shd w:val="clear" w:color="auto" w:fill="FBEBD0"/>
+            <w:tcMar>
+              <w:top w:w="70" w:type="dxa"/>
+              <w:left w:w="100" w:type="dxa"/>
+              <w:bottom w:w="70" w:type="dxa"/>
+              <w:right w:w="100" w:type="dxa"/>
+            </w:tcMar>
+            <w:vAlign w:val="center"/>
+          </w:tcPr>
+          <w:p>
+            <w:pPr>
+              <w:jc w:val="center"/>
+            </w:pPr>
+            <w:r>
+              <w:rPr>
+                <w:b/>
+                <w:bCs/>
+                <w:color w:val="B7791F"/>
+                <w:sz w:val="19"/>
+                <w:szCs w:val="19"/>
+              </w:rPr>
+              <w:t>Medium</w:t>
+            </w:r>
+          </w:p>
+        </w:tc>
+      </w:tr>
+      <w:tr>
+        <w:trPr>
+          <w:cantSplit/>
+        </w:trPr>
+        <w:tc>
+          <w:tcPr>
+            <w:tcW w:w="900" w:type="dxa"/>
+            <w:tcMar>
+              <w:top w:w="70" w:type="dxa"/>
+              <w:left w:w="100" w:type="dxa"/>
+              <w:bottom w:w="70" w:type="dxa"/>
+              <w:right w:w="100" w:type="dxa"/>
+            </w:tcMar>
+            <w:vAlign w:val="center"/>
+          </w:tcPr>
+          <w:p>
+            <w:r>
+              <w:rPr>
+                <w:b/>
+                <w:bCs/>
+                <w:sz w:val="19"/>
+                <w:szCs w:val="19"/>
+              </w:rPr>
+              <w:t>FR-14.3</w:t>
+            </w:r>
+          </w:p>
+        </w:tc>
+        <w:tc>
+          <w:tcPr>
+            <w:tcW w:w="2000" w:type="dxa"/>
+            <w:tcMar>
+              <w:top w:w="70" w:type="dxa"/>
+              <w:left w:w="100" w:type="dxa"/>
+              <w:bottom w:w="70" w:type="dxa"/>
+              <w:right w:w="100" w:type="dxa"/>
+            </w:tcMar>
+            <w:vAlign w:val="center"/>
+          </w:tcPr>
+          <w:p>
+            <w:r>
+              <w:rPr>
+                <w:sz w:val="19"/>
+                <w:szCs w:val="19"/>
+              </w:rPr>
+              <w:t>Notify researcher of outcome</w:t>
+            </w:r>
+          </w:p>
+        </w:tc>
+        <w:tc>
+          <w:tcPr>
+            <w:tcW w:w="4750" w:type="dxa"/>
+            <w:tcMar>
+              <w:top w:w="70" w:type="dxa"/>
+              <w:left w:w="100" w:type="dxa"/>
+              <w:bottom w:w="70" w:type="dxa"/>
+              <w:right w:w="100" w:type="dxa"/>
+            </w:tcMar>
+            <w:vAlign w:val="center"/>
+          </w:tcPr>
+          <w:p>
+            <w:r>
+              <w:rPr>
+                <w:sz w:val="19"/>
+                <w:szCs w:val="19"/>
+              </w:rPr>
+              <w:t>Automatic notification sent once appeal is resolved</w:t>
+            </w:r>
+          </w:p>
+        </w:tc>
+        <w:tc>
+          <w:tcPr>
+            <w:tcW w:w="1700" w:type="dxa"/>
+            <w:shd w:val="clear" w:color="auto" w:fill="FBEBD0"/>
+            <w:tcMar>
+              <w:top w:w="70" w:type="dxa"/>
+              <w:left w:w="100" w:type="dxa"/>
+              <w:bottom w:w="70" w:type="dxa"/>
+              <w:right w:w="100" w:type="dxa"/>
+            </w:tcMar>
+            <w:vAlign w:val="center"/>
+          </w:tcPr>
+          <w:p>
+            <w:pPr>
+              <w:jc w:val="center"/>
+            </w:pPr>
+            <w:r>
+              <w:rPr>
+                <w:b/>
+                <w:bCs/>
+                <w:color w:val="B7791F"/>
+                <w:sz w:val="19"/>
+                <w:szCs w:val="19"/>
+              </w:rPr>
+              <w:t>Medium</w:t>
+            </w:r>
+          </w:p>
+        </w:tc>
+      </w:tr>
+    </w:tbl>
+    <w:p>
+      <w:pPr>
+        <w:pStyle w:val="Heading2"/>
+      </w:pPr>
+      <w:r>
+        <w:t>FR-15: User &amp; Account Management</w:t>
+      </w:r>
+    </w:p>
+    <w:tbl>
+      <w:tblPr>
+        <w:tblW w:w="9350" w:type="dxa"/>
+        <w:tblBorders>
+          <w:top w:val="single" w:sz="4" w:space="0" w:color="auto"/>
+          <w:left w:val="single" w:sz="4" w:space="0" w:color="auto"/>
+          <w:bottom w:val="single" w:sz="4" w:space="0" w:color="auto"/>
+          <w:right w:val="single" w:sz="4" w:space="0" w:color="auto"/>
+          <w:insideH w:val="single" w:sz="4" w:space="0" w:color="auto"/>
+          <w:insideV w:val="single" w:sz="4" w:space="0" w:color="auto"/>
+        </w:tblBorders>
+        <w:tblCellMar>
+          <w:left w:w="10" w:type="dxa"/>
+          <w:right w:w="10" w:type="dxa"/>
+        </w:tblCellMar>
+        <w:tblLook w:val="04A0" w:firstRow="1" w:lastRow="0" w:firstColumn="1" w:lastColumn="0" w:noHBand="0" w:noVBand="1"/>
+      </w:tblPr>
+      <w:tblGrid>
+        <w:gridCol w:w="900"/>
+        <w:gridCol w:w="2000"/>
+        <w:gridCol w:w="4750"/>
+        <w:gridCol w:w="1700"/>
+      </w:tblGrid>
+      <w:tr>
+        <w:trPr>
+          <w:tblHeader/>
+        </w:trPr>
+        <w:tc>
+          <w:tcPr>
+            <w:tcW w:w="900" w:type="dxa"/>
+            <w:shd w:val="clear" w:color="auto" w:fill="1F3864"/>
+            <w:tcMar>
+              <w:top w:w="70" w:type="dxa"/>
+              <w:left w:w="100" w:type="dxa"/>
+              <w:bottom w:w="70" w:type="dxa"/>
+              <w:right w:w="100" w:type="dxa"/>
+            </w:tcMar>
+            <w:vAlign w:val="center"/>
+          </w:tcPr>
+          <w:p>
+            <w:r>
+              <w:rPr>
+                <w:b/>
+                <w:bCs/>
+                <w:color w:val="FFFFFF"/>
+                <w:sz w:val="19"/>
+                <w:szCs w:val="19"/>
+              </w:rPr>
+              <w:t>ID</w:t>
+            </w:r>
+          </w:p>
+        </w:tc>
+        <w:tc>
+          <w:tcPr>
+            <w:tcW w:w="2000" w:type="dxa"/>
+            <w:shd w:val="clear" w:color="auto" w:fill="1F3864"/>
+            <w:tcMar>
+              <w:top w:w="70" w:type="dxa"/>
+              <w:left w:w="100" w:type="dxa"/>
+              <w:bottom w:w="70" w:type="dxa"/>
+              <w:right w:w="100" w:type="dxa"/>
+            </w:tcMar>
+            <w:vAlign w:val="center"/>
+          </w:tcPr>
+          <w:p>
+            <w:r>
+              <w:rPr>
+                <w:b/>
+                <w:bCs/>
+                <w:color w:val="FFFFFF"/>
+                <w:sz w:val="19"/>
+                <w:szCs w:val="19"/>
+              </w:rPr>
+              <w:t>Requirement</w:t>
+            </w:r>
+          </w:p>
+        </w:tc>
+        <w:tc>
+          <w:tcPr>
+            <w:tcW w:w="4750" w:type="dxa"/>
+            <w:shd w:val="clear" w:color="auto" w:fill="1F3864"/>
+            <w:tcMar>
+              <w:top w:w="70" w:type="dxa"/>
+              <w:left w:w="100" w:type="dxa"/>
+              <w:bottom w:w="70" w:type="dxa"/>
+              <w:right w:w="100" w:type="dxa"/>
+            </w:tcMar>
+            <w:vAlign w:val="center"/>
+          </w:tcPr>
+          <w:p>
+            <w:r>
+              <w:rPr>
+                <w:b/>
+                <w:bCs/>
+                <w:color w:val="FFFFFF"/>
+                <w:sz w:val="19"/>
+                <w:szCs w:val="19"/>
+              </w:rPr>
+              <w:t>Description / Sub-functionality</w:t>
+            </w:r>
+          </w:p>
+        </w:tc>
+        <w:tc>
+          <w:tcPr>
+            <w:tcW w:w="1700" w:type="dxa"/>
+            <w:shd w:val="clear" w:color="auto" w:fill="1F3864"/>
+            <w:tcMar>
+              <w:top w:w="70" w:type="dxa"/>
+              <w:left w:w="100" w:type="dxa"/>
+              <w:bottom w:w="70" w:type="dxa"/>
+              <w:right w:w="100" w:type="dxa"/>
+            </w:tcMar>
+            <w:vAlign w:val="center"/>
+          </w:tcPr>
+          <w:p>
+            <w:r>
+              <w:rPr>
+                <w:b/>
+                <w:bCs/>
+                <w:color w:val="FFFFFF"/>
+                <w:sz w:val="19"/>
+                <w:szCs w:val="19"/>
+              </w:rPr>
+              <w:t>Priority</w:t>
+            </w:r>
+          </w:p>
+        </w:tc>
+      </w:tr>
+      <w:tr>
+        <w:trPr>
+          <w:cantSplit/>
+        </w:trPr>
+        <w:tc>
+          <w:tcPr>
+            <w:tcW w:w="900" w:type="dxa"/>
+            <w:tcMar>
+              <w:top w:w="70" w:type="dxa"/>
+              <w:left w:w="100" w:type="dxa"/>
+              <w:bottom w:w="70" w:type="dxa"/>
+              <w:right w:w="100" w:type="dxa"/>
+            </w:tcMar>
+            <w:vAlign w:val="center"/>
+          </w:tcPr>
+          <w:p>
+            <w:r>
+              <w:rPr>
+                <w:b/>
+                <w:bCs/>
+                <w:sz w:val="19"/>
+                <w:szCs w:val="19"/>
+              </w:rPr>
+              <w:t>FR-15.1</w:t>
+            </w:r>
+          </w:p>
+        </w:tc>
+        <w:tc>
+          <w:tcPr>
+            <w:tcW w:w="2000" w:type="dxa"/>
+            <w:tcMar>
+              <w:top w:w="70" w:type="dxa"/>
+              <w:left w:w="100" w:type="dxa"/>
+              <w:bottom w:w="70" w:type="dxa"/>
+              <w:right w:w="100" w:type="dxa"/>
+            </w:tcMar>
+            <w:vAlign w:val="center"/>
+          </w:tcPr>
+          <w:p>
+            <w:r>
+              <w:rPr>
+                <w:sz w:val="19"/>
+                <w:szCs w:val="19"/>
+              </w:rPr>
+              <w:t>View all users</w:t>
+            </w:r>
+          </w:p>
+        </w:tc>
+        <w:tc>
+          <w:tcPr>
+            <w:tcW w:w="4750" w:type="dxa"/>
+            <w:tcMar>
+              <w:top w:w="70" w:type="dxa"/>
+              <w:left w:w="100" w:type="dxa"/>
+              <w:bottom w:w="70" w:type="dxa"/>
+              <w:right w:w="100" w:type="dxa"/>
+            </w:tcMar>
+            <w:vAlign w:val="center"/>
+          </w:tcPr>
+          <w:p>
+            <w:r>
+              <w:rPr>
+                <w:sz w:val="19"/>
+                <w:szCs w:val="19"/>
+              </w:rPr>
+              <w:t>List of all Researcher and Reviewer accounts</w:t>
+            </w:r>
+          </w:p>
+        </w:tc>
+        <w:tc>
+          <w:tcPr>
+            <w:tcW w:w="1700" w:type="dxa"/>
+            <w:shd w:val="clear" w:color="auto" w:fill="FBEBD0"/>
+            <w:tcMar>
+              <w:top w:w="70" w:type="dxa"/>
+              <w:left w:w="100" w:type="dxa"/>
+              <w:bottom w:w="70" w:type="dxa"/>
+              <w:right w:w="100" w:type="dxa"/>
+            </w:tcMar>
+            <w:vAlign w:val="center"/>
+          </w:tcPr>
+          <w:p>
+            <w:pPr>
+              <w:jc w:val="center"/>
+            </w:pPr>
+            <w:r>
+              <w:rPr>
+                <w:b/>
+                <w:bCs/>
+                <w:color w:val="B7791F"/>
+                <w:sz w:val="19"/>
+                <w:szCs w:val="19"/>
+              </w:rPr>
+              <w:t>Medium</w:t>
+            </w:r>
+          </w:p>
+        </w:tc>
+      </w:tr>
+      <w:tr>
+        <w:trPr>
+          <w:cantSplit/>
+        </w:trPr>
+        <w:tc>
+          <w:tcPr>
+            <w:tcW w:w="900" w:type="dxa"/>
+            <w:tcMar>
+              <w:top w:w="70" w:type="dxa"/>
+              <w:left w:w="100" w:type="dxa"/>
+              <w:bottom w:w="70" w:type="dxa"/>
+              <w:right w:w="100" w:type="dxa"/>
+            </w:tcMar>
+            <w:vAlign w:val="center"/>
+          </w:tcPr>
+          <w:p>
+            <w:r>
+              <w:rPr>
+                <w:b/>
+                <w:bCs/>
+                <w:sz w:val="19"/>
+                <w:szCs w:val="19"/>
+              </w:rPr>
+              <w:t>FR-15.2</w:t>
+            </w:r>
+          </w:p>
+        </w:tc>
+        <w:tc>
+          <w:tcPr>
+            <w:tcW w:w="2000" w:type="dxa"/>
+            <w:tcMar>
+              <w:top w:w="70" w:type="dxa"/>
+              <w:left w:w="100" w:type="dxa"/>
+              <w:bottom w:w="70" w:type="dxa"/>
+              <w:right w:w="100" w:type="dxa"/>
+            </w:tcMar>
+            <w:vAlign w:val="center"/>
+          </w:tcPr>
+          <w:p>
+            <w:r>
+              <w:rPr>
+                <w:sz w:val="19"/>
+                <w:szCs w:val="19"/>
+              </w:rPr>
+              <w:t>Assign/revoke reviewer role</w:t>
+            </w:r>
+          </w:p>
+        </w:tc>
+        <w:tc>
+          <w:tcPr>
+            <w:tcW w:w="4750" w:type="dxa"/>
+            <w:tcMar>
+              <w:top w:w="70" w:type="dxa"/>
+              <w:left w:w="100" w:type="dxa"/>
+              <w:bottom w:w="70" w:type="dxa"/>
+              <w:right w:w="100" w:type="dxa"/>
+            </w:tcMar>
+            <w:vAlign w:val="center"/>
+          </w:tcPr>
+          <w:p>
+            <w:r>
+              <w:rPr>
+                <w:sz w:val="19"/>
+                <w:szCs w:val="19"/>
+              </w:rPr>
+              <w:t>Grant or remove Reviewer permission for a registered user</w:t>
+            </w:r>
+          </w:p>
+        </w:tc>
+        <w:tc>
+          <w:tcPr>
+            <w:tcW w:w="1700" w:type="dxa"/>
+            <w:shd w:val="clear" w:color="auto" w:fill="FBEBD0"/>
+            <w:tcMar>
+              <w:top w:w="70" w:type="dxa"/>
+              <w:left w:w="100" w:type="dxa"/>
+              <w:bottom w:w="70" w:type="dxa"/>
+              <w:right w:w="100" w:type="dxa"/>
+            </w:tcMar>
+            <w:vAlign w:val="center"/>
+          </w:tcPr>
+          <w:p>
+            <w:pPr>
+              <w:jc w:val="center"/>
+            </w:pPr>
+            <w:r>
+              <w:rPr>
+                <w:b/>
+                <w:bCs/>
+                <w:color w:val="B7791F"/>
+                <w:sz w:val="19"/>
+                <w:szCs w:val="19"/>
+              </w:rPr>
+              <w:t>Medium</w:t>
+            </w:r>
+          </w:p>
+        </w:tc>
+      </w:tr>
+      <w:tr>
+        <w:trPr>
+          <w:cantSplit/>
+        </w:trPr>
+        <w:tc>
+          <w:tcPr>
+            <w:tcW w:w="900" w:type="dxa"/>
+            <w:tcMar>
+              <w:top w:w="70" w:type="dxa"/>
+              <w:left w:w="100" w:type="dxa"/>
+              <w:bottom w:w="70" w:type="dxa"/>
+              <w:right w:w="100" w:type="dxa"/>
+            </w:tcMar>
+            <w:vAlign w:val="center"/>
+          </w:tcPr>
+          <w:p>
+            <w:r>
+              <w:rPr>
+                <w:b/>
+                <w:bCs/>
+                <w:sz w:val="19"/>
+                <w:szCs w:val="19"/>
+              </w:rPr>
+              <w:t>FR-15.3</w:t>
+            </w:r>
+          </w:p>
+        </w:tc>
+        <w:tc>
+          <w:tcPr>
+            <w:tcW w:w="2000" w:type="dxa"/>
+            <w:tcMar>
+              <w:top w:w="70" w:type="dxa"/>
+              <w:left w:w="100" w:type="dxa"/>
+              <w:bottom w:w="70" w:type="dxa"/>
+              <w:right w:w="100" w:type="dxa"/>
+            </w:tcMar>
+            <w:vAlign w:val="center"/>
+          </w:tcPr>
+          <w:p>
+            <w:r>
+              <w:rPr>
+                <w:sz w:val="19"/>
+                <w:szCs w:val="19"/>
+              </w:rPr>
+              <w:t>Activate/deactivate account</w:t>
+            </w:r>
+          </w:p>
+        </w:tc>
+        <w:tc>
+          <w:tcPr>
+            <w:tcW w:w="4750" w:type="dxa"/>
+            <w:tcMar>
+              <w:top w:w="70" w:type="dxa"/>
+              <w:left w:w="100" w:type="dxa"/>
+              <w:bottom w:w="70" w:type="dxa"/>
+              <w:right w:w="100" w:type="dxa"/>
+            </w:tcMar>
+            <w:vAlign w:val="center"/>
+          </w:tcPr>
+          <w:p>
+            <w:r>
+              <w:rPr>
+                <w:sz w:val="19"/>
+                <w:szCs w:val="19"/>
+              </w:rPr>
+              <w:t>Disable an account in case of misuse</w:t>
+            </w:r>
+          </w:p>
+        </w:tc>
+        <w:tc>
+          <w:tcPr>
+            <w:tcW w:w="1700" w:type="dxa"/>
+            <w:shd w:val="clear" w:color="auto" w:fill="E4F3E4"/>
+            <w:tcMar>
+              <w:top w:w="70" w:type="dxa"/>
+              <w:left w:w="100" w:type="dxa"/>
+              <w:bottom w:w="70" w:type="dxa"/>
+              <w:right w:w="100" w:type="dxa"/>
+            </w:tcMar>
+            <w:vAlign w:val="center"/>
+          </w:tcPr>
+          <w:p>
+            <w:pPr>
+              <w:jc w:val="center"/>
+            </w:pPr>
+            <w:r>
+              <w:rPr>
+                <w:b/>
+                <w:bCs/>
+                <w:color w:val="2E7D32"/>
+                <w:sz w:val="19"/>
+                <w:szCs w:val="19"/>
+              </w:rPr>
+              <w:t>Low</w:t>
+            </w:r>
+          </w:p>
+        </w:tc>
+      </w:tr>
+      <w:tr>
+        <w:trPr>
+          <w:cantSplit/>
+        </w:trPr>
+        <w:tc>
+          <w:tcPr>
+            <w:tcW w:w="900" w:type="dxa"/>
+            <w:tcMar>
+              <w:top w:w="70" w:type="dxa"/>
+              <w:left w:w="100" w:type="dxa"/>
+              <w:bottom w:w="70" w:type="dxa"/>
+              <w:right w:w="100" w:type="dxa"/>
+            </w:tcMar>
+            <w:vAlign w:val="center"/>
+          </w:tcPr>
+          <w:p>
+            <w:r>
+              <w:rPr>
+                <w:b/>
+                <w:bCs/>
+                <w:sz w:val="19"/>
+                <w:szCs w:val="19"/>
+              </w:rPr>
+              <w:t>FR-15.4</w:t>
+            </w:r>
+          </w:p>
+        </w:tc>
+        <w:tc>
+          <w:tcPr>
+            <w:tcW w:w="2000" w:type="dxa"/>
+            <w:tcMar>
+              <w:top w:w="70" w:type="dxa"/>
+              <w:left w:w="100" w:type="dxa"/>
+              <w:bottom w:w="70" w:type="dxa"/>
+              <w:right w:w="100" w:type="dxa"/>
+            </w:tcMar>
+            <w:vAlign w:val="center"/>
+          </w:tcPr>
+          <w:p>
+            <w:r>
+              <w:rPr>
+                <w:sz w:val="19"/>
+                <w:szCs w:val="19"/>
+              </w:rPr>
+              <w:t>Admin password reset</w:t>
+            </w:r>
+          </w:p>
+        </w:tc>
+        <w:tc>
+          <w:tcPr>
+            <w:tcW w:w="4750" w:type="dxa"/>
+            <w:tcMar>
+              <w:top w:w="70" w:type="dxa"/>
+              <w:left w:w="100" w:type="dxa"/>
+              <w:bottom w:w="70" w:type="dxa"/>
+              <w:right w:w="100" w:type="dxa"/>
+            </w:tcMar>
+            <w:vAlign w:val="center"/>
+          </w:tcPr>
+          <w:p>
+            <w:r>
+              <w:rPr>
+                <w:sz w:val="19"/>
+                <w:szCs w:val="19"/>
+              </w:rPr>
+              <w:t>Reset a locked-out user's password on their behalf</w:t>
+            </w:r>
+          </w:p>
+        </w:tc>
+        <w:tc>
+          <w:tcPr>
+            <w:tcW w:w="1700" w:type="dxa"/>
+            <w:shd w:val="clear" w:color="auto" w:fill="E4F3E4"/>
+            <w:tcMar>
+              <w:top w:w="70" w:type="dxa"/>
+              <w:left w:w="100" w:type="dxa"/>
+              <w:bottom w:w="70" w:type="dxa"/>
+              <w:right w:w="100" w:type="dxa"/>
+            </w:tcMar>
+            <w:vAlign w:val="center"/>
+          </w:tcPr>
+          <w:p>
+            <w:pPr>
+              <w:jc w:val="center"/>
+            </w:pPr>
+            <w:r>
+              <w:rPr>
+                <w:b/>
+                <w:bCs/>
+                <w:color w:val="2E7D32"/>
+                <w:sz w:val="19"/>
+                <w:szCs w:val="19"/>
+              </w:rPr>
+              <w:t>Low</w:t>
+            </w:r>
+          </w:p>
+        </w:tc>
+      </w:tr>
+    </w:tbl>
+    <w:p>
+      <w:pPr>
+        <w:spacing w:before="300"/>
+      </w:pPr>
+    </w:p>
+    <w:p>
+      <w:pPr>
+        <w:spacing w:before="300"/>
+      </w:pPr>
+    </w:p>
+    <w:p>
+      <w:pPr>
+        <w:pStyle w:val="Heading3"/>
+      </w:pPr>
+      <w:r>
+        <w:t>Priority Legend</w:t>
+      </w:r>
+    </w:p>
+    <w:p>
+      <w:pPr>
+        <w:spacing w:after="140"/>
+      </w:pPr>
+      <w:r>
+        <w:t>High — Core MVP feature; must be completed within the 6-week project timeline.</w:t>
+      </w:r>
+    </w:p>
+    <w:p>
+      <w:pPr>
+        <w:spacing w:after="140"/>
+      </w:pPr>
+      <w:r>
+        <w:t>Medium — Important but can follow shortly after MVP if time is limited.</w:t>
+      </w:r>
+    </w:p>
+    <w:p>
+      <w:pPr>
+        <w:spacing w:after="140"/>
+      </w:pPr>
+      <w:r>
+        <w:t>Low — Nice-to-have enhancement; can be listed as Future Scope if time runs short.</w:t>
       </w:r>
     </w:p>
     <w:p>
@@ -1221,12 +8611,6 @@
         <w:gridCol w:w="7150"/>
       </w:tblGrid>
       <w:tr>
-        <w:tblPrEx>
-          <w:tblCellMar>
-            <w:top w:w="0" w:type="dxa"/>
-            <w:bottom w:w="0" w:type="dxa"/>
-          </w:tblCellMar>
-        </w:tblPrEx>
         <w:trPr>
           <w:tblHeader/>
         </w:trPr>
@@ -1282,12 +8666,6 @@
         </w:tc>
       </w:tr>
       <w:tr>
-        <w:tblPrEx>
-          <w:tblCellMar>
-            <w:top w:w="0" w:type="dxa"/>
-            <w:bottom w:w="0" w:type="dxa"/>
-          </w:tblCellMar>
-        </w:tblPrEx>
         <w:tc>
           <w:tcPr>
             <w:tcW w:w="2200" w:type="dxa"/>
@@ -1334,12 +8712,6 @@
         </w:tc>
       </w:tr>
       <w:tr>
-        <w:tblPrEx>
-          <w:tblCellMar>
-            <w:top w:w="0" w:type="dxa"/>
-            <w:bottom w:w="0" w:type="dxa"/>
-          </w:tblCellMar>
-        </w:tblPrEx>
         <w:tc>
           <w:tcPr>
             <w:tcW w:w="2200" w:type="dxa"/>
@@ -1386,12 +8758,6 @@
         </w:tc>
       </w:tr>
       <w:tr>
-        <w:tblPrEx>
-          <w:tblCellMar>
-            <w:top w:w="0" w:type="dxa"/>
-            <w:bottom w:w="0" w:type="dxa"/>
-          </w:tblCellMar>
-        </w:tblPrEx>
         <w:tc>
           <w:tcPr>
             <w:tcW w:w="2200" w:type="dxa"/>
@@ -1438,12 +8804,6 @@
         </w:tc>
       </w:tr>
       <w:tr>
-        <w:tblPrEx>
-          <w:tblCellMar>
-            <w:top w:w="0" w:type="dxa"/>
-            <w:bottom w:w="0" w:type="dxa"/>
-          </w:tblCellMar>
-        </w:tblPrEx>
         <w:tc>
           <w:tcPr>
             <w:tcW w:w="2200" w:type="dxa"/>
@@ -1490,12 +8850,6 @@
         </w:tc>
       </w:tr>
       <w:tr>
-        <w:tblPrEx>
-          <w:tblCellMar>
-            <w:top w:w="0" w:type="dxa"/>
-            <w:bottom w:w="0" w:type="dxa"/>
-          </w:tblCellMar>
-        </w:tblPrEx>
         <w:tc>
           <w:tcPr>
             <w:tcW w:w="2200" w:type="dxa"/>
@@ -1543,11 +8897,1162 @@
       </w:tr>
     </w:tbl>
     <w:p/>
+    <w:p/>
     <w:p>
       <w:pPr>
         <w:pStyle w:val="Heading1"/>
       </w:pPr>
       <w:r>
+        <w:t xml:space="preserve">5. </w:t>
+      </w:r>
+      <w:r>
+        <w:t xml:space="preserve">AI Feature </w:t>
+      </w:r>
+      <w:r>
+        <w:t>Specification</w:t>
+      </w:r>
+    </w:p>
+    <w:p/>
+    <w:p>
+      <w:pPr>
+        <w:spacing w:after="160"/>
+      </w:pPr>
+      <w:r>
+        <w:t>This appendix provides a detailed specification for the four Agentic AI-powered features integrated into the functional requirements above (FR-02.3, FR-08.3, FR-11.3, and FR-12.4). For each feature, this document describes its placement on the website, the UI elements involved, the screen space it occupies, and the step-by-step operational workflow — from user action to AI response.</w:t>
+      </w:r>
+    </w:p>
+    <w:p>
+      <w:pPr>
+        <w:spacing w:after="160"/>
+      </w:pPr>
+      <w:r>
+        <w:rPr>
+          <w:i/>
+        </w:rPr>
+        <w:t>These features are described as “agentic” because, beyond simply answering a question, each one performs part of a multi-step task with limited human input — retrieving data, generating structured output, or ranking options — rather than only responding conversationally.</w:t>
+      </w:r>
+    </w:p>
+    <w:p>
+      <w:pPr>
+        <w:pStyle w:val="Heading2"/>
+      </w:pPr>
+      <w:r>
+        <w:t>5.1 AI Virtual Assistant (Chatbot)</w:t>
+      </w:r>
+    </w:p>
+    <w:p>
+      <w:pPr>
+        <w:spacing w:after="160"/>
+      </w:pPr>
+      <w:r>
+        <w:t>Related Requirement: FR-02.3 — Public Website Module</w:t>
+      </w:r>
+    </w:p>
+    <w:p>
+      <w:pPr>
+        <w:pStyle w:val="Heading3"/>
+      </w:pPr>
+      <w:r>
+        <w:t>Placement on the Website</w:t>
+      </w:r>
+    </w:p>
+    <w:p>
+      <w:pPr>
+        <w:spacing w:after="80"/>
+        <w:ind w:left="403"/>
+      </w:pPr>
+      <w:r>
+        <w:t xml:space="preserve">• A floating circular chat icon (approximately 50×50 </w:t>
+      </w:r>
+      <w:proofErr w:type="spellStart"/>
+      <w:r>
+        <w:t>px</w:t>
+      </w:r>
+      <w:proofErr w:type="spellEnd"/>
+      <w:r>
+        <w:t>) fixed at the bottom-right corner of every public-facing page (Home, About, Research, Publications, Events, Contact).</w:t>
+      </w:r>
+    </w:p>
+    <w:p>
+      <w:pPr>
+        <w:spacing w:after="80"/>
+        <w:ind w:left="403"/>
+      </w:pPr>
+      <w:r>
+        <w:t xml:space="preserve">• Clicking the icon opens a chat panel (approximately 350×450 </w:t>
+      </w:r>
+      <w:proofErr w:type="spellStart"/>
+      <w:r>
+        <w:t>px</w:t>
+      </w:r>
+      <w:proofErr w:type="spellEnd"/>
+      <w:r>
+        <w:t>) that overlays the corner of the screen without covering the full page.</w:t>
+      </w:r>
+    </w:p>
+    <w:p>
+      <w:pPr>
+        <w:pStyle w:val="Heading3"/>
+      </w:pPr>
+      <w:r>
+        <w:t>UI Elements</w:t>
+      </w:r>
+    </w:p>
+    <w:p>
+      <w:pPr>
+        <w:spacing w:after="80"/>
+        <w:ind w:left="403"/>
+      </w:pPr>
+      <w:r>
+        <w:t>• Header bar: “KURIC Assistant” title with a close (✕) button.</w:t>
+      </w:r>
+    </w:p>
+    <w:p>
+      <w:pPr>
+        <w:spacing w:after="80"/>
+        <w:ind w:left="403"/>
+      </w:pPr>
+      <w:r>
+        <w:t>• Message area: scrollable chat history showing user and assistant messages as chat bubbles.</w:t>
+      </w:r>
+    </w:p>
+    <w:p>
+      <w:pPr>
+        <w:spacing w:after="80"/>
+        <w:ind w:left="403"/>
+      </w:pPr>
+      <w:r>
+        <w:t>• Input row: text field with a Send button.</w:t>
+      </w:r>
+    </w:p>
+    <w:p>
+      <w:pPr>
+        <w:spacing w:after="80"/>
+        <w:ind w:left="403"/>
+      </w:pPr>
+      <w:r>
+        <w:t>• Optional: 3–4 quick-question buttons shown on first open (e.g. “How do I submit a proposal?”, “What are KURIC's research areas?”).</w:t>
+      </w:r>
+    </w:p>
+    <w:p>
+      <w:pPr>
+        <w:pStyle w:val="Heading3"/>
+      </w:pPr>
+      <w:r>
+        <w:t xml:space="preserve">Operational </w:t>
+      </w:r>
+      <w:r>
+        <w:t>Workflow</w:t>
+      </w:r>
+    </w:p>
+    <w:p>
+      <w:pPr>
+        <w:spacing w:after="80"/>
+        <w:ind w:left="403"/>
+      </w:pPr>
+      <w:r>
+        <w:t>1. The visitor types a question into the input field and presses Send.</w:t>
+      </w:r>
+    </w:p>
+    <w:p>
+      <w:pPr>
+        <w:spacing w:after="80"/>
+        <w:ind w:left="403"/>
+      </w:pPr>
+      <w:r>
+        <w:t>2. The frontend sends the question to a dedicated backend endpoint (e.g. /</w:t>
+      </w:r>
+      <w:proofErr w:type="spellStart"/>
+      <w:r>
+        <w:t>api</w:t>
+      </w:r>
+      <w:proofErr w:type="spellEnd"/>
+      <w:r>
+        <w:t>/chatbot).</w:t>
+      </w:r>
+    </w:p>
+    <w:p>
+      <w:pPr>
+        <w:spacing w:after="80"/>
+        <w:ind w:left="403"/>
+      </w:pPr>
+      <w:r>
+        <w:t>3. The backend retrieves relevant content from the KURIC database (research areas, FAQs, publications, contact details) using a Retrieval-Augmented Generation (RAG) approach.</w:t>
+      </w:r>
+    </w:p>
+    <w:p>
+      <w:pPr>
+        <w:spacing w:after="80"/>
+        <w:ind w:left="403"/>
+      </w:pPr>
+      <w:r>
+        <w:lastRenderedPageBreak/>
+        <w:t>4. The retrieved content, together with the visitor's question, is sent to the Claude API.</w:t>
+      </w:r>
+    </w:p>
+    <w:p>
+      <w:pPr>
+        <w:spacing w:after="80"/>
+        <w:ind w:left="403"/>
+      </w:pPr>
+      <w:r>
+        <w:t>5. Claude generates a natural-language answer, which is returned to the frontend and displayed as a chat bubble.</w:t>
+      </w:r>
+    </w:p>
+    <w:p>
+      <w:pPr>
+        <w:pStyle w:val="Heading2"/>
+      </w:pPr>
+      <w:r>
+        <w:t>5</w:t>
+      </w:r>
+      <w:r>
+        <w:t>.2 AI Proposal Summarizer</w:t>
+      </w:r>
+    </w:p>
+    <w:p>
+      <w:pPr>
+        <w:spacing w:after="160"/>
+      </w:pPr>
+      <w:r>
+        <w:t>Related Requirement: FR-08.3 — Reviewer Portal</w:t>
+      </w:r>
+    </w:p>
+    <w:p>
+      <w:pPr>
+        <w:pStyle w:val="Heading3"/>
+      </w:pPr>
+      <w:r>
+        <w:t>Placement on the Website</w:t>
+      </w:r>
+    </w:p>
+    <w:p>
+      <w:pPr>
+        <w:spacing w:after="80"/>
+        <w:ind w:left="403"/>
+      </w:pPr>
+      <w:r>
+        <w:t>• Displayed at the top of the Proposal Detail page, which a reviewer opens from their Assigned Proposal Dashboard.</w:t>
+      </w:r>
+    </w:p>
+    <w:p>
+      <w:pPr>
+        <w:spacing w:after="80"/>
+        <w:ind w:left="403"/>
+      </w:pPr>
+      <w:r>
+        <w:t xml:space="preserve">• Shown as a distinct highlighted card (approximately 100–150 </w:t>
+      </w:r>
+      <w:proofErr w:type="spellStart"/>
+      <w:r>
+        <w:t>px</w:t>
+      </w:r>
+      <w:proofErr w:type="spellEnd"/>
+      <w:r>
+        <w:t xml:space="preserve"> tall) above the full proposal content, clearly labelled “AI-Generated Summary” for transparency.</w:t>
+      </w:r>
+    </w:p>
+    <w:p>
+      <w:pPr>
+        <w:pStyle w:val="Heading3"/>
+      </w:pPr>
+      <w:r>
+        <w:t>UI Elements</w:t>
+      </w:r>
+    </w:p>
+    <w:p>
+      <w:pPr>
+        <w:spacing w:after="80"/>
+        <w:ind w:left="403"/>
+      </w:pPr>
+      <w:r>
+        <w:t>• A shaded summary card containing 3–4 sentences of plain-text summary.</w:t>
+      </w:r>
+    </w:p>
+    <w:p>
+      <w:pPr>
+        <w:spacing w:after="80"/>
+        <w:ind w:left="403"/>
+      </w:pPr>
+      <w:r>
+        <w:t>• An optional “Regenerate” button, shown only if the proposal has been revised and resubmitted.</w:t>
+      </w:r>
+    </w:p>
+    <w:p>
+      <w:pPr>
+        <w:pStyle w:val="Heading3"/>
+      </w:pPr>
+      <w:r>
+        <w:t>Operational Workflow</w:t>
+      </w:r>
+    </w:p>
+    <w:p>
+      <w:pPr>
+        <w:spacing w:after="80"/>
+        <w:ind w:left="403"/>
+      </w:pPr>
+      <w:r>
+        <w:t>1. When a reviewer opens a proposal for the first time, the backend sends the proposal's title, abstract, and objectives to the Claude API.</w:t>
+      </w:r>
+    </w:p>
+    <w:p>
+      <w:pPr>
+        <w:spacing w:after="80"/>
+        <w:ind w:left="403"/>
+      </w:pPr>
+      <w:r>
+        <w:t>2. Claude returns a concise 3–</w:t>
+      </w:r>
+      <w:proofErr w:type="gramStart"/>
+      <w:r>
+        <w:t>4 line</w:t>
+      </w:r>
+      <w:proofErr w:type="gramEnd"/>
+      <w:r>
+        <w:t xml:space="preserve"> summary of the proposal.</w:t>
+      </w:r>
+    </w:p>
+    <w:p>
+      <w:pPr>
+        <w:spacing w:after="80"/>
+        <w:ind w:left="403"/>
+      </w:pPr>
+      <w:r>
+        <w:t xml:space="preserve">3. The summary is saved to the database (in an </w:t>
+      </w:r>
+      <w:proofErr w:type="spellStart"/>
+      <w:r>
+        <w:t>ai_summary</w:t>
+      </w:r>
+      <w:proofErr w:type="spellEnd"/>
+      <w:r>
+        <w:t xml:space="preserve"> field) so it does not need to be regenerated on every page visit, reducing API cost and load time.</w:t>
+      </w:r>
+    </w:p>
+    <w:p>
+      <w:pPr>
+        <w:spacing w:after="80"/>
+        <w:ind w:left="403"/>
+      </w:pPr>
+      <w:r>
+        <w:t>4. On subsequent visits, the stored summary is displayed directly.</w:t>
+      </w:r>
+    </w:p>
+    <w:p>
+      <w:pPr>
+        <w:spacing w:after="80"/>
+        <w:ind w:left="403"/>
+      </w:pPr>
+      <w:r>
+        <w:t>5. If the researcher revises and resubmits the proposal, the reviewer can click “Regenerate” to refresh the summary for the new version.</w:t>
+      </w:r>
+    </w:p>
+    <w:p>
+      <w:pPr>
+        <w:pStyle w:val="Heading2"/>
+      </w:pPr>
+      <w:r>
+        <w:t>5</w:t>
+      </w:r>
+      <w:r>
+        <w:t>.3 AI Reviewer-Matching Agent</w:t>
+      </w:r>
+    </w:p>
+    <w:p>
+      <w:pPr>
+        <w:spacing w:after="160"/>
+      </w:pPr>
+      <w:r>
+        <w:t>Related Requirement: FR-11.3 — KURIC Officer (Admin) Portal</w:t>
+      </w:r>
+    </w:p>
+    <w:p>
+      <w:pPr>
+        <w:pStyle w:val="Heading3"/>
+      </w:pPr>
+      <w:r>
+        <w:t>Placement on the Website</w:t>
+      </w:r>
+    </w:p>
+    <w:p>
+      <w:pPr>
+        <w:spacing w:after="80"/>
+        <w:ind w:left="403"/>
+      </w:pPr>
+      <w:r>
+        <w:t>• Displayed on the officer's “Assign Reviewer” page, directly above the manual reviewer-selection dropdown.</w:t>
+      </w:r>
+    </w:p>
+    <w:p>
+      <w:pPr>
+        <w:spacing w:after="80"/>
+        <w:ind w:left="403"/>
+      </w:pPr>
+      <w:r>
+        <w:t xml:space="preserve">• Shown as an “AI Suggestion” panel (approximately 150–200 </w:t>
+      </w:r>
+      <w:proofErr w:type="spellStart"/>
+      <w:r>
+        <w:t>px</w:t>
+      </w:r>
+      <w:proofErr w:type="spellEnd"/>
+      <w:r>
+        <w:t xml:space="preserve"> tall) containing 2–3 small reviewer cards placed side by side.</w:t>
+      </w:r>
+    </w:p>
+    <w:p>
+      <w:pPr>
+        <w:pStyle w:val="Heading3"/>
+      </w:pPr>
+      <w:r>
+        <w:t>UI Elements</w:t>
+      </w:r>
+    </w:p>
+    <w:p>
+      <w:pPr>
+        <w:spacing w:after="80"/>
+        <w:ind w:left="403"/>
+      </w:pPr>
+      <w:r>
+        <w:t>• Each suggested reviewer card shows: reviewer name, a match percentage, and a short reason (e.g. “Expertise in ICT &amp; AI”).</w:t>
+      </w:r>
+    </w:p>
+    <w:p>
+      <w:pPr>
+        <w:spacing w:after="80"/>
+        <w:ind w:left="403"/>
+      </w:pPr>
+      <w:r>
+        <w:t>• Clicking a card auto-selects that reviewer in the assignment dropdown; the officer may also ignore the suggestion and choose manually.</w:t>
+      </w:r>
+    </w:p>
+    <w:p>
+      <w:pPr>
+        <w:pStyle w:val="Heading3"/>
+      </w:pPr>
+      <w:r>
+        <w:t>Operational Workflow</w:t>
+      </w:r>
+    </w:p>
+    <w:p>
+      <w:pPr>
+        <w:spacing w:after="80"/>
+        <w:ind w:left="403"/>
+      </w:pPr>
+      <w:r>
+        <w:t>1. When the officer opens the assignment page for a pending proposal, the backend sends the proposal's topic/keywords together with all reviewers' expertise profiles to the Claude API.</w:t>
+      </w:r>
+    </w:p>
+    <w:p>
+      <w:pPr>
+        <w:spacing w:after="80"/>
+        <w:ind w:left="403"/>
+      </w:pPr>
+      <w:r>
+        <w:t>2. Claude ranks the reviewers by relevance to the proposal topic and returns the top matches with a brief justification for each.</w:t>
+      </w:r>
+    </w:p>
+    <w:p>
+      <w:pPr>
+        <w:spacing w:after="80"/>
+        <w:ind w:left="403"/>
+      </w:pPr>
+      <w:r>
+        <w:t>3. The ranked suggestions are displayed as cards; the final assignment decision always remains with the officer.</w:t>
+      </w:r>
+    </w:p>
+    <w:p>
+      <w:pPr>
+        <w:pStyle w:val="Heading3"/>
+      </w:pPr>
+      <w:r>
+        <w:t>Dependency Note</w:t>
+      </w:r>
+    </w:p>
+    <w:p>
+      <w:pPr>
+        <w:spacing w:after="160"/>
+        <w:rPr>
+          <w:i/>
+        </w:rPr>
+      </w:pPr>
+      <w:r>
+        <w:rPr>
+          <w:i/>
+        </w:rPr>
+        <w:t>This feature requires reviewer profiles to include an “Area of Expertise” field, captured during reviewer registration. This field should be added to FR-03 (Registration &amp; Login) if not already present.</w:t>
+      </w:r>
+    </w:p>
+    <w:p>
+      <w:pPr>
+        <w:spacing w:after="160"/>
+        <w:rPr>
+          <w:i/>
+        </w:rPr>
+      </w:pPr>
+    </w:p>
+    <w:p>
+      <w:pPr>
+        <w:spacing w:after="160"/>
+      </w:pPr>
+    </w:p>
+    <w:p>
+      <w:pPr>
+        <w:pStyle w:val="Heading2"/>
+      </w:pPr>
+      <w:r>
+        <w:lastRenderedPageBreak/>
+        <w:t>5</w:t>
+      </w:r>
+      <w:r>
+        <w:t>.4 AI Automated Report Generator</w:t>
+      </w:r>
+    </w:p>
+    <w:p>
+      <w:pPr>
+        <w:spacing w:after="160"/>
+      </w:pPr>
+      <w:r>
+        <w:t>Related Requirement: FR-12.4 — KURIC Officer (Admin) Portal</w:t>
+      </w:r>
+    </w:p>
+    <w:p>
+      <w:pPr>
+        <w:pStyle w:val="Heading3"/>
+      </w:pPr>
+      <w:r>
+        <w:t>Placement on the Website</w:t>
+      </w:r>
+    </w:p>
+    <w:p>
+      <w:pPr>
+        <w:spacing w:after="80"/>
+        <w:ind w:left="403"/>
+      </w:pPr>
+      <w:r>
+        <w:t>• A dedicated “Reports” tab within the officer dashboard.</w:t>
+      </w:r>
+    </w:p>
+    <w:p>
+      <w:pPr>
+        <w:spacing w:after="80"/>
+        <w:ind w:left="403"/>
+      </w:pPr>
+      <w:r>
+        <w:t>• Top of page: a date-range selector (e.g. This Month / This Sprint / Custom Range) with a “Generate AI Report” button.</w:t>
+      </w:r>
+    </w:p>
+    <w:p>
+      <w:pPr>
+        <w:spacing w:after="80"/>
+        <w:ind w:left="403"/>
+      </w:pPr>
+      <w:r>
+        <w:t>• Below: the generated report is displayed as full-width formatted text (paragraphs with bullet highlights), followed by a “Download as PDF” button.</w:t>
+      </w:r>
+    </w:p>
+    <w:p>
+      <w:pPr>
+        <w:pStyle w:val="Heading3"/>
+      </w:pPr>
+      <w:r>
+        <w:t>UI Elements</w:t>
+      </w:r>
+    </w:p>
+    <w:p>
+      <w:pPr>
+        <w:spacing w:after="80"/>
+        <w:ind w:left="403"/>
+      </w:pPr>
+      <w:r>
+        <w:t>• Date-range selector control.</w:t>
+      </w:r>
+    </w:p>
+    <w:p>
+      <w:pPr>
+        <w:spacing w:after="80"/>
+        <w:ind w:left="403"/>
+      </w:pPr>
+      <w:r>
+        <w:t>• “Generate AI Report” action button.</w:t>
+      </w:r>
+    </w:p>
+    <w:p>
+      <w:pPr>
+        <w:spacing w:after="80"/>
+        <w:ind w:left="403"/>
+      </w:pPr>
+      <w:r>
+        <w:t>• Report display area (formatted narrative text).</w:t>
+      </w:r>
+    </w:p>
+    <w:p>
+      <w:pPr>
+        <w:spacing w:after="80"/>
+        <w:ind w:left="403"/>
+      </w:pPr>
+      <w:r>
+        <w:t>• “Download as PDF” export button.</w:t>
+      </w:r>
+    </w:p>
+    <w:p>
+      <w:pPr>
+        <w:pStyle w:val="Heading3"/>
+      </w:pPr>
+      <w:r>
+        <w:t>Operational Workflow</w:t>
+      </w:r>
+    </w:p>
+    <w:p>
+      <w:pPr>
+        <w:spacing w:after="80"/>
+        <w:ind w:left="403"/>
+      </w:pPr>
+      <w:r>
+        <w:t>1. The officer selects a date range and clicks “Generate AI Report.”</w:t>
+      </w:r>
+    </w:p>
+    <w:p>
+      <w:pPr>
+        <w:spacing w:after="80"/>
+        <w:ind w:left="403"/>
+      </w:pPr>
+      <w:r>
+        <w:t>2. The backend queries the database for raw statistics within that range: total proposals, accepted/rejected/pending counts, and department-wise distribution.</w:t>
+      </w:r>
+    </w:p>
+    <w:p>
+      <w:pPr>
+        <w:spacing w:after="80"/>
+        <w:ind w:left="403"/>
+      </w:pPr>
+      <w:r>
+        <w:t>3. This structured data is sent to the Claude API with a prompt requesting a narrative summary that highlights trends (e.g. “Environment-related proposals increased 30% this month”), not just raw numbers.</w:t>
+      </w:r>
+    </w:p>
+    <w:p>
+      <w:pPr>
+        <w:spacing w:after="80"/>
+        <w:ind w:left="403"/>
+      </w:pPr>
+      <w:r>
+        <w:t>4. Claude returns a written report, displayed to the officer.</w:t>
+      </w:r>
+    </w:p>
+    <w:p>
+      <w:pPr>
+        <w:spacing w:after="80"/>
+        <w:ind w:left="403"/>
+      </w:pPr>
+      <w:r>
+        <w:t>5. The officer may download the report as a PDF for sharing with KURIC authorities.</w:t>
+      </w:r>
+    </w:p>
+    <w:p>
+      <w:pPr>
+        <w:pStyle w:val="Heading2"/>
+      </w:pPr>
+      <w:r>
+        <w:t>5</w:t>
+      </w:r>
+      <w:r>
+        <w:t>.5 Technical Integration Summary</w:t>
+      </w:r>
+    </w:p>
+    <w:p>
+      <w:pPr>
+        <w:spacing w:after="160"/>
+      </w:pPr>
+      <w:r>
+        <w:t>All four AI features are powered by the Claude API and are consolidated into a single, dedicated backend service to keep the codebase organized and to simplify adding further AI features in the future.</w:t>
+      </w:r>
+    </w:p>
+    <w:tbl>
+      <w:tblPr>
+        <w:tblW w:w="0" w:type="auto"/>
+        <w:jc w:val="center"/>
+        <w:tblBorders>
+          <w:top w:val="single" w:sz="4" w:space="0" w:color="BFBFBF"/>
+          <w:left w:val="single" w:sz="4" w:space="0" w:color="BFBFBF"/>
+          <w:bottom w:val="single" w:sz="4" w:space="0" w:color="BFBFBF"/>
+          <w:right w:val="single" w:sz="4" w:space="0" w:color="BFBFBF"/>
+          <w:insideH w:val="single" w:sz="4" w:space="0" w:color="BFBFBF"/>
+          <w:insideV w:val="single" w:sz="4" w:space="0" w:color="BFBFBF"/>
+        </w:tblBorders>
+        <w:tblCellMar>
+          <w:left w:w="10" w:type="dxa"/>
+          <w:right w:w="10" w:type="dxa"/>
+        </w:tblCellMar>
+        <w:tblLook w:val="04A0" w:firstRow="1" w:lastRow="0" w:firstColumn="1" w:lastColumn="0" w:noHBand="0" w:noVBand="1"/>
+      </w:tblPr>
+      <w:tblGrid>
+        <w:gridCol w:w="3744"/>
+        <w:gridCol w:w="5760"/>
+      </w:tblGrid>
+      <w:tr>
+        <w:trPr>
+          <w:jc w:val="center"/>
+        </w:trPr>
+        <w:tc>
+          <w:tcPr>
+            <w:tcW w:w="3744" w:type="dxa"/>
+            <w:shd w:val="clear" w:color="auto" w:fill="1F3864"/>
+          </w:tcPr>
+          <w:p>
+            <w:r>
+              <w:rPr>
+                <w:b/>
+                <w:color w:val="FFFFFF"/>
+                <w:sz w:val="20"/>
+              </w:rPr>
+              <w:t>Application Layer Service</w:t>
+            </w:r>
+          </w:p>
+        </w:tc>
+        <w:tc>
+          <w:tcPr>
+            <w:tcW w:w="5760" w:type="dxa"/>
+            <w:shd w:val="clear" w:color="auto" w:fill="1F3864"/>
+          </w:tcPr>
+          <w:p>
+            <w:r>
+              <w:rPr>
+                <w:b/>
+                <w:color w:val="FFFFFF"/>
+                <w:sz w:val="20"/>
+              </w:rPr>
+              <w:t>Role</w:t>
+            </w:r>
+          </w:p>
+        </w:tc>
+      </w:tr>
+      <w:tr>
+        <w:trPr>
+          <w:jc w:val="center"/>
+        </w:trPr>
+        <w:tc>
+          <w:tcPr>
+            <w:tcW w:w="3744" w:type="dxa"/>
+          </w:tcPr>
+          <w:p>
+            <w:r>
+              <w:rPr>
+                <w:sz w:val="20"/>
+              </w:rPr>
+              <w:t>Auth Service</w:t>
+            </w:r>
+          </w:p>
+        </w:tc>
+        <w:tc>
+          <w:tcPr>
+            <w:tcW w:w="5760" w:type="dxa"/>
+          </w:tcPr>
+          <w:p>
+            <w:r>
+              <w:rPr>
+                <w:sz w:val="20"/>
+              </w:rPr>
+              <w:t>Login and role verification (existing)</w:t>
+            </w:r>
+          </w:p>
+        </w:tc>
+      </w:tr>
+      <w:tr>
+        <w:trPr>
+          <w:jc w:val="center"/>
+        </w:trPr>
+        <w:tc>
+          <w:tcPr>
+            <w:tcW w:w="3744" w:type="dxa"/>
+          </w:tcPr>
+          <w:p>
+            <w:r>
+              <w:rPr>
+                <w:sz w:val="20"/>
+              </w:rPr>
+              <w:t>Proposal Service</w:t>
+            </w:r>
+          </w:p>
+        </w:tc>
+        <w:tc>
+          <w:tcPr>
+            <w:tcW w:w="5760" w:type="dxa"/>
+          </w:tcPr>
+          <w:p>
+            <w:r>
+              <w:rPr>
+                <w:sz w:val="20"/>
+              </w:rPr>
+              <w:t>Proposal submission and review workflow (existing)</w:t>
+            </w:r>
+          </w:p>
+        </w:tc>
+      </w:tr>
+      <w:tr>
+        <w:trPr>
+          <w:jc w:val="center"/>
+        </w:trPr>
+        <w:tc>
+          <w:tcPr>
+            <w:tcW w:w="3744" w:type="dxa"/>
+          </w:tcPr>
+          <w:p>
+            <w:r>
+              <w:rPr>
+                <w:sz w:val="20"/>
+              </w:rPr>
+              <w:t>Content Service</w:t>
+            </w:r>
+          </w:p>
+        </w:tc>
+        <w:tc>
+          <w:tcPr>
+            <w:tcW w:w="5760" w:type="dxa"/>
+          </w:tcPr>
+          <w:p>
+            <w:r>
+              <w:rPr>
+                <w:sz w:val="20"/>
+              </w:rPr>
+              <w:t>Public content management (existing)</w:t>
+            </w:r>
+          </w:p>
+        </w:tc>
+      </w:tr>
+      <w:tr>
+        <w:trPr>
+          <w:jc w:val="center"/>
+        </w:trPr>
+        <w:tc>
+          <w:tcPr>
+            <w:tcW w:w="3744" w:type="dxa"/>
+          </w:tcPr>
+          <w:p>
+            <w:r>
+              <w:rPr>
+                <w:sz w:val="20"/>
+              </w:rPr>
+              <w:t>AI Service (new)</w:t>
+            </w:r>
+          </w:p>
+        </w:tc>
+        <w:tc>
+          <w:tcPr>
+            <w:tcW w:w="5760" w:type="dxa"/>
+          </w:tcPr>
+          <w:p>
+            <w:r>
+              <w:rPr>
+                <w:sz w:val="20"/>
+              </w:rPr>
+              <w:t>Handles all Claude API communication for the chatbot, summarizer, reviewer-matching agent, and report generator</w:t>
+            </w:r>
+          </w:p>
+        </w:tc>
+      </w:tr>
+    </w:tbl>
+    <w:p>
+      <w:pPr>
+        <w:spacing w:after="120"/>
+      </w:pPr>
+    </w:p>
+    <w:tbl>
+      <w:tblPr>
+        <w:tblW w:w="0" w:type="auto"/>
+        <w:jc w:val="center"/>
+        <w:tblBorders>
+          <w:top w:val="single" w:sz="4" w:space="0" w:color="BFBFBF"/>
+          <w:left w:val="single" w:sz="4" w:space="0" w:color="BFBFBF"/>
+          <w:bottom w:val="single" w:sz="4" w:space="0" w:color="BFBFBF"/>
+          <w:right w:val="single" w:sz="4" w:space="0" w:color="BFBFBF"/>
+          <w:insideH w:val="single" w:sz="4" w:space="0" w:color="BFBFBF"/>
+          <w:insideV w:val="single" w:sz="4" w:space="0" w:color="BFBFBF"/>
+        </w:tblBorders>
+        <w:tblCellMar>
+          <w:left w:w="10" w:type="dxa"/>
+          <w:right w:w="10" w:type="dxa"/>
+        </w:tblCellMar>
+        <w:tblLook w:val="04A0" w:firstRow="1" w:lastRow="0" w:firstColumn="1" w:lastColumn="0" w:noHBand="0" w:noVBand="1"/>
+      </w:tblPr>
+      <w:tblGrid>
+        <w:gridCol w:w="4608"/>
+        <w:gridCol w:w="2592"/>
+        <w:gridCol w:w="2304"/>
+      </w:tblGrid>
+      <w:tr>
+        <w:trPr>
+          <w:jc w:val="center"/>
+        </w:trPr>
+        <w:tc>
+          <w:tcPr>
+            <w:tcW w:w="4608" w:type="dxa"/>
+            <w:shd w:val="clear" w:color="auto" w:fill="1F3864"/>
+          </w:tcPr>
+          <w:p>
+            <w:r>
+              <w:rPr>
+                <w:b/>
+                <w:color w:val="FFFFFF"/>
+                <w:sz w:val="20"/>
+              </w:rPr>
+              <w:t>Feature</w:t>
+            </w:r>
+          </w:p>
+        </w:tc>
+        <w:tc>
+          <w:tcPr>
+            <w:tcW w:w="2592" w:type="dxa"/>
+            <w:shd w:val="clear" w:color="auto" w:fill="1F3864"/>
+          </w:tcPr>
+          <w:p>
+            <w:r>
+              <w:rPr>
+                <w:b/>
+                <w:color w:val="FFFFFF"/>
+                <w:sz w:val="20"/>
+              </w:rPr>
+              <w:t>Requirement ID</w:t>
+            </w:r>
+          </w:p>
+        </w:tc>
+        <w:tc>
+          <w:tcPr>
+            <w:tcW w:w="2304" w:type="dxa"/>
+            <w:shd w:val="clear" w:color="auto" w:fill="1F3864"/>
+          </w:tcPr>
+          <w:p>
+            <w:r>
+              <w:rPr>
+                <w:b/>
+                <w:color w:val="FFFFFF"/>
+                <w:sz w:val="20"/>
+              </w:rPr>
+              <w:t>Priority</w:t>
+            </w:r>
+          </w:p>
+        </w:tc>
+      </w:tr>
+      <w:tr>
+        <w:trPr>
+          <w:jc w:val="center"/>
+        </w:trPr>
+        <w:tc>
+          <w:tcPr>
+            <w:tcW w:w="4608" w:type="dxa"/>
+          </w:tcPr>
+          <w:p>
+            <w:r>
+              <w:rPr>
+                <w:sz w:val="20"/>
+              </w:rPr>
+              <w:t>AI Virtual Assistant (Chatbot)</w:t>
+            </w:r>
+          </w:p>
+        </w:tc>
+        <w:tc>
+          <w:tcPr>
+            <w:tcW w:w="2592" w:type="dxa"/>
+          </w:tcPr>
+          <w:p>
+            <w:r>
+              <w:rPr>
+                <w:sz w:val="20"/>
+              </w:rPr>
+              <w:t>FR-02.3</w:t>
+            </w:r>
+          </w:p>
+        </w:tc>
+        <w:tc>
+          <w:tcPr>
+            <w:tcW w:w="2304" w:type="dxa"/>
+          </w:tcPr>
+          <w:p>
+            <w:r>
+              <w:rPr>
+                <w:sz w:val="20"/>
+              </w:rPr>
+              <w:t>Medium</w:t>
+            </w:r>
+          </w:p>
+        </w:tc>
+      </w:tr>
+      <w:tr>
+        <w:trPr>
+          <w:jc w:val="center"/>
+        </w:trPr>
+        <w:tc>
+          <w:tcPr>
+            <w:tcW w:w="4608" w:type="dxa"/>
+          </w:tcPr>
+          <w:p>
+            <w:r>
+              <w:rPr>
+                <w:sz w:val="20"/>
+              </w:rPr>
+              <w:t>AI Proposal Summarizer</w:t>
+            </w:r>
+          </w:p>
+        </w:tc>
+        <w:tc>
+          <w:tcPr>
+            <w:tcW w:w="2592" w:type="dxa"/>
+          </w:tcPr>
+          <w:p>
+            <w:r>
+              <w:rPr>
+                <w:sz w:val="20"/>
+              </w:rPr>
+              <w:t>FR-08.3</w:t>
+            </w:r>
+          </w:p>
+        </w:tc>
+        <w:tc>
+          <w:tcPr>
+            <w:tcW w:w="2304" w:type="dxa"/>
+          </w:tcPr>
+          <w:p>
+            <w:r>
+              <w:rPr>
+                <w:sz w:val="20"/>
+              </w:rPr>
+              <w:t>Medium</w:t>
+            </w:r>
+          </w:p>
+        </w:tc>
+      </w:tr>
+      <w:tr>
+        <w:trPr>
+          <w:jc w:val="center"/>
+        </w:trPr>
+        <w:tc>
+          <w:tcPr>
+            <w:tcW w:w="4608" w:type="dxa"/>
+          </w:tcPr>
+          <w:p>
+            <w:r>
+              <w:rPr>
+                <w:sz w:val="20"/>
+              </w:rPr>
+              <w:t>AI Reviewer-Matching Agent</w:t>
+            </w:r>
+          </w:p>
+        </w:tc>
+        <w:tc>
+          <w:tcPr>
+            <w:tcW w:w="2592" w:type="dxa"/>
+          </w:tcPr>
+          <w:p>
+            <w:r>
+              <w:rPr>
+                <w:sz w:val="20"/>
+              </w:rPr>
+              <w:t>FR-11.3</w:t>
+            </w:r>
+          </w:p>
+        </w:tc>
+        <w:tc>
+          <w:tcPr>
+            <w:tcW w:w="2304" w:type="dxa"/>
+          </w:tcPr>
+          <w:p>
+            <w:r>
+              <w:rPr>
+                <w:sz w:val="20"/>
+              </w:rPr>
+              <w:t>Medium</w:t>
+            </w:r>
+          </w:p>
+        </w:tc>
+      </w:tr>
+      <w:tr>
+        <w:trPr>
+          <w:jc w:val="center"/>
+        </w:trPr>
+        <w:tc>
+          <w:tcPr>
+            <w:tcW w:w="4608" w:type="dxa"/>
+          </w:tcPr>
+          <w:p>
+            <w:r>
+              <w:rPr>
+                <w:sz w:val="20"/>
+              </w:rPr>
+              <w:t>AI Automated Report Generator</w:t>
+            </w:r>
+          </w:p>
+        </w:tc>
+        <w:tc>
+          <w:tcPr>
+            <w:tcW w:w="2592" w:type="dxa"/>
+          </w:tcPr>
+          <w:p>
+            <w:r>
+              <w:rPr>
+                <w:sz w:val="20"/>
+              </w:rPr>
+              <w:t>FR-12.4</w:t>
+            </w:r>
+          </w:p>
+        </w:tc>
+        <w:tc>
+          <w:tcPr>
+            <w:tcW w:w="2304" w:type="dxa"/>
+          </w:tcPr>
+          <w:p>
+            <w:r>
+              <w:rPr>
+                <w:sz w:val="20"/>
+              </w:rPr>
+              <w:t>Medium</w:t>
+            </w:r>
+          </w:p>
+        </w:tc>
+      </w:tr>
+    </w:tbl>
+    <w:p>
+      <w:pPr>
+        <w:spacing w:after="120"/>
+      </w:pPr>
+    </w:p>
+    <w:p>
+      <w:pPr>
+        <w:spacing w:after="160"/>
+      </w:pPr>
+      <w:r>
+        <w:rPr>
+          <w:i/>
+        </w:rPr>
+        <w:t xml:space="preserve">All four features are classified as </w:t>
+      </w:r>
+      <w:proofErr w:type="gramStart"/>
+      <w:r>
+        <w:rPr>
+          <w:i/>
+        </w:rPr>
+        <w:t>Medium</w:t>
+      </w:r>
+      <w:proofErr w:type="gramEnd"/>
+      <w:r>
+        <w:rPr>
+          <w:i/>
+        </w:rPr>
+        <w:t xml:space="preserve"> priority: they are not required for the Minimum Viable Product (the core submit → review → decision workflow) but are planned enhancements within the 6-week project scope, to be implemented after core High-priority requirements are complete.</w:t>
+      </w:r>
+    </w:p>
+    <w:p/>
+    <w:p/>
+    <w:p/>
+    <w:p/>
+    <w:p/>
+    <w:p/>
+    <w:p/>
+    <w:p/>
+    <w:p>
+      <w:pPr>
+        <w:pStyle w:val="Heading1"/>
+      </w:pPr>
+      <w:r>
+        <w:lastRenderedPageBreak/>
         <w:t xml:space="preserve">5. </w:t>
       </w:r>
       <w:r>
@@ -1561,10 +10066,10 @@
           <w:noProof/>
         </w:rPr>
         <w:drawing>
-          <wp:inline distT="0" distB="0" distL="0" distR="0" wp14:anchorId="4297FDA1" wp14:editId="4B9D44E5">
-            <wp:extent cx="6221095" cy="5124450"/>
-            <wp:effectExtent l="0" t="0" r="0" b="0"/>
-            <wp:docPr id="663382266" name="Picture 1"/>
+          <wp:inline distT="0" distB="0" distL="0" distR="0" wp14:anchorId="4085C7D7" wp14:editId="2895DA55">
+            <wp:extent cx="6430531" cy="5041900"/>
+            <wp:effectExtent l="0" t="0" r="8890" b="6350"/>
+            <wp:docPr id="884340596" name="Picture 1"/>
             <wp:cNvGraphicFramePr>
               <a:graphicFrameLocks xmlns:a="http://schemas.openxmlformats.org/drawingml/2006/main" noChangeAspect="1"/>
             </wp:cNvGraphicFramePr>
@@ -1578,7 +10083,7 @@
                     </pic:cNvPicPr>
                   </pic:nvPicPr>
                   <pic:blipFill>
-                    <a:blip r:embed="rId5" cstate="print">
+                    <a:blip r:embed="rId7" cstate="print">
                       <a:extLst>
                         <a:ext uri="{28A0092B-C50C-407E-A947-70E740481C1C}">
                           <a14:useLocalDpi xmlns:a14="http://schemas.microsoft.com/office/drawing/2010/main" val="0"/>
@@ -1593,7 +10098,7 @@
                   <pic:spPr bwMode="auto">
                     <a:xfrm>
                       <a:off x="0" y="0"/>
-                      <a:ext cx="6248349" cy="5146900"/>
+                      <a:ext cx="6448673" cy="5056125"/>
                     </a:xfrm>
                     <a:prstGeom prst="rect">
                       <a:avLst/>
@@ -1613,177 +10118,121 @@
     <w:p/>
     <w:p>
       <w:r>
-        <w:lastRenderedPageBreak/>
-        <w:t xml:space="preserve">The KURIC Web Portal follows a </w:t>
-      </w:r>
+        <w:t>The KURIC Web Portal follows a layered, role-based architecture connecting four types of users to a shared backend and database through a common web interface.</w:t>
+      </w:r>
+    </w:p>
+    <w:p/>
+    <w:p>
       <w:r>
         <w:rPr>
           <w:b/>
           <w:bCs/>
         </w:rPr>
-        <w:t>three-layer architecture</w:t>
-      </w:r>
-      <w:r>
-        <w:t>:</w:t>
+        <w:t>Users:</w:t>
+      </w:r>
+      <w:r>
+        <w:t xml:space="preserve"> Four roles interact with the system — Public visitors (browse info, use the chatbot), Researchers (submit and track proposals), Reviewers (evaluate assigned proposals), and KURIC Officers (manage content, reviewers, and appeals).</w:t>
       </w:r>
     </w:p>
     <w:p/>
     <w:p>
-      <w:pPr>
-        <w:numPr>
-          <w:ilvl w:val="0"/>
-          <w:numId w:val="2"/>
-        </w:numPr>
-      </w:pPr>
       <w:r>
         <w:rPr>
           <w:b/>
           <w:bCs/>
         </w:rPr>
-        <w:t>Client Layer</w:t>
-      </w:r>
-      <w:r>
-        <w:t xml:space="preserve"> – The web browser interface used by all four user types (Public, Researcher, Reviewer, and Officer). Each role sees a different view/dashboard based on their login.</w:t>
-      </w:r>
-    </w:p>
-    <w:p>
-      <w:pPr>
-        <w:numPr>
-          <w:ilvl w:val="0"/>
-          <w:numId w:val="2"/>
-        </w:numPr>
-      </w:pPr>
-      <w:r>
+        <w:t>Presentation Layer:</w:t>
+      </w:r>
+      <w:r>
+        <w:t xml:space="preserve"> A React/Next.js frontend styled with Tailwind CSS renders role-specific dashboards, public informational pages, the proposal submission and tracking interface, and the AI chatbot widget.</w:t>
+      </w:r>
+    </w:p>
+    <w:p>
+      <w:pPr>
         <w:rPr>
           <w:b/>
           <w:bCs/>
         </w:rPr>
-        <w:t>Application Layer</w:t>
-      </w:r>
-      <w:r>
-        <w:t xml:space="preserve"> – The backend server (built with Node.js/Express) that handles all logic through REST APIs. It has three main services: </w:t>
-      </w:r>
-    </w:p>
-    <w:p>
-      <w:pPr>
-        <w:numPr>
-          <w:ilvl w:val="1"/>
-          <w:numId w:val="2"/>
-        </w:numPr>
-      </w:pPr>
+      </w:pPr>
+    </w:p>
+    <w:p>
       <w:r>
         <w:rPr>
           <w:b/>
           <w:bCs/>
         </w:rPr>
-        <w:t>Auth Service</w:t>
-      </w:r>
-      <w:r>
-        <w:t xml:space="preserve"> – manages login and role verification</w:t>
-      </w:r>
-    </w:p>
-    <w:p>
-      <w:pPr>
-        <w:numPr>
-          <w:ilvl w:val="1"/>
-          <w:numId w:val="2"/>
-        </w:numPr>
-      </w:pPr>
-      <w:r>
+        <w:t>Application Layer:</w:t>
+      </w:r>
+      <w:r>
+        <w:t xml:space="preserve"> A Node.js/Express backend exposes REST APIs through six services — Authentication &amp; RBAC, Proposal Service, Reviewer &amp; Assignment, Content Service (CMS), Notification Service, and a dedicated AI Service that powers all four AI-driven features.</w:t>
+      </w:r>
+    </w:p>
+    <w:p>
+      <w:pPr>
         <w:rPr>
           <w:b/>
           <w:bCs/>
         </w:rPr>
-        <w:t>Proposal Service</w:t>
-      </w:r>
-      <w:r>
-        <w:t xml:space="preserve"> – handles the full proposal submission and review workflow</w:t>
-      </w:r>
-    </w:p>
-    <w:p>
-      <w:pPr>
-        <w:numPr>
-          <w:ilvl w:val="1"/>
-          <w:numId w:val="2"/>
-        </w:numPr>
-      </w:pPr>
+      </w:pPr>
+    </w:p>
+    <w:p>
       <w:r>
         <w:rPr>
           <w:b/>
           <w:bCs/>
         </w:rPr>
-        <w:t>Content Service</w:t>
-      </w:r>
-      <w:r>
-        <w:t xml:space="preserve"> – manages public content like events, news, and publications</w:t>
-      </w:r>
-    </w:p>
-    <w:p>
-      <w:pPr>
-        <w:numPr>
-          <w:ilvl w:val="0"/>
-          <w:numId w:val="2"/>
-        </w:numPr>
-      </w:pPr>
-      <w:r>
+        <w:t>Data Layer:</w:t>
+      </w:r>
+      <w:r>
+        <w:t xml:space="preserve"> A database (MongoDB/PostgreSQL) stores users, proposals, reviews, content, and AI-generated summaries, while a separate file storage system holds uploaded PDFs and images.</w:t>
+      </w:r>
+    </w:p>
+    <w:p>
+      <w:pPr>
         <w:rPr>
           <w:b/>
           <w:bCs/>
         </w:rPr>
-        <w:t>Data Layer</w:t>
-      </w:r>
-      <w:r>
-        <w:t xml:space="preserve"> – Stores all information permanently, using a </w:t>
-      </w:r>
+      </w:pPr>
+    </w:p>
+    <w:p>
       <w:r>
         <w:rPr>
           <w:b/>
           <w:bCs/>
         </w:rPr>
-        <w:t>Database</w:t>
-      </w:r>
-      <w:r>
-        <w:t xml:space="preserve"> (MongoDB/PostgreSQL) for users, proposals, and content, and </w:t>
-      </w:r>
-      <w:r>
+        <w:t>AI &amp; Intelligence:</w:t>
+      </w:r>
+      <w:r>
+        <w:t xml:space="preserve"> The AI Service calls the Claude API (cloud-based) to power four agentic features — the chatbot, proposal summarizer, reviewer-matching agent, and report generator.</w:t>
+      </w:r>
+    </w:p>
+    <w:p>
+      <w:pPr>
         <w:rPr>
           <w:b/>
           <w:bCs/>
         </w:rPr>
-        <w:t>File Storage</w:t>
-      </w:r>
-      <w:r>
-        <w:t xml:space="preserve"> for uploaded documents (e.g., proposal PDFs).</w:t>
-      </w:r>
-    </w:p>
-    <w:p/>
-    <w:p>
-      <w:r>
-        <w:t xml:space="preserve">The client sends </w:t>
-      </w:r>
+      </w:pPr>
+    </w:p>
+    <w:p>
       <w:r>
         <w:rPr>
           <w:b/>
           <w:bCs/>
         </w:rPr>
-        <w:t>HTTPS requests</w:t>
-      </w:r>
-      <w:r>
-        <w:t xml:space="preserve"> to the application layer, which then queries the database to fetch or update data, and returns the response back to the user.</w:t>
-      </w:r>
-    </w:p>
-    <w:p/>
-    <w:p>
-      <w:r>
-        <w:t>This layered design allows the frontend and backend to be developed independently and communicate only through APIs, making teamwork and future updates easier.</w:t>
-      </w:r>
-    </w:p>
-    <w:p/>
+        <w:t>Human Verification:</w:t>
+      </w:r>
+      <w:r>
+        <w:t xml:space="preserve"> Every AI output (a summary, a match, or a report) passes through human review — a reviewer or officer confirms it before any final decision is recorded. AI assists; it never decides alone.</w:t>
+      </w:r>
+    </w:p>
     <w:p>
       <w:pPr>
         <w:pStyle w:val="Heading1"/>
       </w:pPr>
       <w:r>
+        <w:lastRenderedPageBreak/>
         <w:t xml:space="preserve">6. </w:t>
       </w:r>
       <w:r>
@@ -1909,7 +10358,15 @@
           </w:tcPr>
           <w:p>
             <w:r>
-              <w:t>Define scope/objectives/roles  · Draft SRS document (with role-based requirements) · Set up GitHub repo + README + CONTRIBUTING guidelines</w:t>
+              <w:t>Define scope/objectives/</w:t>
+            </w:r>
+            <w:proofErr w:type="gramStart"/>
+            <w:r>
+              <w:t>roles  ·</w:t>
+            </w:r>
+            <w:proofErr w:type="gramEnd"/>
+            <w:r>
+              <w:t xml:space="preserve"> Draft SRS document (with role-based requirements) · Set up GitHub repo + README + CONTRIBUTING guidelines</w:t>
             </w:r>
           </w:p>
         </w:tc>
@@ -2039,10 +10496,7 @@
         <w:pStyle w:val="Heading1"/>
       </w:pPr>
       <w:r>
-        <w:t>7</w:t>
-      </w:r>
-      <w:r>
-        <w:t>. Technology Summary</w:t>
+        <w:t>7. Technology Summary</w:t>
       </w:r>
     </w:p>
     <w:p>
@@ -2141,11 +10595,7 @@
         <w:pStyle w:val="Heading1"/>
       </w:pPr>
       <w:r>
-        <w:lastRenderedPageBreak/>
-        <w:t>8</w:t>
-      </w:r>
-      <w:r>
-        <w:t>. Acknowledgement</w:t>
+        <w:t>8. Acknowledgement</w:t>
       </w:r>
     </w:p>
     <w:p>
@@ -2156,7 +10606,13 @@
         <w:t>We would like to thank our course instructor for the guidance and the opportunity to design a real, practical system for Khulna University Research and Innovation Center.</w:t>
       </w:r>
       <w:r>
-        <w:t xml:space="preserve"> We studied some previous websites on RIC of BUET(RISE), KUET and MIT. Then with the help of Claude we organized our requirements for KURIC.</w:t>
+        <w:t xml:space="preserve"> We studied some previous websites on RIC of BUET(RISE), KUET and MIT. Then with the help of Claude</w:t>
+      </w:r>
+      <w:r>
+        <w:t>,</w:t>
+      </w:r>
+      <w:r>
+        <w:t xml:space="preserve"> we organized our requirements for KURIC.</w:t>
       </w:r>
     </w:p>
     <w:p>
@@ -2189,6 +10645,44 @@
     </w:sectPr>
   </w:body>
 </w:document>
+</file>
+
+<file path=word/endnotes.xml><?xml version="1.0" encoding="utf-8"?>
+<w:endnotes xmlns:wpc="http://schemas.microsoft.com/office/word/2010/wordprocessingCanvas" xmlns:cx="http://schemas.microsoft.com/office/drawing/2014/chartex" xmlns:cx1="http://schemas.microsoft.com/office/drawing/2015/9/8/chartex" xmlns:cx2="http://schemas.microsoft.com/office/drawing/2015/10/21/chartex" xmlns:cx3="http://schemas.microsoft.com/office/drawing/2016/5/9/chartex" xmlns:cx4="http://schemas.microsoft.com/office/drawing/2016/5/10/chartex" xmlns:cx5="http://schemas.microsoft.com/office/drawing/2016/5/11/chartex" xmlns:cx6="http://schemas.microsoft.com/office/drawing/2016/5/12/chartex" xmlns:cx7="http://schemas.microsoft.com/office/drawing/2016/5/13/chartex" xmlns:cx8="http://schemas.microsoft.com/office/drawing/2016/5/14/chartex" xmlns:mc="http://schemas.openxmlformats.org/markup-compatibility/2006" xmlns:aink="http://schemas.microsoft.com/office/drawing/2016/ink" xmlns:am3d="http://schemas.microsoft.com/office/drawing/2017/model3d" xmlns:o="urn:schemas-microsoft-com:office:office" xmlns:oel="http://schemas.microsoft.com/office/2019/extlst" xmlns:r="http://schemas.openxmlformats.org/officeDocument/2006/relationships" xmlns:m="http://schemas.openxmlformats.org/officeDocument/2006/math" xmlns:v="urn:schemas-microsoft-com:vml" xmlns:wp14="http://schemas.microsoft.com/office/word/2010/wordprocessingDrawing" xmlns:wp="http://schemas.openxmlformats.org/drawingml/2006/wordprocessingDrawing" xmlns:w10="urn:schemas-microsoft-com:office:word" xmlns:w="http://schemas.openxmlformats.org/wordprocessingml/2006/main" xmlns:w14="http://schemas.microsoft.com/office/word/2010/wordml" xmlns:w15="http://schemas.microsoft.com/office/word/2012/wordml" xmlns:w16cei="http://schemas.microsoft.com/office/word/2026/wordml/cei" xmlns:w16cex="http://schemas.microsoft.com/office/word/2018/wordml/cex" xmlns:w16cid="http://schemas.microsoft.com/office/word/2016/wordml/cid" xmlns:w16="http://schemas.microsoft.com/office/word/2018/wordml" xmlns:w16du="http://schemas.microsoft.com/office/word/2023/wordml/word16du" xmlns:w16sdtdh="http://schemas.microsoft.com/office/word/2020/wordml/sdtdatahash" xmlns:w16sdtfl="http://schemas.microsoft.com/office/word/2024/wordml/sdtformatlock" xmlns:w16se="http://schemas.microsoft.com/office/word/2015/wordml/symex" xmlns:wpg="http://schemas.microsoft.com/office/word/2010/wordprocessingGroup" xmlns:wpi="http://schemas.microsoft.com/office/word/2010/wordprocessingInk" xmlns:wne="http://schemas.microsoft.com/office/word/2006/wordml" xmlns:wps="http://schemas.microsoft.com/office/word/2010/wordprocessingShape" mc:Ignorable="w14 w15 w16se w16cid w16 w16cex w16sdtdh w16sdtfl w16du wp14">
+  <w:endnote w:type="separator" w:id="-1">
+    <w:p>
+      <w:r>
+        <w:separator/>
+      </w:r>
+    </w:p>
+  </w:endnote>
+  <w:endnote w:type="continuationSeparator" w:id="0">
+    <w:p>
+      <w:r>
+        <w:continuationSeparator/>
+      </w:r>
+    </w:p>
+  </w:endnote>
+</w:endnotes>
+</file>
+
+<file path=word/footnotes.xml><?xml version="1.0" encoding="utf-8"?>
+<w:footnotes xmlns:wpc="http://schemas.microsoft.com/office/word/2010/wordprocessingCanvas" xmlns:cx="http://schemas.microsoft.com/office/drawing/2014/chartex" xmlns:cx1="http://schemas.microsoft.com/office/drawing/2015/9/8/chartex" xmlns:cx2="http://schemas.microsoft.com/office/drawing/2015/10/21/chartex" xmlns:cx3="http://schemas.microsoft.com/office/drawing/2016/5/9/chartex" xmlns:cx4="http://schemas.microsoft.com/office/drawing/2016/5/10/chartex" xmlns:cx5="http://schemas.microsoft.com/office/drawing/2016/5/11/chartex" xmlns:cx6="http://schemas.microsoft.com/office/drawing/2016/5/12/chartex" xmlns:cx7="http://schemas.microsoft.com/office/drawing/2016/5/13/chartex" xmlns:cx8="http://schemas.microsoft.com/office/drawing/2016/5/14/chartex" xmlns:mc="http://schemas.openxmlformats.org/markup-compatibility/2006" xmlns:aink="http://schemas.microsoft.com/office/drawing/2016/ink" xmlns:am3d="http://schemas.microsoft.com/office/drawing/2017/model3d" xmlns:o="urn:schemas-microsoft-com:office:office" xmlns:oel="http://schemas.microsoft.com/office/2019/extlst" xmlns:r="http://schemas.openxmlformats.org/officeDocument/2006/relationships" xmlns:m="http://schemas.openxmlformats.org/officeDocument/2006/math" xmlns:v="urn:schemas-microsoft-com:vml" xmlns:wp14="http://schemas.microsoft.com/office/word/2010/wordprocessingDrawing" xmlns:wp="http://schemas.openxmlformats.org/drawingml/2006/wordprocessingDrawing" xmlns:w10="urn:schemas-microsoft-com:office:word" xmlns:w="http://schemas.openxmlformats.org/wordprocessingml/2006/main" xmlns:w14="http://schemas.microsoft.com/office/word/2010/wordml" xmlns:w15="http://schemas.microsoft.com/office/word/2012/wordml" xmlns:w16cei="http://schemas.microsoft.com/office/word/2026/wordml/cei" xmlns:w16cex="http://schemas.microsoft.com/office/word/2018/wordml/cex" xmlns:w16cid="http://schemas.microsoft.com/office/word/2016/wordml/cid" xmlns:w16="http://schemas.microsoft.com/office/word/2018/wordml" xmlns:w16du="http://schemas.microsoft.com/office/word/2023/wordml/word16du" xmlns:w16sdtdh="http://schemas.microsoft.com/office/word/2020/wordml/sdtdatahash" xmlns:w16sdtfl="http://schemas.microsoft.com/office/word/2024/wordml/sdtformatlock" xmlns:w16se="http://schemas.microsoft.com/office/word/2015/wordml/symex" xmlns:wpg="http://schemas.microsoft.com/office/word/2010/wordprocessingGroup" xmlns:wpi="http://schemas.microsoft.com/office/word/2010/wordprocessingInk" xmlns:wne="http://schemas.microsoft.com/office/word/2006/wordml" xmlns:wps="http://schemas.microsoft.com/office/word/2010/wordprocessingShape" mc:Ignorable="w14 w15 w16se w16cid w16 w16cex w16sdtdh w16sdtfl w16du wp14">
+  <w:footnote w:type="separator" w:id="-1">
+    <w:p>
+      <w:r>
+        <w:separator/>
+      </w:r>
+    </w:p>
+  </w:footnote>
+  <w:footnote w:type="continuationSeparator" w:id="0">
+    <w:p>
+      <w:r>
+        <w:continuationSeparator/>
+      </w:r>
+    </w:p>
+  </w:footnote>
+</w:footnotes>
 </file>
 
 <file path=word/numbering.xml><?xml version="1.0" encoding="utf-8"?>
@@ -2842,7 +11336,6 @@
   <w:style w:type="paragraph" w:styleId="Heading3">
     <w:name w:val="heading 3"/>
     <w:uiPriority w:val="9"/>
-    <w:semiHidden/>
     <w:unhideWhenUsed/>
     <w:qFormat/>
     <w:pPr>
@@ -3028,6 +11521,60 @@
         <w:insideV w:val="single" w:sz="4" w:space="0" w:color="auto"/>
       </w:tblBorders>
     </w:tblPr>
+  </w:style>
+  <w:style w:type="paragraph" w:styleId="Header">
+    <w:name w:val="header"/>
+    <w:basedOn w:val="Normal"/>
+    <w:link w:val="HeaderChar"/>
+    <w:uiPriority w:val="99"/>
+    <w:unhideWhenUsed/>
+    <w:rsid w:val="00085556"/>
+    <w:pPr>
+      <w:tabs>
+        <w:tab w:val="center" w:pos="4680"/>
+        <w:tab w:val="right" w:pos="9360"/>
+      </w:tabs>
+    </w:pPr>
+    <w:rPr>
+      <w:szCs w:val="26"/>
+    </w:rPr>
+  </w:style>
+  <w:style w:type="character" w:customStyle="1" w:styleId="HeaderChar">
+    <w:name w:val="Header Char"/>
+    <w:basedOn w:val="DefaultParagraphFont"/>
+    <w:link w:val="Header"/>
+    <w:uiPriority w:val="99"/>
+    <w:rsid w:val="00085556"/>
+    <w:rPr>
+      <w:szCs w:val="26"/>
+    </w:rPr>
+  </w:style>
+  <w:style w:type="paragraph" w:styleId="Footer">
+    <w:name w:val="footer"/>
+    <w:basedOn w:val="Normal"/>
+    <w:link w:val="FooterChar"/>
+    <w:uiPriority w:val="99"/>
+    <w:unhideWhenUsed/>
+    <w:rsid w:val="00085556"/>
+    <w:pPr>
+      <w:tabs>
+        <w:tab w:val="center" w:pos="4680"/>
+        <w:tab w:val="right" w:pos="9360"/>
+      </w:tabs>
+    </w:pPr>
+    <w:rPr>
+      <w:szCs w:val="26"/>
+    </w:rPr>
+  </w:style>
+  <w:style w:type="character" w:customStyle="1" w:styleId="FooterChar">
+    <w:name w:val="Footer Char"/>
+    <w:basedOn w:val="DefaultParagraphFont"/>
+    <w:link w:val="Footer"/>
+    <w:uiPriority w:val="99"/>
+    <w:rsid w:val="00085556"/>
+    <w:rPr>
+      <w:szCs w:val="26"/>
+    </w:rPr>
   </w:style>
 </w:styles>
 </file>
